--- a/01_Documentacion/Documentación Técnica.docx
+++ b/01_Documentacion/Documentación Técnica.docx
@@ -833,7 +833,6 @@
         </w:rPr>
         <w:t xml:space="preserve">El sistema </w:t>
       </w:r>
-      <w:proofErr w:type="spellStart"/>
       <w:r>
         <w:rPr>
           <w:rFonts w:ascii="Times New Roman" w:hAnsi="Times New Roman" w:cs="Times New Roman"/>
@@ -842,7 +841,6 @@
         </w:rPr>
         <w:t>OmniRuta</w:t>
       </w:r>
-      <w:proofErr w:type="spellEnd"/>
       <w:r>
         <w:rPr>
           <w:rFonts w:ascii="Times New Roman" w:hAnsi="Times New Roman" w:cs="Times New Roman"/>
@@ -1024,24 +1022,14 @@
       <w:r>
         <w:t xml:space="preserve">Ilustración </w:t>
       </w:r>
-      <w:r>
-        <w:fldChar w:fldCharType="begin"/>
-      </w:r>
-      <w:r>
-        <w:instrText xml:space="preserve"> SEQ Ilustración \* ARABIC </w:instrText>
-      </w:r>
-      <w:r>
-        <w:fldChar w:fldCharType="separate"/>
-      </w:r>
-      <w:r>
-        <w:rPr>
-          <w:noProof/>
-        </w:rPr>
-        <w:t>1</w:t>
-      </w:r>
-      <w:r>
-        <w:fldChar w:fldCharType="end"/>
-      </w:r>
+      <w:fldSimple w:instr=" SEQ Ilustración \* ARABIC ">
+        <w:r>
+          <w:rPr>
+            <w:noProof/>
+          </w:rPr>
+          <w:t>1</w:t>
+        </w:r>
+      </w:fldSimple>
       <w:r>
         <w:t xml:space="preserve"> </w:t>
       </w:r>
@@ -1172,21 +1160,7 @@
           <w:rFonts w:ascii="Times New Roman" w:hAnsi="Times New Roman" w:cs="Times New Roman"/>
         </w:rPr>
         <w:lastRenderedPageBreak/>
-        <w:t xml:space="preserve">atributos no clave (por ejemplo, el departamento no se repite en la tabla Despacho, sino que se referencia a través del </w:t>
-      </w:r>
-      <w:proofErr w:type="spellStart"/>
-      <w:r>
-        <w:rPr>
-          <w:rFonts w:ascii="Times New Roman" w:hAnsi="Times New Roman" w:cs="Times New Roman"/>
-        </w:rPr>
-        <w:t>id_hub</w:t>
-      </w:r>
-      <w:proofErr w:type="spellEnd"/>
-      <w:r>
-        <w:rPr>
-          <w:rFonts w:ascii="Times New Roman" w:hAnsi="Times New Roman" w:cs="Times New Roman"/>
-        </w:rPr>
-        <w:t>).</w:t>
+        <w:t>atributos no clave (por ejemplo, el departamento no se repite en la tabla Despacho, sino que se referencia a través del id_hub).</w:t>
       </w:r>
     </w:p>
     <w:p>
@@ -1264,24 +1238,14 @@
       <w:r>
         <w:t xml:space="preserve">Ilustración </w:t>
       </w:r>
-      <w:r>
-        <w:fldChar w:fldCharType="begin"/>
-      </w:r>
-      <w:r>
-        <w:instrText xml:space="preserve"> SEQ Ilustración \* ARABIC </w:instrText>
-      </w:r>
-      <w:r>
-        <w:fldChar w:fldCharType="separate"/>
-      </w:r>
-      <w:r>
-        <w:rPr>
-          <w:noProof/>
-        </w:rPr>
-        <w:t>2</w:t>
-      </w:r>
-      <w:r>
-        <w:fldChar w:fldCharType="end"/>
-      </w:r>
+      <w:fldSimple w:instr=" SEQ Ilustración \* ARABIC ">
+        <w:r>
+          <w:rPr>
+            <w:noProof/>
+          </w:rPr>
+          <w:t>2</w:t>
+        </w:r>
+      </w:fldSimple>
       <w:r>
         <w:t xml:space="preserve"> Modelo Lógico</w:t>
       </w:r>
@@ -1322,35 +1286,7 @@
         <w:rPr>
           <w:rFonts w:ascii="Times New Roman" w:hAnsi="Times New Roman" w:cs="Times New Roman"/>
         </w:rPr>
-        <w:t xml:space="preserve">La base de datos se ha implementado en Microsoft SQL Server utilizando una arquitectura de almacenamiento físico distribuido en 3 </w:t>
-      </w:r>
-      <w:proofErr w:type="spellStart"/>
-      <w:r>
-        <w:rPr>
-          <w:rFonts w:ascii="Times New Roman" w:hAnsi="Times New Roman" w:cs="Times New Roman"/>
-        </w:rPr>
-        <w:t>Filegroups</w:t>
-      </w:r>
-      <w:proofErr w:type="spellEnd"/>
-      <w:r>
-        <w:rPr>
-          <w:rFonts w:ascii="Times New Roman" w:hAnsi="Times New Roman" w:cs="Times New Roman"/>
-        </w:rPr>
-        <w:t>, con el objetivo de aislar las cargas de trabajo (</w:t>
-      </w:r>
-      <w:proofErr w:type="spellStart"/>
-      <w:r>
-        <w:rPr>
-          <w:rFonts w:ascii="Times New Roman" w:hAnsi="Times New Roman" w:cs="Times New Roman"/>
-        </w:rPr>
-        <w:t>Workloads</w:t>
-      </w:r>
-      <w:proofErr w:type="spellEnd"/>
-      <w:r>
-        <w:rPr>
-          <w:rFonts w:ascii="Times New Roman" w:hAnsi="Times New Roman" w:cs="Times New Roman"/>
-        </w:rPr>
-        <w:t>) y optimizar el rendimiento.</w:t>
+        <w:t>La base de datos se ha implementado en Microsoft SQL Server utilizando una arquitectura de almacenamiento físico distribuido en 3 Filegroups, con el objetivo de aislar las cargas de trabajo (Workloads) y optimizar el rendimiento.</w:t>
       </w:r>
     </w:p>
     <w:p>
@@ -1377,35 +1313,7 @@
         <w:rPr>
           <w:rFonts w:ascii="Times New Roman" w:hAnsi="Times New Roman" w:cs="Times New Roman"/>
         </w:rPr>
-        <w:t xml:space="preserve"> Almacena los metadatos del sistema y todos los catálogos estáticos o de bajo nivel de mutación (</w:t>
-      </w:r>
-      <w:proofErr w:type="spellStart"/>
-      <w:r>
-        <w:rPr>
-          <w:rFonts w:ascii="Times New Roman" w:hAnsi="Times New Roman" w:cs="Times New Roman"/>
-        </w:rPr>
-        <w:t>Hubs</w:t>
-      </w:r>
-      <w:proofErr w:type="spellEnd"/>
-      <w:r>
-        <w:rPr>
-          <w:rFonts w:ascii="Times New Roman" w:hAnsi="Times New Roman" w:cs="Times New Roman"/>
-        </w:rPr>
-        <w:t xml:space="preserve">, Empleados, Catálogos de Direcciones). Su archivo físico es </w:t>
-      </w:r>
-      <w:proofErr w:type="spellStart"/>
-      <w:r>
-        <w:rPr>
-          <w:rFonts w:ascii="Times New Roman" w:hAnsi="Times New Roman" w:cs="Times New Roman"/>
-        </w:rPr>
-        <w:t>OmniRuta_Pri_Data.mdf</w:t>
-      </w:r>
-      <w:proofErr w:type="spellEnd"/>
-      <w:r>
-        <w:rPr>
-          <w:rFonts w:ascii="Times New Roman" w:hAnsi="Times New Roman" w:cs="Times New Roman"/>
-        </w:rPr>
-        <w:t>.</w:t>
+        <w:t xml:space="preserve"> Almacena los metadatos del sistema y todos los catálogos estáticos o de bajo nivel de mutación (Hubs, Empleados, Catálogos de Direcciones). Su archivo físico es OmniRuta_Pri_Data.mdf.</w:t>
       </w:r>
     </w:p>
     <w:p>
@@ -1420,43 +1328,19 @@
           <w:rFonts w:ascii="Times New Roman" w:hAnsi="Times New Roman" w:cs="Times New Roman"/>
         </w:rPr>
       </w:pPr>
-      <w:proofErr w:type="spellStart"/>
       <w:r>
         <w:rPr>
           <w:rFonts w:ascii="Times New Roman" w:hAnsi="Times New Roman" w:cs="Times New Roman"/>
           <w:b/>
           <w:bCs/>
         </w:rPr>
-        <w:t>FG_Transaccional</w:t>
-      </w:r>
-      <w:proofErr w:type="spellEnd"/>
-      <w:r>
-        <w:rPr>
-          <w:rFonts w:ascii="Times New Roman" w:hAnsi="Times New Roman" w:cs="Times New Roman"/>
-          <w:b/>
-          <w:bCs/>
-        </w:rPr>
-        <w:t xml:space="preserve"> (Secundario):</w:t>
+        <w:t>FG_Transaccional (Secundario):</w:t>
       </w:r>
       <w:r>
         <w:rPr>
           <w:rFonts w:ascii="Times New Roman" w:hAnsi="Times New Roman" w:cs="Times New Roman"/>
         </w:rPr>
-        <w:t xml:space="preserve"> </w:t>
-      </w:r>
-      <w:proofErr w:type="spellStart"/>
-      <w:r>
-        <w:rPr>
-          <w:rFonts w:ascii="Times New Roman" w:hAnsi="Times New Roman" w:cs="Times New Roman"/>
-        </w:rPr>
-        <w:t>Filegroup</w:t>
-      </w:r>
-      <w:proofErr w:type="spellEnd"/>
-      <w:r>
-        <w:rPr>
-          <w:rFonts w:ascii="Times New Roman" w:hAnsi="Times New Roman" w:cs="Times New Roman"/>
-        </w:rPr>
-        <w:t xml:space="preserve"> dedicado exclusivamente a las tablas del </w:t>
+        <w:t xml:space="preserve"> Filegroup dedicado exclusivamente a las tablas del </w:t>
       </w:r>
       <w:r>
         <w:rPr>
@@ -1470,35 +1354,7 @@
         <w:rPr>
           <w:rFonts w:ascii="Times New Roman" w:hAnsi="Times New Roman" w:cs="Times New Roman"/>
         </w:rPr>
-        <w:t xml:space="preserve"> del negocio (Despacho, Encomienda, </w:t>
-      </w:r>
-      <w:proofErr w:type="spellStart"/>
-      <w:r>
-        <w:rPr>
-          <w:rFonts w:ascii="Times New Roman" w:hAnsi="Times New Roman" w:cs="Times New Roman"/>
-        </w:rPr>
-        <w:t>ComprobantePago</w:t>
-      </w:r>
-      <w:proofErr w:type="spellEnd"/>
-      <w:r>
-        <w:rPr>
-          <w:rFonts w:ascii="Times New Roman" w:hAnsi="Times New Roman" w:cs="Times New Roman"/>
-        </w:rPr>
-        <w:t xml:space="preserve">). Al separar este volumen en el archivo </w:t>
-      </w:r>
-      <w:proofErr w:type="spellStart"/>
-      <w:r>
-        <w:rPr>
-          <w:rFonts w:ascii="Times New Roman" w:hAnsi="Times New Roman" w:cs="Times New Roman"/>
-        </w:rPr>
-        <w:t>OmniRuta_Trans_Data.ndf</w:t>
-      </w:r>
-      <w:proofErr w:type="spellEnd"/>
-      <w:r>
-        <w:rPr>
-          <w:rFonts w:ascii="Times New Roman" w:hAnsi="Times New Roman" w:cs="Times New Roman"/>
-        </w:rPr>
-        <w:t>, se garantiza fluidez en el registro de nuevas operaciones logísticas.</w:t>
+        <w:t xml:space="preserve"> del negocio (Despacho, Encomienda, ComprobantePago). Al separar este volumen en el archivo OmniRuta_Trans_Data.ndf, se garantiza fluidez en el registro de nuevas operaciones logísticas.</w:t>
       </w:r>
     </w:p>
     <w:p>
@@ -1513,92 +1369,26 @@
           <w:rFonts w:ascii="Times New Roman" w:hAnsi="Times New Roman" w:cs="Times New Roman"/>
         </w:rPr>
       </w:pPr>
-      <w:proofErr w:type="spellStart"/>
       <w:r>
         <w:rPr>
           <w:rFonts w:ascii="Times New Roman" w:hAnsi="Times New Roman" w:cs="Times New Roman"/>
           <w:b/>
           <w:bCs/>
         </w:rPr>
-        <w:t>FG_Historico</w:t>
-      </w:r>
-      <w:proofErr w:type="spellEnd"/>
-      <w:r>
-        <w:rPr>
-          <w:rFonts w:ascii="Times New Roman" w:hAnsi="Times New Roman" w:cs="Times New Roman"/>
-          <w:b/>
-          <w:bCs/>
-        </w:rPr>
-        <w:t xml:space="preserve"> (Secundario):</w:t>
+        <w:t>FG_Historico (Secundario):</w:t>
       </w:r>
       <w:r>
         <w:rPr>
           <w:rFonts w:ascii="Times New Roman" w:hAnsi="Times New Roman" w:cs="Times New Roman"/>
         </w:rPr>
-        <w:t xml:space="preserve"> </w:t>
-      </w:r>
-      <w:proofErr w:type="spellStart"/>
-      <w:r>
-        <w:rPr>
-          <w:rFonts w:ascii="Times New Roman" w:hAnsi="Times New Roman" w:cs="Times New Roman"/>
-        </w:rPr>
-        <w:t>Filegroup</w:t>
-      </w:r>
-      <w:proofErr w:type="spellEnd"/>
-      <w:r>
-        <w:rPr>
-          <w:rFonts w:ascii="Times New Roman" w:hAnsi="Times New Roman" w:cs="Times New Roman"/>
-        </w:rPr>
-        <w:t xml:space="preserve"> de auditoría y tracking. Aloja las tablas Seguimiento y </w:t>
-      </w:r>
-      <w:proofErr w:type="spellStart"/>
-      <w:r>
-        <w:rPr>
-          <w:rFonts w:ascii="Times New Roman" w:hAnsi="Times New Roman" w:cs="Times New Roman"/>
-        </w:rPr>
-        <w:t>EntregaFinal</w:t>
-      </w:r>
-      <w:proofErr w:type="spellEnd"/>
-      <w:r>
-        <w:rPr>
-          <w:rFonts w:ascii="Times New Roman" w:hAnsi="Times New Roman" w:cs="Times New Roman"/>
-        </w:rPr>
-        <w:t xml:space="preserve"> en el archivo </w:t>
-      </w:r>
-      <w:proofErr w:type="spellStart"/>
-      <w:r>
-        <w:rPr>
-          <w:rFonts w:ascii="Times New Roman" w:hAnsi="Times New Roman" w:cs="Times New Roman"/>
-        </w:rPr>
-        <w:t>OmniRuta_Hist_Data.ndf</w:t>
-      </w:r>
-      <w:proofErr w:type="spellEnd"/>
-      <w:r>
-        <w:rPr>
-          <w:rFonts w:ascii="Times New Roman" w:hAnsi="Times New Roman" w:cs="Times New Roman"/>
-        </w:rPr>
-        <w:t xml:space="preserve">. Dado que el </w:t>
+        <w:t xml:space="preserve"> Filegroup de auditoría y tracking. Aloja las tablas Seguimiento y EntregaFinal en el archivo OmniRuta_Hist_Data.ndf. Dado que el </w:t>
       </w:r>
       <w:r>
         <w:rPr>
           <w:rFonts w:ascii="Times New Roman" w:hAnsi="Times New Roman" w:cs="Times New Roman"/>
         </w:rPr>
         <w:lastRenderedPageBreak/>
-        <w:t>seguimiento de paquetes genera una volumetría masiva de datos (</w:t>
-      </w:r>
-      <w:proofErr w:type="spellStart"/>
-      <w:r>
-        <w:rPr>
-          <w:rFonts w:ascii="Times New Roman" w:hAnsi="Times New Roman" w:cs="Times New Roman"/>
-        </w:rPr>
-        <w:t>Insert-Only</w:t>
-      </w:r>
-      <w:proofErr w:type="spellEnd"/>
-      <w:r>
-        <w:rPr>
-          <w:rFonts w:ascii="Times New Roman" w:hAnsi="Times New Roman" w:cs="Times New Roman"/>
-        </w:rPr>
-        <w:t>), este aislamiento físico previene la fragmentación y el bloqueo de la base de datos principal.</w:t>
+        <w:t>seguimiento de paquetes genera una volumetría masiva de datos (Insert-Only), este aislamiento físico previene la fragmentación y el bloqueo de la base de datos principal.</w:t>
       </w:r>
     </w:p>
     <w:p>
@@ -1610,6 +1400,7 @@
       <w:r>
         <w:rPr>
           <w:rFonts w:ascii="Times New Roman" w:hAnsi="Times New Roman" w:cs="Times New Roman"/>
+          <w:noProof/>
         </w:rPr>
         <w:drawing>
           <wp:inline distT="0" distB="0" distL="0" distR="0" wp14:anchorId="215B3C42" wp14:editId="5F1B1548">
@@ -1659,24 +1450,14 @@
       <w:r>
         <w:t xml:space="preserve">Ilustración </w:t>
       </w:r>
-      <w:r>
-        <w:fldChar w:fldCharType="begin"/>
-      </w:r>
-      <w:r>
-        <w:instrText xml:space="preserve"> SEQ Ilustración \* ARABIC </w:instrText>
-      </w:r>
-      <w:r>
-        <w:fldChar w:fldCharType="separate"/>
-      </w:r>
-      <w:r>
-        <w:rPr>
-          <w:noProof/>
-        </w:rPr>
-        <w:t>3</w:t>
-      </w:r>
-      <w:r>
-        <w:fldChar w:fldCharType="end"/>
-      </w:r>
+      <w:fldSimple w:instr=" SEQ Ilustración \* ARABIC ">
+        <w:r>
+          <w:rPr>
+            <w:noProof/>
+          </w:rPr>
+          <w:t>3</w:t>
+        </w:r>
+      </w:fldSimple>
       <w:r>
         <w:t xml:space="preserve"> Parte del Diagrama del Modelo Físico en SQL</w:t>
       </w:r>
@@ -1712,21 +1493,7 @@
         <w:rPr>
           <w:rFonts w:ascii="Times New Roman" w:hAnsi="Times New Roman" w:cs="Times New Roman"/>
         </w:rPr>
-        <w:t>A continuación, se detalla la estructura física de las tablas principales, incluyendo tipos de datos y reglas de validación (</w:t>
-      </w:r>
-      <w:proofErr w:type="spellStart"/>
-      <w:r>
-        <w:rPr>
-          <w:rFonts w:ascii="Times New Roman" w:hAnsi="Times New Roman" w:cs="Times New Roman"/>
-        </w:rPr>
-        <w:t>Constraints</w:t>
-      </w:r>
-      <w:proofErr w:type="spellEnd"/>
-      <w:r>
-        <w:rPr>
-          <w:rFonts w:ascii="Times New Roman" w:hAnsi="Times New Roman" w:cs="Times New Roman"/>
-        </w:rPr>
-        <w:t>) impuestas a nivel de motor de base de datos.</w:t>
+        <w:t>A continuación, se detalla la estructura física de las tablas principales, incluyendo tipos de datos y reglas de validación (Constraints) impuestas a nivel de motor de base de datos.</w:t>
       </w:r>
     </w:p>
     <w:tbl>
@@ -2093,7 +1860,6 @@
                 <w14:ligatures w14:val="none"/>
               </w:rPr>
             </w:pPr>
-            <w:proofErr w:type="spellStart"/>
             <w:r>
               <w:rPr>
                 <w:rFonts w:ascii="Calibri" w:eastAsia="Times New Roman" w:hAnsi="Calibri" w:cs="Calibri"/>
@@ -2106,7 +1872,6 @@
               </w:rPr>
               <w:t>id_agencia</w:t>
             </w:r>
-            <w:proofErr w:type="spellEnd"/>
           </w:p>
         </w:tc>
         <w:tc>
@@ -2372,31 +2137,17 @@
                 <w14:ligatures w14:val="none"/>
               </w:rPr>
             </w:pPr>
-            <w:proofErr w:type="gramStart"/>
-            <w:r>
-              <w:rPr>
-                <w:rFonts w:ascii="Calibri" w:eastAsia="Times New Roman" w:hAnsi="Calibri" w:cs="Calibri"/>
-                <w:color w:val="000000"/>
-                <w:kern w:val="0"/>
-                <w:sz w:val="22"/>
-                <w:szCs w:val="22"/>
-                <w:lang w:eastAsia="es-PE"/>
-                <w14:ligatures w14:val="none"/>
-              </w:rPr>
-              <w:t>VARCHAR(</w:t>
-            </w:r>
-            <w:proofErr w:type="gramEnd"/>
-            <w:r>
-              <w:rPr>
-                <w:rFonts w:ascii="Calibri" w:eastAsia="Times New Roman" w:hAnsi="Calibri" w:cs="Calibri"/>
-                <w:color w:val="000000"/>
-                <w:kern w:val="0"/>
-                <w:sz w:val="22"/>
-                <w:szCs w:val="22"/>
-                <w:lang w:eastAsia="es-PE"/>
-                <w14:ligatures w14:val="none"/>
-              </w:rPr>
-              <w:t>100)</w:t>
+            <w:r>
+              <w:rPr>
+                <w:rFonts w:ascii="Calibri" w:eastAsia="Times New Roman" w:hAnsi="Calibri" w:cs="Calibri"/>
+                <w:color w:val="000000"/>
+                <w:kern w:val="0"/>
+                <w:sz w:val="22"/>
+                <w:szCs w:val="22"/>
+                <w:lang w:eastAsia="es-PE"/>
+                <w14:ligatures w14:val="none"/>
+              </w:rPr>
+              <w:t>VARCHAR(100)</w:t>
             </w:r>
           </w:p>
         </w:tc>
@@ -2568,7 +2319,6 @@
                 <w14:ligatures w14:val="none"/>
               </w:rPr>
             </w:pPr>
-            <w:proofErr w:type="spellStart"/>
             <w:r>
               <w:rPr>
                 <w:rFonts w:ascii="Calibri" w:eastAsia="Times New Roman" w:hAnsi="Calibri" w:cs="Calibri"/>
@@ -2581,7 +2331,6 @@
               </w:rPr>
               <w:t>id_direccion</w:t>
             </w:r>
-            <w:proofErr w:type="spellEnd"/>
           </w:p>
         </w:tc>
         <w:tc>
@@ -2807,7 +2556,6 @@
                 <w14:ligatures w14:val="none"/>
               </w:rPr>
             </w:pPr>
-            <w:proofErr w:type="spellStart"/>
             <w:r>
               <w:rPr>
                 <w:rFonts w:ascii="Calibri" w:eastAsia="Times New Roman" w:hAnsi="Calibri" w:cs="Calibri"/>
@@ -2820,7 +2568,6 @@
               </w:rPr>
               <w:t>id_hub</w:t>
             </w:r>
-            <w:proofErr w:type="spellEnd"/>
           </w:p>
         </w:tc>
         <w:tc>
@@ -3044,7 +2791,6 @@
                 <w14:ligatures w14:val="none"/>
               </w:rPr>
             </w:pPr>
-            <w:proofErr w:type="spellStart"/>
             <w:r>
               <w:rPr>
                 <w:rFonts w:ascii="Calibri" w:eastAsia="Times New Roman" w:hAnsi="Calibri" w:cs="Calibri"/>
@@ -3057,7 +2803,6 @@
               </w:rPr>
               <w:t>id_tipo_agencia</w:t>
             </w:r>
-            <w:proofErr w:type="spellEnd"/>
           </w:p>
         </w:tc>
         <w:tc>
@@ -3505,7 +3250,6 @@
                 <w14:ligatures w14:val="none"/>
               </w:rPr>
             </w:pPr>
-            <w:proofErr w:type="spellStart"/>
             <w:r>
               <w:rPr>
                 <w:rFonts w:ascii="Calibri" w:eastAsia="Times New Roman" w:hAnsi="Calibri" w:cs="Calibri"/>
@@ -3518,7 +3262,6 @@
               </w:rPr>
               <w:t>id_cargo</w:t>
             </w:r>
-            <w:proofErr w:type="spellEnd"/>
           </w:p>
         </w:tc>
         <w:tc>
@@ -3744,7 +3487,6 @@
                 <w14:ligatures w14:val="none"/>
               </w:rPr>
             </w:pPr>
-            <w:proofErr w:type="spellStart"/>
             <w:r>
               <w:rPr>
                 <w:rFonts w:ascii="Calibri" w:eastAsia="Times New Roman" w:hAnsi="Calibri" w:cs="Calibri"/>
@@ -3757,7 +3499,6 @@
               </w:rPr>
               <w:t>descripcion</w:t>
             </w:r>
-            <w:proofErr w:type="spellEnd"/>
           </w:p>
         </w:tc>
         <w:tc>
@@ -3786,31 +3527,17 @@
                 <w14:ligatures w14:val="none"/>
               </w:rPr>
             </w:pPr>
-            <w:proofErr w:type="gramStart"/>
-            <w:r>
-              <w:rPr>
-                <w:rFonts w:ascii="Calibri" w:eastAsia="Times New Roman" w:hAnsi="Calibri" w:cs="Calibri"/>
-                <w:color w:val="000000"/>
-                <w:kern w:val="0"/>
-                <w:sz w:val="22"/>
-                <w:szCs w:val="22"/>
-                <w:lang w:eastAsia="es-PE"/>
-                <w14:ligatures w14:val="none"/>
-              </w:rPr>
-              <w:t>VARCHAR(</w:t>
-            </w:r>
-            <w:proofErr w:type="gramEnd"/>
-            <w:r>
-              <w:rPr>
-                <w:rFonts w:ascii="Calibri" w:eastAsia="Times New Roman" w:hAnsi="Calibri" w:cs="Calibri"/>
-                <w:color w:val="000000"/>
-                <w:kern w:val="0"/>
-                <w:sz w:val="22"/>
-                <w:szCs w:val="22"/>
-                <w:lang w:eastAsia="es-PE"/>
-                <w14:ligatures w14:val="none"/>
-              </w:rPr>
-              <w:t>80)</w:t>
+            <w:r>
+              <w:rPr>
+                <w:rFonts w:ascii="Calibri" w:eastAsia="Times New Roman" w:hAnsi="Calibri" w:cs="Calibri"/>
+                <w:color w:val="000000"/>
+                <w:kern w:val="0"/>
+                <w:sz w:val="22"/>
+                <w:szCs w:val="22"/>
+                <w:lang w:eastAsia="es-PE"/>
+                <w14:ligatures w14:val="none"/>
+              </w:rPr>
+              <w:t>VARCHAR(80)</w:t>
             </w:r>
           </w:p>
         </w:tc>
@@ -3982,7 +3709,6 @@
                 <w14:ligatures w14:val="none"/>
               </w:rPr>
             </w:pPr>
-            <w:proofErr w:type="spellStart"/>
             <w:r>
               <w:rPr>
                 <w:rFonts w:ascii="Calibri" w:eastAsia="Times New Roman" w:hAnsi="Calibri" w:cs="Calibri"/>
@@ -3995,7 +3721,6 @@
               </w:rPr>
               <w:t>id_cliente</w:t>
             </w:r>
-            <w:proofErr w:type="spellEnd"/>
           </w:p>
         </w:tc>
         <w:tc>
@@ -4221,7 +3946,6 @@
                 <w14:ligatures w14:val="none"/>
               </w:rPr>
             </w:pPr>
-            <w:proofErr w:type="spellStart"/>
             <w:r>
               <w:rPr>
                 <w:rFonts w:ascii="Calibri" w:eastAsia="Times New Roman" w:hAnsi="Calibri" w:cs="Calibri"/>
@@ -4234,7 +3958,6 @@
               </w:rPr>
               <w:t>tipo_persona</w:t>
             </w:r>
-            <w:proofErr w:type="spellEnd"/>
           </w:p>
         </w:tc>
         <w:tc>
@@ -4263,31 +3986,17 @@
                 <w14:ligatures w14:val="none"/>
               </w:rPr>
             </w:pPr>
-            <w:proofErr w:type="gramStart"/>
-            <w:r>
-              <w:rPr>
-                <w:rFonts w:ascii="Calibri" w:eastAsia="Times New Roman" w:hAnsi="Calibri" w:cs="Calibri"/>
-                <w:color w:val="000000"/>
-                <w:kern w:val="0"/>
-                <w:sz w:val="22"/>
-                <w:szCs w:val="22"/>
-                <w:lang w:eastAsia="es-PE"/>
-                <w14:ligatures w14:val="none"/>
-              </w:rPr>
-              <w:t>CHAR(</w:t>
-            </w:r>
-            <w:proofErr w:type="gramEnd"/>
-            <w:r>
-              <w:rPr>
-                <w:rFonts w:ascii="Calibri" w:eastAsia="Times New Roman" w:hAnsi="Calibri" w:cs="Calibri"/>
-                <w:color w:val="000000"/>
-                <w:kern w:val="0"/>
-                <w:sz w:val="22"/>
-                <w:szCs w:val="22"/>
-                <w:lang w:eastAsia="es-PE"/>
-                <w14:ligatures w14:val="none"/>
-              </w:rPr>
-              <w:t>1)</w:t>
+            <w:r>
+              <w:rPr>
+                <w:rFonts w:ascii="Calibri" w:eastAsia="Times New Roman" w:hAnsi="Calibri" w:cs="Calibri"/>
+                <w:color w:val="000000"/>
+                <w:kern w:val="0"/>
+                <w:sz w:val="22"/>
+                <w:szCs w:val="22"/>
+                <w:lang w:eastAsia="es-PE"/>
+                <w14:ligatures w14:val="none"/>
+              </w:rPr>
+              <w:t>CHAR(1)</w:t>
             </w:r>
           </w:p>
         </w:tc>
@@ -4501,31 +4210,17 @@
                 <w14:ligatures w14:val="none"/>
               </w:rPr>
             </w:pPr>
-            <w:proofErr w:type="gramStart"/>
-            <w:r>
-              <w:rPr>
-                <w:rFonts w:ascii="Calibri" w:eastAsia="Times New Roman" w:hAnsi="Calibri" w:cs="Calibri"/>
-                <w:color w:val="000000"/>
-                <w:kern w:val="0"/>
-                <w:sz w:val="22"/>
-                <w:szCs w:val="22"/>
-                <w:lang w:eastAsia="es-PE"/>
-                <w14:ligatures w14:val="none"/>
-              </w:rPr>
-              <w:t>VARCHAR(</w:t>
-            </w:r>
-            <w:proofErr w:type="gramEnd"/>
-            <w:r>
-              <w:rPr>
-                <w:rFonts w:ascii="Calibri" w:eastAsia="Times New Roman" w:hAnsi="Calibri" w:cs="Calibri"/>
-                <w:color w:val="000000"/>
-                <w:kern w:val="0"/>
-                <w:sz w:val="22"/>
-                <w:szCs w:val="22"/>
-                <w:lang w:eastAsia="es-PE"/>
-                <w14:ligatures w14:val="none"/>
-              </w:rPr>
-              <w:t>100)</w:t>
+            <w:r>
+              <w:rPr>
+                <w:rFonts w:ascii="Calibri" w:eastAsia="Times New Roman" w:hAnsi="Calibri" w:cs="Calibri"/>
+                <w:color w:val="000000"/>
+                <w:kern w:val="0"/>
+                <w:sz w:val="22"/>
+                <w:szCs w:val="22"/>
+                <w:lang w:eastAsia="es-PE"/>
+                <w14:ligatures w14:val="none"/>
+              </w:rPr>
+              <w:t>VARCHAR(100)</w:t>
             </w:r>
           </w:p>
         </w:tc>
@@ -4738,31 +4433,17 @@
                 <w14:ligatures w14:val="none"/>
               </w:rPr>
             </w:pPr>
-            <w:proofErr w:type="gramStart"/>
-            <w:r>
-              <w:rPr>
-                <w:rFonts w:ascii="Calibri" w:eastAsia="Times New Roman" w:hAnsi="Calibri" w:cs="Calibri"/>
-                <w:color w:val="000000"/>
-                <w:kern w:val="0"/>
-                <w:sz w:val="22"/>
-                <w:szCs w:val="22"/>
-                <w:lang w:eastAsia="es-PE"/>
-                <w14:ligatures w14:val="none"/>
-              </w:rPr>
-              <w:t>VARCHAR(</w:t>
-            </w:r>
-            <w:proofErr w:type="gramEnd"/>
-            <w:r>
-              <w:rPr>
-                <w:rFonts w:ascii="Calibri" w:eastAsia="Times New Roman" w:hAnsi="Calibri" w:cs="Calibri"/>
-                <w:color w:val="000000"/>
-                <w:kern w:val="0"/>
-                <w:sz w:val="22"/>
-                <w:szCs w:val="22"/>
-                <w:lang w:eastAsia="es-PE"/>
-                <w14:ligatures w14:val="none"/>
-              </w:rPr>
-              <w:t>100)</w:t>
+            <w:r>
+              <w:rPr>
+                <w:rFonts w:ascii="Calibri" w:eastAsia="Times New Roman" w:hAnsi="Calibri" w:cs="Calibri"/>
+                <w:color w:val="000000"/>
+                <w:kern w:val="0"/>
+                <w:sz w:val="22"/>
+                <w:szCs w:val="22"/>
+                <w:lang w:eastAsia="es-PE"/>
+                <w14:ligatures w14:val="none"/>
+              </w:rPr>
+              <w:t>VARCHAR(100)</w:t>
             </w:r>
           </w:p>
         </w:tc>
@@ -4934,7 +4615,6 @@
                 <w14:ligatures w14:val="none"/>
               </w:rPr>
             </w:pPr>
-            <w:proofErr w:type="spellStart"/>
             <w:r>
               <w:rPr>
                 <w:rFonts w:ascii="Calibri" w:eastAsia="Times New Roman" w:hAnsi="Calibri" w:cs="Calibri"/>
@@ -4947,7 +4627,6 @@
               </w:rPr>
               <w:t>razon_social</w:t>
             </w:r>
-            <w:proofErr w:type="spellEnd"/>
           </w:p>
         </w:tc>
         <w:tc>
@@ -4977,31 +4656,17 @@
                 <w14:ligatures w14:val="none"/>
               </w:rPr>
             </w:pPr>
-            <w:proofErr w:type="gramStart"/>
-            <w:r>
-              <w:rPr>
-                <w:rFonts w:ascii="Calibri" w:eastAsia="Times New Roman" w:hAnsi="Calibri" w:cs="Calibri"/>
-                <w:color w:val="000000"/>
-                <w:kern w:val="0"/>
-                <w:sz w:val="22"/>
-                <w:szCs w:val="22"/>
-                <w:lang w:eastAsia="es-PE"/>
-                <w14:ligatures w14:val="none"/>
-              </w:rPr>
-              <w:t>VARCHAR(</w:t>
-            </w:r>
-            <w:proofErr w:type="gramEnd"/>
-            <w:r>
-              <w:rPr>
-                <w:rFonts w:ascii="Calibri" w:eastAsia="Times New Roman" w:hAnsi="Calibri" w:cs="Calibri"/>
-                <w:color w:val="000000"/>
-                <w:kern w:val="0"/>
-                <w:sz w:val="22"/>
-                <w:szCs w:val="22"/>
-                <w:lang w:eastAsia="es-PE"/>
-                <w14:ligatures w14:val="none"/>
-              </w:rPr>
-              <w:t>150)</w:t>
+            <w:r>
+              <w:rPr>
+                <w:rFonts w:ascii="Calibri" w:eastAsia="Times New Roman" w:hAnsi="Calibri" w:cs="Calibri"/>
+                <w:color w:val="000000"/>
+                <w:kern w:val="0"/>
+                <w:sz w:val="22"/>
+                <w:szCs w:val="22"/>
+                <w:lang w:eastAsia="es-PE"/>
+                <w14:ligatures w14:val="none"/>
+              </w:rPr>
+              <w:t>VARCHAR(150)</w:t>
             </w:r>
           </w:p>
         </w:tc>
@@ -5174,7 +4839,6 @@
                 <w14:ligatures w14:val="none"/>
               </w:rPr>
             </w:pPr>
-            <w:proofErr w:type="spellStart"/>
             <w:r>
               <w:rPr>
                 <w:rFonts w:ascii="Calibri" w:eastAsia="Times New Roman" w:hAnsi="Calibri" w:cs="Calibri"/>
@@ -5187,7 +4851,6 @@
               </w:rPr>
               <w:t>tipo_documento</w:t>
             </w:r>
-            <w:proofErr w:type="spellEnd"/>
           </w:p>
         </w:tc>
         <w:tc>
@@ -5216,31 +4879,17 @@
                 <w14:ligatures w14:val="none"/>
               </w:rPr>
             </w:pPr>
-            <w:proofErr w:type="gramStart"/>
-            <w:r>
-              <w:rPr>
-                <w:rFonts w:ascii="Calibri" w:eastAsia="Times New Roman" w:hAnsi="Calibri" w:cs="Calibri"/>
-                <w:color w:val="000000"/>
-                <w:kern w:val="0"/>
-                <w:sz w:val="22"/>
-                <w:szCs w:val="22"/>
-                <w:lang w:eastAsia="es-PE"/>
-                <w14:ligatures w14:val="none"/>
-              </w:rPr>
-              <w:t>CHAR(</w:t>
-            </w:r>
-            <w:proofErr w:type="gramEnd"/>
-            <w:r>
-              <w:rPr>
-                <w:rFonts w:ascii="Calibri" w:eastAsia="Times New Roman" w:hAnsi="Calibri" w:cs="Calibri"/>
-                <w:color w:val="000000"/>
-                <w:kern w:val="0"/>
-                <w:sz w:val="22"/>
-                <w:szCs w:val="22"/>
-                <w:lang w:eastAsia="es-PE"/>
-                <w14:ligatures w14:val="none"/>
-              </w:rPr>
-              <w:t>3)</w:t>
+            <w:r>
+              <w:rPr>
+                <w:rFonts w:ascii="Calibri" w:eastAsia="Times New Roman" w:hAnsi="Calibri" w:cs="Calibri"/>
+                <w:color w:val="000000"/>
+                <w:kern w:val="0"/>
+                <w:sz w:val="22"/>
+                <w:szCs w:val="22"/>
+                <w:lang w:eastAsia="es-PE"/>
+                <w14:ligatures w14:val="none"/>
+              </w:rPr>
+              <w:t>CHAR(3)</w:t>
             </w:r>
           </w:p>
         </w:tc>
@@ -5412,7 +5061,6 @@
                 <w14:ligatures w14:val="none"/>
               </w:rPr>
             </w:pPr>
-            <w:proofErr w:type="spellStart"/>
             <w:r>
               <w:rPr>
                 <w:rFonts w:ascii="Calibri" w:eastAsia="Times New Roman" w:hAnsi="Calibri" w:cs="Calibri"/>
@@ -5425,7 +5073,6 @@
               </w:rPr>
               <w:t>num_documento</w:t>
             </w:r>
-            <w:proofErr w:type="spellEnd"/>
           </w:p>
         </w:tc>
         <w:tc>
@@ -5455,31 +5102,17 @@
                 <w14:ligatures w14:val="none"/>
               </w:rPr>
             </w:pPr>
-            <w:proofErr w:type="gramStart"/>
-            <w:r>
-              <w:rPr>
-                <w:rFonts w:ascii="Calibri" w:eastAsia="Times New Roman" w:hAnsi="Calibri" w:cs="Calibri"/>
-                <w:color w:val="000000"/>
-                <w:kern w:val="0"/>
-                <w:sz w:val="22"/>
-                <w:szCs w:val="22"/>
-                <w:lang w:eastAsia="es-PE"/>
-                <w14:ligatures w14:val="none"/>
-              </w:rPr>
-              <w:t>VARCHAR(</w:t>
-            </w:r>
-            <w:proofErr w:type="gramEnd"/>
-            <w:r>
-              <w:rPr>
-                <w:rFonts w:ascii="Calibri" w:eastAsia="Times New Roman" w:hAnsi="Calibri" w:cs="Calibri"/>
-                <w:color w:val="000000"/>
-                <w:kern w:val="0"/>
-                <w:sz w:val="22"/>
-                <w:szCs w:val="22"/>
-                <w:lang w:eastAsia="es-PE"/>
-                <w14:ligatures w14:val="none"/>
-              </w:rPr>
-              <w:t>15)</w:t>
+            <w:r>
+              <w:rPr>
+                <w:rFonts w:ascii="Calibri" w:eastAsia="Times New Roman" w:hAnsi="Calibri" w:cs="Calibri"/>
+                <w:color w:val="000000"/>
+                <w:kern w:val="0"/>
+                <w:sz w:val="22"/>
+                <w:szCs w:val="22"/>
+                <w:lang w:eastAsia="es-PE"/>
+                <w14:ligatures w14:val="none"/>
+              </w:rPr>
+              <w:t>VARCHAR(15)</w:t>
             </w:r>
           </w:p>
         </w:tc>
@@ -5652,7 +5285,6 @@
                 <w14:ligatures w14:val="none"/>
               </w:rPr>
             </w:pPr>
-            <w:proofErr w:type="spellStart"/>
             <w:r>
               <w:rPr>
                 <w:rFonts w:ascii="Calibri" w:eastAsia="Times New Roman" w:hAnsi="Calibri" w:cs="Calibri"/>
@@ -5665,7 +5297,6 @@
               </w:rPr>
               <w:t>id_direccion</w:t>
             </w:r>
-            <w:proofErr w:type="spellEnd"/>
           </w:p>
         </w:tc>
         <w:tc>
@@ -5889,7 +5520,6 @@
                 <w14:ligatures w14:val="none"/>
               </w:rPr>
             </w:pPr>
-            <w:proofErr w:type="spellStart"/>
             <w:r>
               <w:rPr>
                 <w:rFonts w:ascii="Calibri" w:eastAsia="Times New Roman" w:hAnsi="Calibri" w:cs="Calibri"/>
@@ -5902,7 +5532,6 @@
               </w:rPr>
               <w:t>fecha_registro</w:t>
             </w:r>
-            <w:proofErr w:type="spellEnd"/>
           </w:p>
         </w:tc>
         <w:tc>
@@ -6296,7 +5925,6 @@
                 <w14:ligatures w14:val="none"/>
               </w:rPr>
             </w:pPr>
-            <w:proofErr w:type="spellStart"/>
             <w:r>
               <w:rPr>
                 <w:rFonts w:ascii="Calibri" w:eastAsia="Times New Roman" w:hAnsi="Calibri" w:cs="Calibri"/>
@@ -6309,7 +5937,6 @@
               </w:rPr>
               <w:t>ClienteContactoEmergencia</w:t>
             </w:r>
-            <w:proofErr w:type="spellEnd"/>
           </w:p>
         </w:tc>
         <w:tc>
@@ -6339,7 +5966,6 @@
                 <w14:ligatures w14:val="none"/>
               </w:rPr>
             </w:pPr>
-            <w:proofErr w:type="spellStart"/>
             <w:r>
               <w:rPr>
                 <w:rFonts w:ascii="Calibri" w:eastAsia="Times New Roman" w:hAnsi="Calibri" w:cs="Calibri"/>
@@ -6352,7 +5978,6 @@
               </w:rPr>
               <w:t>id_contacto_emerg</w:t>
             </w:r>
-            <w:proofErr w:type="spellEnd"/>
           </w:p>
         </w:tc>
         <w:tc>
@@ -6538,7 +6163,6 @@
                 <w14:ligatures w14:val="none"/>
               </w:rPr>
             </w:pPr>
-            <w:proofErr w:type="spellStart"/>
             <w:r>
               <w:rPr>
                 <w:rFonts w:ascii="Calibri" w:eastAsia="Times New Roman" w:hAnsi="Calibri" w:cs="Calibri"/>
@@ -6551,7 +6175,6 @@
               </w:rPr>
               <w:t>ClienteContactoEmergencia</w:t>
             </w:r>
-            <w:proofErr w:type="spellEnd"/>
           </w:p>
         </w:tc>
         <w:tc>
@@ -6580,7 +6203,6 @@
                 <w14:ligatures w14:val="none"/>
               </w:rPr>
             </w:pPr>
-            <w:proofErr w:type="spellStart"/>
             <w:r>
               <w:rPr>
                 <w:rFonts w:ascii="Calibri" w:eastAsia="Times New Roman" w:hAnsi="Calibri" w:cs="Calibri"/>
@@ -6593,7 +6215,6 @@
               </w:rPr>
               <w:t>id_cliente</w:t>
             </w:r>
-            <w:proofErr w:type="spellEnd"/>
           </w:p>
         </w:tc>
         <w:tc>
@@ -6776,7 +6397,6 @@
                 <w14:ligatures w14:val="none"/>
               </w:rPr>
             </w:pPr>
-            <w:proofErr w:type="spellStart"/>
             <w:r>
               <w:rPr>
                 <w:rFonts w:ascii="Calibri" w:eastAsia="Times New Roman" w:hAnsi="Calibri" w:cs="Calibri"/>
@@ -6789,7 +6409,6 @@
               </w:rPr>
               <w:t>ClienteContactoEmergencia</w:t>
             </w:r>
-            <w:proofErr w:type="spellEnd"/>
           </w:p>
         </w:tc>
         <w:tc>
@@ -6860,31 +6479,17 @@
                 <w14:ligatures w14:val="none"/>
               </w:rPr>
             </w:pPr>
-            <w:proofErr w:type="gramStart"/>
-            <w:r>
-              <w:rPr>
-                <w:rFonts w:ascii="Calibri" w:eastAsia="Times New Roman" w:hAnsi="Calibri" w:cs="Calibri"/>
-                <w:color w:val="000000"/>
-                <w:kern w:val="0"/>
-                <w:sz w:val="22"/>
-                <w:szCs w:val="22"/>
-                <w:lang w:eastAsia="es-PE"/>
-                <w14:ligatures w14:val="none"/>
-              </w:rPr>
-              <w:t>VARCHAR(</w:t>
-            </w:r>
-            <w:proofErr w:type="gramEnd"/>
-            <w:r>
-              <w:rPr>
-                <w:rFonts w:ascii="Calibri" w:eastAsia="Times New Roman" w:hAnsi="Calibri" w:cs="Calibri"/>
-                <w:color w:val="000000"/>
-                <w:kern w:val="0"/>
-                <w:sz w:val="22"/>
-                <w:szCs w:val="22"/>
-                <w:lang w:eastAsia="es-PE"/>
-                <w14:ligatures w14:val="none"/>
-              </w:rPr>
-              <w:t>100)</w:t>
+            <w:r>
+              <w:rPr>
+                <w:rFonts w:ascii="Calibri" w:eastAsia="Times New Roman" w:hAnsi="Calibri" w:cs="Calibri"/>
+                <w:color w:val="000000"/>
+                <w:kern w:val="0"/>
+                <w:sz w:val="22"/>
+                <w:szCs w:val="22"/>
+                <w:lang w:eastAsia="es-PE"/>
+                <w14:ligatures w14:val="none"/>
+              </w:rPr>
+              <w:t>VARCHAR(100)</w:t>
             </w:r>
           </w:p>
         </w:tc>
@@ -7017,7 +6622,6 @@
                 <w14:ligatures w14:val="none"/>
               </w:rPr>
             </w:pPr>
-            <w:proofErr w:type="spellStart"/>
             <w:r>
               <w:rPr>
                 <w:rFonts w:ascii="Calibri" w:eastAsia="Times New Roman" w:hAnsi="Calibri" w:cs="Calibri"/>
@@ -7030,7 +6634,6 @@
               </w:rPr>
               <w:t>ClienteContactoEmergencia</w:t>
             </w:r>
-            <w:proofErr w:type="spellEnd"/>
           </w:p>
         </w:tc>
         <w:tc>
@@ -7099,31 +6702,17 @@
                 <w14:ligatures w14:val="none"/>
               </w:rPr>
             </w:pPr>
-            <w:proofErr w:type="gramStart"/>
-            <w:r>
-              <w:rPr>
-                <w:rFonts w:ascii="Calibri" w:eastAsia="Times New Roman" w:hAnsi="Calibri" w:cs="Calibri"/>
-                <w:color w:val="000000"/>
-                <w:kern w:val="0"/>
-                <w:sz w:val="22"/>
-                <w:szCs w:val="22"/>
-                <w:lang w:eastAsia="es-PE"/>
-                <w14:ligatures w14:val="none"/>
-              </w:rPr>
-              <w:t>VARCHAR(</w:t>
-            </w:r>
-            <w:proofErr w:type="gramEnd"/>
-            <w:r>
-              <w:rPr>
-                <w:rFonts w:ascii="Calibri" w:eastAsia="Times New Roman" w:hAnsi="Calibri" w:cs="Calibri"/>
-                <w:color w:val="000000"/>
-                <w:kern w:val="0"/>
-                <w:sz w:val="22"/>
-                <w:szCs w:val="22"/>
-                <w:lang w:eastAsia="es-PE"/>
-                <w14:ligatures w14:val="none"/>
-              </w:rPr>
-              <w:t>50)</w:t>
+            <w:r>
+              <w:rPr>
+                <w:rFonts w:ascii="Calibri" w:eastAsia="Times New Roman" w:hAnsi="Calibri" w:cs="Calibri"/>
+                <w:color w:val="000000"/>
+                <w:kern w:val="0"/>
+                <w:sz w:val="22"/>
+                <w:szCs w:val="22"/>
+                <w:lang w:eastAsia="es-PE"/>
+                <w14:ligatures w14:val="none"/>
+              </w:rPr>
+              <w:t>VARCHAR(50)</w:t>
             </w:r>
           </w:p>
         </w:tc>
@@ -7254,7 +6843,6 @@
                 <w14:ligatures w14:val="none"/>
               </w:rPr>
             </w:pPr>
-            <w:proofErr w:type="spellStart"/>
             <w:r>
               <w:rPr>
                 <w:rFonts w:ascii="Calibri" w:eastAsia="Times New Roman" w:hAnsi="Calibri" w:cs="Calibri"/>
@@ -7267,7 +6855,6 @@
               </w:rPr>
               <w:t>ClienteContactoEmergencia</w:t>
             </w:r>
-            <w:proofErr w:type="spellEnd"/>
           </w:p>
         </w:tc>
         <w:tc>
@@ -7297,7 +6884,6 @@
                 <w14:ligatures w14:val="none"/>
               </w:rPr>
             </w:pPr>
-            <w:proofErr w:type="spellStart"/>
             <w:r>
               <w:rPr>
                 <w:rFonts w:ascii="Calibri" w:eastAsia="Times New Roman" w:hAnsi="Calibri" w:cs="Calibri"/>
@@ -7310,7 +6896,6 @@
               </w:rPr>
               <w:t>telefono</w:t>
             </w:r>
-            <w:proofErr w:type="spellEnd"/>
           </w:p>
         </w:tc>
         <w:tc>
@@ -7340,31 +6925,17 @@
                 <w14:ligatures w14:val="none"/>
               </w:rPr>
             </w:pPr>
-            <w:proofErr w:type="gramStart"/>
-            <w:r>
-              <w:rPr>
-                <w:rFonts w:ascii="Calibri" w:eastAsia="Times New Roman" w:hAnsi="Calibri" w:cs="Calibri"/>
-                <w:color w:val="000000"/>
-                <w:kern w:val="0"/>
-                <w:sz w:val="22"/>
-                <w:szCs w:val="22"/>
-                <w:lang w:eastAsia="es-PE"/>
-                <w14:ligatures w14:val="none"/>
-              </w:rPr>
-              <w:t>VARCHAR(</w:t>
-            </w:r>
-            <w:proofErr w:type="gramEnd"/>
-            <w:r>
-              <w:rPr>
-                <w:rFonts w:ascii="Calibri" w:eastAsia="Times New Roman" w:hAnsi="Calibri" w:cs="Calibri"/>
-                <w:color w:val="000000"/>
-                <w:kern w:val="0"/>
-                <w:sz w:val="22"/>
-                <w:szCs w:val="22"/>
-                <w:lang w:eastAsia="es-PE"/>
-                <w14:ligatures w14:val="none"/>
-              </w:rPr>
-              <w:t>20)</w:t>
+            <w:r>
+              <w:rPr>
+                <w:rFonts w:ascii="Calibri" w:eastAsia="Times New Roman" w:hAnsi="Calibri" w:cs="Calibri"/>
+                <w:color w:val="000000"/>
+                <w:kern w:val="0"/>
+                <w:sz w:val="22"/>
+                <w:szCs w:val="22"/>
+                <w:lang w:eastAsia="es-PE"/>
+                <w14:ligatures w14:val="none"/>
+              </w:rPr>
+              <w:t>VARCHAR(20)</w:t>
             </w:r>
           </w:p>
         </w:tc>
@@ -7497,7 +7068,6 @@
                 <w14:ligatures w14:val="none"/>
               </w:rPr>
             </w:pPr>
-            <w:proofErr w:type="spellStart"/>
             <w:r>
               <w:rPr>
                 <w:rFonts w:ascii="Calibri" w:eastAsia="Times New Roman" w:hAnsi="Calibri" w:cs="Calibri"/>
@@ -7510,7 +7080,6 @@
               </w:rPr>
               <w:t>ComprobantePago</w:t>
             </w:r>
-            <w:proofErr w:type="spellEnd"/>
           </w:p>
         </w:tc>
         <w:tc>
@@ -7539,7 +7108,6 @@
                 <w14:ligatures w14:val="none"/>
               </w:rPr>
             </w:pPr>
-            <w:proofErr w:type="spellStart"/>
             <w:r>
               <w:rPr>
                 <w:rFonts w:ascii="Calibri" w:eastAsia="Times New Roman" w:hAnsi="Calibri" w:cs="Calibri"/>
@@ -7552,7 +7120,6 @@
               </w:rPr>
               <w:t>id_comprobante</w:t>
             </w:r>
-            <w:proofErr w:type="spellEnd"/>
           </w:p>
         </w:tc>
         <w:tc>
@@ -7735,7 +7302,6 @@
                 <w14:ligatures w14:val="none"/>
               </w:rPr>
             </w:pPr>
-            <w:proofErr w:type="spellStart"/>
             <w:r>
               <w:rPr>
                 <w:rFonts w:ascii="Calibri" w:eastAsia="Times New Roman" w:hAnsi="Calibri" w:cs="Calibri"/>
@@ -7748,7 +7314,6 @@
               </w:rPr>
               <w:t>ComprobantePago</w:t>
             </w:r>
-            <w:proofErr w:type="spellEnd"/>
           </w:p>
         </w:tc>
         <w:tc>
@@ -7778,7 +7343,6 @@
                 <w14:ligatures w14:val="none"/>
               </w:rPr>
             </w:pPr>
-            <w:proofErr w:type="spellStart"/>
             <w:r>
               <w:rPr>
                 <w:rFonts w:ascii="Calibri" w:eastAsia="Times New Roman" w:hAnsi="Calibri" w:cs="Calibri"/>
@@ -7791,7 +7355,6 @@
               </w:rPr>
               <w:t>id_encomienda</w:t>
             </w:r>
-            <w:proofErr w:type="spellEnd"/>
           </w:p>
         </w:tc>
         <w:tc>
@@ -7977,7 +7540,6 @@
                 <w14:ligatures w14:val="none"/>
               </w:rPr>
             </w:pPr>
-            <w:proofErr w:type="spellStart"/>
             <w:r>
               <w:rPr>
                 <w:rFonts w:ascii="Calibri" w:eastAsia="Times New Roman" w:hAnsi="Calibri" w:cs="Calibri"/>
@@ -7990,7 +7552,6 @@
               </w:rPr>
               <w:t>ComprobantePago</w:t>
             </w:r>
-            <w:proofErr w:type="spellEnd"/>
           </w:p>
         </w:tc>
         <w:tc>
@@ -8019,7 +7580,6 @@
                 <w14:ligatures w14:val="none"/>
               </w:rPr>
             </w:pPr>
-            <w:proofErr w:type="spellStart"/>
             <w:r>
               <w:rPr>
                 <w:rFonts w:ascii="Calibri" w:eastAsia="Times New Roman" w:hAnsi="Calibri" w:cs="Calibri"/>
@@ -8032,7 +7592,6 @@
               </w:rPr>
               <w:t>tipo_comprobante</w:t>
             </w:r>
-            <w:proofErr w:type="spellEnd"/>
           </w:p>
         </w:tc>
         <w:tc>
@@ -8061,31 +7620,17 @@
                 <w14:ligatures w14:val="none"/>
               </w:rPr>
             </w:pPr>
-            <w:proofErr w:type="gramStart"/>
-            <w:r>
-              <w:rPr>
-                <w:rFonts w:ascii="Calibri" w:eastAsia="Times New Roman" w:hAnsi="Calibri" w:cs="Calibri"/>
-                <w:color w:val="000000"/>
-                <w:kern w:val="0"/>
-                <w:sz w:val="22"/>
-                <w:szCs w:val="22"/>
-                <w:lang w:eastAsia="es-PE"/>
-                <w14:ligatures w14:val="none"/>
-              </w:rPr>
-              <w:t>CHAR(</w:t>
-            </w:r>
-            <w:proofErr w:type="gramEnd"/>
-            <w:r>
-              <w:rPr>
-                <w:rFonts w:ascii="Calibri" w:eastAsia="Times New Roman" w:hAnsi="Calibri" w:cs="Calibri"/>
-                <w:color w:val="000000"/>
-                <w:kern w:val="0"/>
-                <w:sz w:val="22"/>
-                <w:szCs w:val="22"/>
-                <w:lang w:eastAsia="es-PE"/>
-                <w14:ligatures w14:val="none"/>
-              </w:rPr>
-              <w:t>1)</w:t>
+            <w:r>
+              <w:rPr>
+                <w:rFonts w:ascii="Calibri" w:eastAsia="Times New Roman" w:hAnsi="Calibri" w:cs="Calibri"/>
+                <w:color w:val="000000"/>
+                <w:kern w:val="0"/>
+                <w:sz w:val="22"/>
+                <w:szCs w:val="22"/>
+                <w:lang w:eastAsia="es-PE"/>
+                <w14:ligatures w14:val="none"/>
+              </w:rPr>
+              <w:t>CHAR(1)</w:t>
             </w:r>
           </w:p>
         </w:tc>
@@ -8216,7 +7761,6 @@
                 <w14:ligatures w14:val="none"/>
               </w:rPr>
             </w:pPr>
-            <w:proofErr w:type="spellStart"/>
             <w:r>
               <w:rPr>
                 <w:rFonts w:ascii="Calibri" w:eastAsia="Times New Roman" w:hAnsi="Calibri" w:cs="Calibri"/>
@@ -8229,7 +7773,6 @@
               </w:rPr>
               <w:t>ComprobantePago</w:t>
             </w:r>
-            <w:proofErr w:type="spellEnd"/>
           </w:p>
         </w:tc>
         <w:tc>
@@ -8300,31 +7843,17 @@
                 <w14:ligatures w14:val="none"/>
               </w:rPr>
             </w:pPr>
-            <w:proofErr w:type="gramStart"/>
-            <w:r>
-              <w:rPr>
-                <w:rFonts w:ascii="Calibri" w:eastAsia="Times New Roman" w:hAnsi="Calibri" w:cs="Calibri"/>
-                <w:color w:val="000000"/>
-                <w:kern w:val="0"/>
-                <w:sz w:val="22"/>
-                <w:szCs w:val="22"/>
-                <w:lang w:eastAsia="es-PE"/>
-                <w14:ligatures w14:val="none"/>
-              </w:rPr>
-              <w:t>VARCHAR(</w:t>
-            </w:r>
-            <w:proofErr w:type="gramEnd"/>
-            <w:r>
-              <w:rPr>
-                <w:rFonts w:ascii="Calibri" w:eastAsia="Times New Roman" w:hAnsi="Calibri" w:cs="Calibri"/>
-                <w:color w:val="000000"/>
-                <w:kern w:val="0"/>
-                <w:sz w:val="22"/>
-                <w:szCs w:val="22"/>
-                <w:lang w:eastAsia="es-PE"/>
-                <w14:ligatures w14:val="none"/>
-              </w:rPr>
-              <w:t>4)</w:t>
+            <w:r>
+              <w:rPr>
+                <w:rFonts w:ascii="Calibri" w:eastAsia="Times New Roman" w:hAnsi="Calibri" w:cs="Calibri"/>
+                <w:color w:val="000000"/>
+                <w:kern w:val="0"/>
+                <w:sz w:val="22"/>
+                <w:szCs w:val="22"/>
+                <w:lang w:eastAsia="es-PE"/>
+                <w14:ligatures w14:val="none"/>
+              </w:rPr>
+              <w:t>VARCHAR(4)</w:t>
             </w:r>
           </w:p>
         </w:tc>
@@ -8457,7 +7986,6 @@
                 <w14:ligatures w14:val="none"/>
               </w:rPr>
             </w:pPr>
-            <w:proofErr w:type="spellStart"/>
             <w:r>
               <w:rPr>
                 <w:rFonts w:ascii="Calibri" w:eastAsia="Times New Roman" w:hAnsi="Calibri" w:cs="Calibri"/>
@@ -8470,7 +7998,6 @@
               </w:rPr>
               <w:t>ComprobantePago</w:t>
             </w:r>
-            <w:proofErr w:type="spellEnd"/>
           </w:p>
         </w:tc>
         <w:tc>
@@ -8539,31 +8066,17 @@
                 <w14:ligatures w14:val="none"/>
               </w:rPr>
             </w:pPr>
-            <w:proofErr w:type="gramStart"/>
-            <w:r>
-              <w:rPr>
-                <w:rFonts w:ascii="Calibri" w:eastAsia="Times New Roman" w:hAnsi="Calibri" w:cs="Calibri"/>
-                <w:color w:val="000000"/>
-                <w:kern w:val="0"/>
-                <w:sz w:val="22"/>
-                <w:szCs w:val="22"/>
-                <w:lang w:eastAsia="es-PE"/>
-                <w14:ligatures w14:val="none"/>
-              </w:rPr>
-              <w:t>VARCHAR(</w:t>
-            </w:r>
-            <w:proofErr w:type="gramEnd"/>
-            <w:r>
-              <w:rPr>
-                <w:rFonts w:ascii="Calibri" w:eastAsia="Times New Roman" w:hAnsi="Calibri" w:cs="Calibri"/>
-                <w:color w:val="000000"/>
-                <w:kern w:val="0"/>
-                <w:sz w:val="22"/>
-                <w:szCs w:val="22"/>
-                <w:lang w:eastAsia="es-PE"/>
-                <w14:ligatures w14:val="none"/>
-              </w:rPr>
-              <w:t>8)</w:t>
+            <w:r>
+              <w:rPr>
+                <w:rFonts w:ascii="Calibri" w:eastAsia="Times New Roman" w:hAnsi="Calibri" w:cs="Calibri"/>
+                <w:color w:val="000000"/>
+                <w:kern w:val="0"/>
+                <w:sz w:val="22"/>
+                <w:szCs w:val="22"/>
+                <w:lang w:eastAsia="es-PE"/>
+                <w14:ligatures w14:val="none"/>
+              </w:rPr>
+              <w:t>VARCHAR(8)</w:t>
             </w:r>
           </w:p>
         </w:tc>
@@ -8694,7 +8207,6 @@
                 <w14:ligatures w14:val="none"/>
               </w:rPr>
             </w:pPr>
-            <w:proofErr w:type="spellStart"/>
             <w:r>
               <w:rPr>
                 <w:rFonts w:ascii="Calibri" w:eastAsia="Times New Roman" w:hAnsi="Calibri" w:cs="Calibri"/>
@@ -8707,7 +8219,6 @@
               </w:rPr>
               <w:t>ComprobantePago</w:t>
             </w:r>
-            <w:proofErr w:type="spellEnd"/>
           </w:p>
         </w:tc>
         <w:tc>
@@ -8778,31 +8289,17 @@
                 <w14:ligatures w14:val="none"/>
               </w:rPr>
             </w:pPr>
-            <w:proofErr w:type="gramStart"/>
-            <w:r>
-              <w:rPr>
-                <w:rFonts w:ascii="Calibri" w:eastAsia="Times New Roman" w:hAnsi="Calibri" w:cs="Calibri"/>
-                <w:color w:val="000000"/>
-                <w:kern w:val="0"/>
-                <w:sz w:val="22"/>
-                <w:szCs w:val="22"/>
-                <w:lang w:eastAsia="es-PE"/>
-                <w14:ligatures w14:val="none"/>
-              </w:rPr>
-              <w:t>DECIMAL(</w:t>
-            </w:r>
-            <w:proofErr w:type="gramEnd"/>
-            <w:r>
-              <w:rPr>
-                <w:rFonts w:ascii="Calibri" w:eastAsia="Times New Roman" w:hAnsi="Calibri" w:cs="Calibri"/>
-                <w:color w:val="000000"/>
-                <w:kern w:val="0"/>
-                <w:sz w:val="22"/>
-                <w:szCs w:val="22"/>
-                <w:lang w:eastAsia="es-PE"/>
-                <w14:ligatures w14:val="none"/>
-              </w:rPr>
-              <w:t>10,2)</w:t>
+            <w:r>
+              <w:rPr>
+                <w:rFonts w:ascii="Calibri" w:eastAsia="Times New Roman" w:hAnsi="Calibri" w:cs="Calibri"/>
+                <w:color w:val="000000"/>
+                <w:kern w:val="0"/>
+                <w:sz w:val="22"/>
+                <w:szCs w:val="22"/>
+                <w:lang w:eastAsia="es-PE"/>
+                <w14:ligatures w14:val="none"/>
+              </w:rPr>
+              <w:t>DECIMAL(10,2)</w:t>
             </w:r>
           </w:p>
         </w:tc>
@@ -8935,7 +8432,6 @@
                 <w14:ligatures w14:val="none"/>
               </w:rPr>
             </w:pPr>
-            <w:proofErr w:type="spellStart"/>
             <w:r>
               <w:rPr>
                 <w:rFonts w:ascii="Calibri" w:eastAsia="Times New Roman" w:hAnsi="Calibri" w:cs="Calibri"/>
@@ -8948,7 +8444,6 @@
               </w:rPr>
               <w:t>ComprobantePago</w:t>
             </w:r>
-            <w:proofErr w:type="spellEnd"/>
           </w:p>
         </w:tc>
         <w:tc>
@@ -8977,7 +8472,6 @@
                 <w14:ligatures w14:val="none"/>
               </w:rPr>
             </w:pPr>
-            <w:proofErr w:type="spellStart"/>
             <w:r>
               <w:rPr>
                 <w:rFonts w:ascii="Calibri" w:eastAsia="Times New Roman" w:hAnsi="Calibri" w:cs="Calibri"/>
@@ -8990,7 +8484,6 @@
               </w:rPr>
               <w:t>porcentaje_igv</w:t>
             </w:r>
-            <w:proofErr w:type="spellEnd"/>
           </w:p>
         </w:tc>
         <w:tc>
@@ -9019,31 +8512,17 @@
                 <w14:ligatures w14:val="none"/>
               </w:rPr>
             </w:pPr>
-            <w:proofErr w:type="gramStart"/>
-            <w:r>
-              <w:rPr>
-                <w:rFonts w:ascii="Calibri" w:eastAsia="Times New Roman" w:hAnsi="Calibri" w:cs="Calibri"/>
-                <w:color w:val="000000"/>
-                <w:kern w:val="0"/>
-                <w:sz w:val="22"/>
-                <w:szCs w:val="22"/>
-                <w:lang w:eastAsia="es-PE"/>
-                <w14:ligatures w14:val="none"/>
-              </w:rPr>
-              <w:t>DECIMAL(</w:t>
-            </w:r>
-            <w:proofErr w:type="gramEnd"/>
-            <w:r>
-              <w:rPr>
-                <w:rFonts w:ascii="Calibri" w:eastAsia="Times New Roman" w:hAnsi="Calibri" w:cs="Calibri"/>
-                <w:color w:val="000000"/>
-                <w:kern w:val="0"/>
-                <w:sz w:val="22"/>
-                <w:szCs w:val="22"/>
-                <w:lang w:eastAsia="es-PE"/>
-                <w14:ligatures w14:val="none"/>
-              </w:rPr>
-              <w:t>5,2)</w:t>
+            <w:r>
+              <w:rPr>
+                <w:rFonts w:ascii="Calibri" w:eastAsia="Times New Roman" w:hAnsi="Calibri" w:cs="Calibri"/>
+                <w:color w:val="000000"/>
+                <w:kern w:val="0"/>
+                <w:sz w:val="22"/>
+                <w:szCs w:val="22"/>
+                <w:lang w:eastAsia="es-PE"/>
+                <w14:ligatures w14:val="none"/>
+              </w:rPr>
+              <w:t>DECIMAL(5,2)</w:t>
             </w:r>
           </w:p>
         </w:tc>
@@ -9174,7 +8653,6 @@
                 <w14:ligatures w14:val="none"/>
               </w:rPr>
             </w:pPr>
-            <w:proofErr w:type="spellStart"/>
             <w:r>
               <w:rPr>
                 <w:rFonts w:ascii="Calibri" w:eastAsia="Times New Roman" w:hAnsi="Calibri" w:cs="Calibri"/>
@@ -9187,7 +8665,6 @@
               </w:rPr>
               <w:t>ComprobantePago</w:t>
             </w:r>
-            <w:proofErr w:type="spellEnd"/>
           </w:p>
         </w:tc>
         <w:tc>
@@ -9217,7 +8694,6 @@
                 <w14:ligatures w14:val="none"/>
               </w:rPr>
             </w:pPr>
-            <w:proofErr w:type="spellStart"/>
             <w:r>
               <w:rPr>
                 <w:rFonts w:ascii="Calibri" w:eastAsia="Times New Roman" w:hAnsi="Calibri" w:cs="Calibri"/>
@@ -9230,7 +8706,6 @@
               </w:rPr>
               <w:t>id_metodo_pago</w:t>
             </w:r>
-            <w:proofErr w:type="spellEnd"/>
           </w:p>
         </w:tc>
         <w:tc>
@@ -9416,7 +8891,6 @@
                 <w14:ligatures w14:val="none"/>
               </w:rPr>
             </w:pPr>
-            <w:proofErr w:type="spellStart"/>
             <w:r>
               <w:rPr>
                 <w:rFonts w:ascii="Calibri" w:eastAsia="Times New Roman" w:hAnsi="Calibri" w:cs="Calibri"/>
@@ -9429,7 +8903,6 @@
               </w:rPr>
               <w:t>ComprobantePago</w:t>
             </w:r>
-            <w:proofErr w:type="spellEnd"/>
           </w:p>
         </w:tc>
         <w:tc>
@@ -9458,7 +8931,6 @@
                 <w14:ligatures w14:val="none"/>
               </w:rPr>
             </w:pPr>
-            <w:proofErr w:type="spellStart"/>
             <w:r>
               <w:rPr>
                 <w:rFonts w:ascii="Calibri" w:eastAsia="Times New Roman" w:hAnsi="Calibri" w:cs="Calibri"/>
@@ -9471,7 +8943,6 @@
               </w:rPr>
               <w:t>fecha_emision</w:t>
             </w:r>
-            <w:proofErr w:type="spellEnd"/>
           </w:p>
         </w:tc>
         <w:tc>
@@ -9641,7 +9112,6 @@
                 <w14:ligatures w14:val="none"/>
               </w:rPr>
             </w:pPr>
-            <w:proofErr w:type="spellStart"/>
             <w:r>
               <w:rPr>
                 <w:rFonts w:ascii="Calibri" w:eastAsia="Times New Roman" w:hAnsi="Calibri" w:cs="Calibri"/>
@@ -9654,7 +9124,6 @@
               </w:rPr>
               <w:t>ContactoCliente</w:t>
             </w:r>
-            <w:proofErr w:type="spellEnd"/>
           </w:p>
         </w:tc>
         <w:tc>
@@ -9684,7 +9153,6 @@
                 <w14:ligatures w14:val="none"/>
               </w:rPr>
             </w:pPr>
-            <w:proofErr w:type="spellStart"/>
             <w:r>
               <w:rPr>
                 <w:rFonts w:ascii="Calibri" w:eastAsia="Times New Roman" w:hAnsi="Calibri" w:cs="Calibri"/>
@@ -9697,7 +9165,6 @@
               </w:rPr>
               <w:t>id_contacto</w:t>
             </w:r>
-            <w:proofErr w:type="spellEnd"/>
           </w:p>
         </w:tc>
         <w:tc>
@@ -9883,7 +9350,6 @@
                 <w14:ligatures w14:val="none"/>
               </w:rPr>
             </w:pPr>
-            <w:proofErr w:type="spellStart"/>
             <w:r>
               <w:rPr>
                 <w:rFonts w:ascii="Calibri" w:eastAsia="Times New Roman" w:hAnsi="Calibri" w:cs="Calibri"/>
@@ -9896,7 +9362,6 @@
               </w:rPr>
               <w:t>ContactoCliente</w:t>
             </w:r>
-            <w:proofErr w:type="spellEnd"/>
           </w:p>
         </w:tc>
         <w:tc>
@@ -9925,7 +9390,6 @@
                 <w14:ligatures w14:val="none"/>
               </w:rPr>
             </w:pPr>
-            <w:proofErr w:type="spellStart"/>
             <w:r>
               <w:rPr>
                 <w:rFonts w:ascii="Calibri" w:eastAsia="Times New Roman" w:hAnsi="Calibri" w:cs="Calibri"/>
@@ -9938,7 +9402,6 @@
               </w:rPr>
               <w:t>id_cliente</w:t>
             </w:r>
-            <w:proofErr w:type="spellEnd"/>
           </w:p>
         </w:tc>
         <w:tc>
@@ -10121,7 +9584,6 @@
                 <w14:ligatures w14:val="none"/>
               </w:rPr>
             </w:pPr>
-            <w:proofErr w:type="spellStart"/>
             <w:r>
               <w:rPr>
                 <w:rFonts w:ascii="Calibri" w:eastAsia="Times New Roman" w:hAnsi="Calibri" w:cs="Calibri"/>
@@ -10134,7 +9596,6 @@
               </w:rPr>
               <w:t>ContactoCliente</w:t>
             </w:r>
-            <w:proofErr w:type="spellEnd"/>
           </w:p>
         </w:tc>
         <w:tc>
@@ -10164,7 +9625,6 @@
                 <w14:ligatures w14:val="none"/>
               </w:rPr>
             </w:pPr>
-            <w:proofErr w:type="spellStart"/>
             <w:r>
               <w:rPr>
                 <w:rFonts w:ascii="Calibri" w:eastAsia="Times New Roman" w:hAnsi="Calibri" w:cs="Calibri"/>
@@ -10177,7 +9637,6 @@
               </w:rPr>
               <w:t>tipo_contacto</w:t>
             </w:r>
-            <w:proofErr w:type="spellEnd"/>
           </w:p>
         </w:tc>
         <w:tc>
@@ -10207,31 +9666,17 @@
                 <w14:ligatures w14:val="none"/>
               </w:rPr>
             </w:pPr>
-            <w:proofErr w:type="gramStart"/>
-            <w:r>
-              <w:rPr>
-                <w:rFonts w:ascii="Calibri" w:eastAsia="Times New Roman" w:hAnsi="Calibri" w:cs="Calibri"/>
-                <w:color w:val="000000"/>
-                <w:kern w:val="0"/>
-                <w:sz w:val="22"/>
-                <w:szCs w:val="22"/>
-                <w:lang w:eastAsia="es-PE"/>
-                <w14:ligatures w14:val="none"/>
-              </w:rPr>
-              <w:t>VARCHAR(</w:t>
-            </w:r>
-            <w:proofErr w:type="gramEnd"/>
-            <w:r>
-              <w:rPr>
-                <w:rFonts w:ascii="Calibri" w:eastAsia="Times New Roman" w:hAnsi="Calibri" w:cs="Calibri"/>
-                <w:color w:val="000000"/>
-                <w:kern w:val="0"/>
-                <w:sz w:val="22"/>
-                <w:szCs w:val="22"/>
-                <w:lang w:eastAsia="es-PE"/>
-                <w14:ligatures w14:val="none"/>
-              </w:rPr>
-              <w:t>20)</w:t>
+            <w:r>
+              <w:rPr>
+                <w:rFonts w:ascii="Calibri" w:eastAsia="Times New Roman" w:hAnsi="Calibri" w:cs="Calibri"/>
+                <w:color w:val="000000"/>
+                <w:kern w:val="0"/>
+                <w:sz w:val="22"/>
+                <w:szCs w:val="22"/>
+                <w:lang w:eastAsia="es-PE"/>
+                <w14:ligatures w14:val="none"/>
+              </w:rPr>
+              <w:t>VARCHAR(20)</w:t>
             </w:r>
           </w:p>
         </w:tc>
@@ -10364,7 +9809,6 @@
                 <w14:ligatures w14:val="none"/>
               </w:rPr>
             </w:pPr>
-            <w:proofErr w:type="spellStart"/>
             <w:r>
               <w:rPr>
                 <w:rFonts w:ascii="Calibri" w:eastAsia="Times New Roman" w:hAnsi="Calibri" w:cs="Calibri"/>
@@ -10377,7 +9821,6 @@
               </w:rPr>
               <w:t>ContactoCliente</w:t>
             </w:r>
-            <w:proofErr w:type="spellEnd"/>
           </w:p>
         </w:tc>
         <w:tc>
@@ -10446,31 +9889,17 @@
                 <w14:ligatures w14:val="none"/>
               </w:rPr>
             </w:pPr>
-            <w:proofErr w:type="gramStart"/>
-            <w:r>
-              <w:rPr>
-                <w:rFonts w:ascii="Calibri" w:eastAsia="Times New Roman" w:hAnsi="Calibri" w:cs="Calibri"/>
-                <w:color w:val="000000"/>
-                <w:kern w:val="0"/>
-                <w:sz w:val="22"/>
-                <w:szCs w:val="22"/>
-                <w:lang w:eastAsia="es-PE"/>
-                <w14:ligatures w14:val="none"/>
-              </w:rPr>
-              <w:t>VARCHAR(</w:t>
-            </w:r>
-            <w:proofErr w:type="gramEnd"/>
-            <w:r>
-              <w:rPr>
-                <w:rFonts w:ascii="Calibri" w:eastAsia="Times New Roman" w:hAnsi="Calibri" w:cs="Calibri"/>
-                <w:color w:val="000000"/>
-                <w:kern w:val="0"/>
-                <w:sz w:val="22"/>
-                <w:szCs w:val="22"/>
-                <w:lang w:eastAsia="es-PE"/>
-                <w14:ligatures w14:val="none"/>
-              </w:rPr>
-              <w:t>100)</w:t>
+            <w:r>
+              <w:rPr>
+                <w:rFonts w:ascii="Calibri" w:eastAsia="Times New Roman" w:hAnsi="Calibri" w:cs="Calibri"/>
+                <w:color w:val="000000"/>
+                <w:kern w:val="0"/>
+                <w:sz w:val="22"/>
+                <w:szCs w:val="22"/>
+                <w:lang w:eastAsia="es-PE"/>
+                <w14:ligatures w14:val="none"/>
+              </w:rPr>
+              <w:t>VARCHAR(100)</w:t>
             </w:r>
           </w:p>
         </w:tc>
@@ -10601,7 +10030,6 @@
                 <w14:ligatures w14:val="none"/>
               </w:rPr>
             </w:pPr>
-            <w:proofErr w:type="spellStart"/>
             <w:r>
               <w:rPr>
                 <w:rFonts w:ascii="Calibri" w:eastAsia="Times New Roman" w:hAnsi="Calibri" w:cs="Calibri"/>
@@ -10614,7 +10042,6 @@
               </w:rPr>
               <w:t>ContactoCliente</w:t>
             </w:r>
-            <w:proofErr w:type="spellEnd"/>
           </w:p>
         </w:tc>
         <w:tc>
@@ -10868,7 +10295,6 @@
                 <w14:ligatures w14:val="none"/>
               </w:rPr>
             </w:pPr>
-            <w:proofErr w:type="spellStart"/>
             <w:r>
               <w:rPr>
                 <w:rFonts w:ascii="Calibri" w:eastAsia="Times New Roman" w:hAnsi="Calibri" w:cs="Calibri"/>
@@ -10881,7 +10307,6 @@
               </w:rPr>
               <w:t>id_departamento</w:t>
             </w:r>
-            <w:proofErr w:type="spellEnd"/>
           </w:p>
         </w:tc>
         <w:tc>
@@ -11146,31 +10571,17 @@
                 <w14:ligatures w14:val="none"/>
               </w:rPr>
             </w:pPr>
-            <w:proofErr w:type="gramStart"/>
-            <w:r>
-              <w:rPr>
-                <w:rFonts w:ascii="Calibri" w:eastAsia="Times New Roman" w:hAnsi="Calibri" w:cs="Calibri"/>
-                <w:color w:val="000000"/>
-                <w:kern w:val="0"/>
-                <w:sz w:val="22"/>
-                <w:szCs w:val="22"/>
-                <w:lang w:eastAsia="es-PE"/>
-                <w14:ligatures w14:val="none"/>
-              </w:rPr>
-              <w:t>VARCHAR(</w:t>
-            </w:r>
-            <w:proofErr w:type="gramEnd"/>
-            <w:r>
-              <w:rPr>
-                <w:rFonts w:ascii="Calibri" w:eastAsia="Times New Roman" w:hAnsi="Calibri" w:cs="Calibri"/>
-                <w:color w:val="000000"/>
-                <w:kern w:val="0"/>
-                <w:sz w:val="22"/>
-                <w:szCs w:val="22"/>
-                <w:lang w:eastAsia="es-PE"/>
-                <w14:ligatures w14:val="none"/>
-              </w:rPr>
-              <w:t>80)</w:t>
+            <w:r>
+              <w:rPr>
+                <w:rFonts w:ascii="Calibri" w:eastAsia="Times New Roman" w:hAnsi="Calibri" w:cs="Calibri"/>
+                <w:color w:val="000000"/>
+                <w:kern w:val="0"/>
+                <w:sz w:val="22"/>
+                <w:szCs w:val="22"/>
+                <w:lang w:eastAsia="es-PE"/>
+                <w14:ligatures w14:val="none"/>
+              </w:rPr>
+              <w:t>VARCHAR(80)</w:t>
             </w:r>
           </w:p>
         </w:tc>
@@ -11343,7 +10754,6 @@
                 <w14:ligatures w14:val="none"/>
               </w:rPr>
             </w:pPr>
-            <w:proofErr w:type="spellStart"/>
             <w:r>
               <w:rPr>
                 <w:rFonts w:ascii="Calibri" w:eastAsia="Times New Roman" w:hAnsi="Calibri" w:cs="Calibri"/>
@@ -11356,7 +10766,6 @@
               </w:rPr>
               <w:t>codigo_ubigeo</w:t>
             </w:r>
-            <w:proofErr w:type="spellEnd"/>
           </w:p>
         </w:tc>
         <w:tc>
@@ -11385,31 +10794,17 @@
                 <w14:ligatures w14:val="none"/>
               </w:rPr>
             </w:pPr>
-            <w:proofErr w:type="gramStart"/>
-            <w:r>
-              <w:rPr>
-                <w:rFonts w:ascii="Calibri" w:eastAsia="Times New Roman" w:hAnsi="Calibri" w:cs="Calibri"/>
-                <w:color w:val="000000"/>
-                <w:kern w:val="0"/>
-                <w:sz w:val="22"/>
-                <w:szCs w:val="22"/>
-                <w:lang w:eastAsia="es-PE"/>
-                <w14:ligatures w14:val="none"/>
-              </w:rPr>
-              <w:t>CHAR(</w:t>
-            </w:r>
-            <w:proofErr w:type="gramEnd"/>
-            <w:r>
-              <w:rPr>
-                <w:rFonts w:ascii="Calibri" w:eastAsia="Times New Roman" w:hAnsi="Calibri" w:cs="Calibri"/>
-                <w:color w:val="000000"/>
-                <w:kern w:val="0"/>
-                <w:sz w:val="22"/>
-                <w:szCs w:val="22"/>
-                <w:lang w:eastAsia="es-PE"/>
-                <w14:ligatures w14:val="none"/>
-              </w:rPr>
-              <w:t>2)</w:t>
+            <w:r>
+              <w:rPr>
+                <w:rFonts w:ascii="Calibri" w:eastAsia="Times New Roman" w:hAnsi="Calibri" w:cs="Calibri"/>
+                <w:color w:val="000000"/>
+                <w:kern w:val="0"/>
+                <w:sz w:val="22"/>
+                <w:szCs w:val="22"/>
+                <w:lang w:eastAsia="es-PE"/>
+                <w14:ligatures w14:val="none"/>
+              </w:rPr>
+              <w:t>CHAR(2)</w:t>
             </w:r>
           </w:p>
         </w:tc>
@@ -11581,7 +10976,6 @@
                 <w14:ligatures w14:val="none"/>
               </w:rPr>
             </w:pPr>
-            <w:proofErr w:type="spellStart"/>
             <w:r>
               <w:rPr>
                 <w:rFonts w:ascii="Calibri" w:eastAsia="Times New Roman" w:hAnsi="Calibri" w:cs="Calibri"/>
@@ -11594,7 +10988,6 @@
               </w:rPr>
               <w:t>id_despacho</w:t>
             </w:r>
-            <w:proofErr w:type="spellEnd"/>
           </w:p>
         </w:tc>
         <w:tc>
@@ -11820,7 +11213,6 @@
                 <w14:ligatures w14:val="none"/>
               </w:rPr>
             </w:pPr>
-            <w:proofErr w:type="spellStart"/>
             <w:r>
               <w:rPr>
                 <w:rFonts w:ascii="Calibri" w:eastAsia="Times New Roman" w:hAnsi="Calibri" w:cs="Calibri"/>
@@ -11833,7 +11225,6 @@
               </w:rPr>
               <w:t>id_vehiculo</w:t>
             </w:r>
-            <w:proofErr w:type="spellEnd"/>
           </w:p>
         </w:tc>
         <w:tc>
@@ -12057,7 +11448,6 @@
                 <w14:ligatures w14:val="none"/>
               </w:rPr>
             </w:pPr>
-            <w:proofErr w:type="spellStart"/>
             <w:r>
               <w:rPr>
                 <w:rFonts w:ascii="Calibri" w:eastAsia="Times New Roman" w:hAnsi="Calibri" w:cs="Calibri"/>
@@ -12070,7 +11460,6 @@
               </w:rPr>
               <w:t>id_empleado_conductor</w:t>
             </w:r>
-            <w:proofErr w:type="spellEnd"/>
           </w:p>
         </w:tc>
         <w:tc>
@@ -12296,7 +11685,6 @@
                 <w14:ligatures w14:val="none"/>
               </w:rPr>
             </w:pPr>
-            <w:proofErr w:type="spellStart"/>
             <w:r>
               <w:rPr>
                 <w:rFonts w:ascii="Calibri" w:eastAsia="Times New Roman" w:hAnsi="Calibri" w:cs="Calibri"/>
@@ -12309,7 +11697,6 @@
               </w:rPr>
               <w:t>id_hub_origen</w:t>
             </w:r>
-            <w:proofErr w:type="spellEnd"/>
           </w:p>
         </w:tc>
         <w:tc>
@@ -12533,7 +11920,6 @@
                 <w14:ligatures w14:val="none"/>
               </w:rPr>
             </w:pPr>
-            <w:proofErr w:type="spellStart"/>
             <w:r>
               <w:rPr>
                 <w:rFonts w:ascii="Calibri" w:eastAsia="Times New Roman" w:hAnsi="Calibri" w:cs="Calibri"/>
@@ -12546,7 +11932,6 @@
               </w:rPr>
               <w:t>id_hub_destino</w:t>
             </w:r>
-            <w:proofErr w:type="spellEnd"/>
           </w:p>
         </w:tc>
         <w:tc>
@@ -12772,7 +12157,6 @@
                 <w14:ligatures w14:val="none"/>
               </w:rPr>
             </w:pPr>
-            <w:proofErr w:type="spellStart"/>
             <w:r>
               <w:rPr>
                 <w:rFonts w:ascii="Calibri" w:eastAsia="Times New Roman" w:hAnsi="Calibri" w:cs="Calibri"/>
@@ -12785,7 +12169,6 @@
               </w:rPr>
               <w:t>fecha_hora_salida</w:t>
             </w:r>
-            <w:proofErr w:type="spellEnd"/>
           </w:p>
         </w:tc>
         <w:tc>
@@ -12996,7 +12379,6 @@
                 <w14:ligatures w14:val="none"/>
               </w:rPr>
             </w:pPr>
-            <w:proofErr w:type="spellStart"/>
             <w:r>
               <w:rPr>
                 <w:rFonts w:ascii="Calibri" w:eastAsia="Times New Roman" w:hAnsi="Calibri" w:cs="Calibri"/>
@@ -13009,7 +12391,6 @@
               </w:rPr>
               <w:t>fecha_hora_llegada</w:t>
             </w:r>
-            <w:proofErr w:type="spellEnd"/>
           </w:p>
         </w:tc>
         <w:tc>
@@ -13222,7 +12603,6 @@
                 <w14:ligatures w14:val="none"/>
               </w:rPr>
             </w:pPr>
-            <w:proofErr w:type="spellStart"/>
             <w:r>
               <w:rPr>
                 <w:rFonts w:ascii="Calibri" w:eastAsia="Times New Roman" w:hAnsi="Calibri" w:cs="Calibri"/>
@@ -13235,7 +12615,6 @@
               </w:rPr>
               <w:t>distancia_km</w:t>
             </w:r>
-            <w:proofErr w:type="spellEnd"/>
           </w:p>
         </w:tc>
         <w:tc>
@@ -13264,31 +12643,17 @@
                 <w14:ligatures w14:val="none"/>
               </w:rPr>
             </w:pPr>
-            <w:proofErr w:type="gramStart"/>
-            <w:r>
-              <w:rPr>
-                <w:rFonts w:ascii="Calibri" w:eastAsia="Times New Roman" w:hAnsi="Calibri" w:cs="Calibri"/>
-                <w:color w:val="000000"/>
-                <w:kern w:val="0"/>
-                <w:sz w:val="22"/>
-                <w:szCs w:val="22"/>
-                <w:lang w:eastAsia="es-PE"/>
-                <w14:ligatures w14:val="none"/>
-              </w:rPr>
-              <w:t>DECIMAL(</w:t>
-            </w:r>
-            <w:proofErr w:type="gramEnd"/>
-            <w:r>
-              <w:rPr>
-                <w:rFonts w:ascii="Calibri" w:eastAsia="Times New Roman" w:hAnsi="Calibri" w:cs="Calibri"/>
-                <w:color w:val="000000"/>
-                <w:kern w:val="0"/>
-                <w:sz w:val="22"/>
-                <w:szCs w:val="22"/>
-                <w:lang w:eastAsia="es-PE"/>
-                <w14:ligatures w14:val="none"/>
-              </w:rPr>
-              <w:t>10,2)</w:t>
+            <w:r>
+              <w:rPr>
+                <w:rFonts w:ascii="Calibri" w:eastAsia="Times New Roman" w:hAnsi="Calibri" w:cs="Calibri"/>
+                <w:color w:val="000000"/>
+                <w:kern w:val="0"/>
+                <w:sz w:val="22"/>
+                <w:szCs w:val="22"/>
+                <w:lang w:eastAsia="es-PE"/>
+                <w14:ligatures w14:val="none"/>
+              </w:rPr>
+              <w:t>DECIMAL(10,2)</w:t>
             </w:r>
           </w:p>
         </w:tc>
@@ -13460,7 +12825,6 @@
                 <w14:ligatures w14:val="none"/>
               </w:rPr>
             </w:pPr>
-            <w:proofErr w:type="spellStart"/>
             <w:r>
               <w:rPr>
                 <w:rFonts w:ascii="Calibri" w:eastAsia="Times New Roman" w:hAnsi="Calibri" w:cs="Calibri"/>
@@ -13473,7 +12837,6 @@
               </w:rPr>
               <w:t>costo_operativo</w:t>
             </w:r>
-            <w:proofErr w:type="spellEnd"/>
           </w:p>
         </w:tc>
         <w:tc>
@@ -13503,31 +12866,17 @@
                 <w14:ligatures w14:val="none"/>
               </w:rPr>
             </w:pPr>
-            <w:proofErr w:type="gramStart"/>
-            <w:r>
-              <w:rPr>
-                <w:rFonts w:ascii="Calibri" w:eastAsia="Times New Roman" w:hAnsi="Calibri" w:cs="Calibri"/>
-                <w:color w:val="000000"/>
-                <w:kern w:val="0"/>
-                <w:sz w:val="22"/>
-                <w:szCs w:val="22"/>
-                <w:lang w:eastAsia="es-PE"/>
-                <w14:ligatures w14:val="none"/>
-              </w:rPr>
-              <w:t>DECIMAL(</w:t>
-            </w:r>
-            <w:proofErr w:type="gramEnd"/>
-            <w:r>
-              <w:rPr>
-                <w:rFonts w:ascii="Calibri" w:eastAsia="Times New Roman" w:hAnsi="Calibri" w:cs="Calibri"/>
-                <w:color w:val="000000"/>
-                <w:kern w:val="0"/>
-                <w:sz w:val="22"/>
-                <w:szCs w:val="22"/>
-                <w:lang w:eastAsia="es-PE"/>
-                <w14:ligatures w14:val="none"/>
-              </w:rPr>
-              <w:t>10,2)</w:t>
+            <w:r>
+              <w:rPr>
+                <w:rFonts w:ascii="Calibri" w:eastAsia="Times New Roman" w:hAnsi="Calibri" w:cs="Calibri"/>
+                <w:color w:val="000000"/>
+                <w:kern w:val="0"/>
+                <w:sz w:val="22"/>
+                <w:szCs w:val="22"/>
+                <w:lang w:eastAsia="es-PE"/>
+                <w14:ligatures w14:val="none"/>
+              </w:rPr>
+              <w:t>DECIMAL(10,2)</w:t>
             </w:r>
           </w:p>
         </w:tc>
@@ -13660,7 +13009,6 @@
                 <w14:ligatures w14:val="none"/>
               </w:rPr>
             </w:pPr>
-            <w:proofErr w:type="spellStart"/>
             <w:r>
               <w:rPr>
                 <w:rFonts w:ascii="Calibri" w:eastAsia="Times New Roman" w:hAnsi="Calibri" w:cs="Calibri"/>
@@ -13673,7 +13021,6 @@
               </w:rPr>
               <w:t>DespachoEncomienda</w:t>
             </w:r>
-            <w:proofErr w:type="spellEnd"/>
           </w:p>
         </w:tc>
         <w:tc>
@@ -13702,7 +13049,6 @@
                 <w14:ligatures w14:val="none"/>
               </w:rPr>
             </w:pPr>
-            <w:proofErr w:type="spellStart"/>
             <w:r>
               <w:rPr>
                 <w:rFonts w:ascii="Calibri" w:eastAsia="Times New Roman" w:hAnsi="Calibri" w:cs="Calibri"/>
@@ -13715,7 +13061,6 @@
               </w:rPr>
               <w:t>id_despacho</w:t>
             </w:r>
-            <w:proofErr w:type="spellEnd"/>
           </w:p>
         </w:tc>
         <w:tc>
@@ -13910,7 +13255,6 @@
                 <w14:ligatures w14:val="none"/>
               </w:rPr>
             </w:pPr>
-            <w:proofErr w:type="spellStart"/>
             <w:r>
               <w:rPr>
                 <w:rFonts w:ascii="Calibri" w:eastAsia="Times New Roman" w:hAnsi="Calibri" w:cs="Calibri"/>
@@ -13923,7 +13267,6 @@
               </w:rPr>
               <w:t>DespachoEncomienda</w:t>
             </w:r>
-            <w:proofErr w:type="spellEnd"/>
           </w:p>
         </w:tc>
         <w:tc>
@@ -13953,7 +13296,6 @@
                 <w14:ligatures w14:val="none"/>
               </w:rPr>
             </w:pPr>
-            <w:proofErr w:type="spellStart"/>
             <w:r>
               <w:rPr>
                 <w:rFonts w:ascii="Calibri" w:eastAsia="Times New Roman" w:hAnsi="Calibri" w:cs="Calibri"/>
@@ -13966,7 +13308,6 @@
               </w:rPr>
               <w:t>id_encomienda</w:t>
             </w:r>
-            <w:proofErr w:type="spellEnd"/>
           </w:p>
         </w:tc>
         <w:tc>
@@ -14164,7 +13505,6 @@
                 <w14:ligatures w14:val="none"/>
               </w:rPr>
             </w:pPr>
-            <w:proofErr w:type="spellStart"/>
             <w:r>
               <w:rPr>
                 <w:rFonts w:ascii="Calibri" w:eastAsia="Times New Roman" w:hAnsi="Calibri" w:cs="Calibri"/>
@@ -14177,7 +13517,6 @@
               </w:rPr>
               <w:t>DespachoEncomienda</w:t>
             </w:r>
-            <w:proofErr w:type="spellEnd"/>
           </w:p>
         </w:tc>
         <w:tc>
@@ -14206,7 +13545,6 @@
                 <w14:ligatures w14:val="none"/>
               </w:rPr>
             </w:pPr>
-            <w:proofErr w:type="spellStart"/>
             <w:r>
               <w:rPr>
                 <w:rFonts w:ascii="Calibri" w:eastAsia="Times New Roman" w:hAnsi="Calibri" w:cs="Calibri"/>
@@ -14219,7 +13557,6 @@
               </w:rPr>
               <w:t>fecha_inclusion</w:t>
             </w:r>
-            <w:proofErr w:type="spellEnd"/>
           </w:p>
         </w:tc>
         <w:tc>
@@ -14389,7 +13726,6 @@
                 <w14:ligatures w14:val="none"/>
               </w:rPr>
             </w:pPr>
-            <w:proofErr w:type="spellStart"/>
             <w:r>
               <w:rPr>
                 <w:rFonts w:ascii="Calibri" w:eastAsia="Times New Roman" w:hAnsi="Calibri" w:cs="Calibri"/>
@@ -14402,7 +13738,6 @@
               </w:rPr>
               <w:t>DespachoEncomienda</w:t>
             </w:r>
-            <w:proofErr w:type="spellEnd"/>
           </w:p>
         </w:tc>
         <w:tc>
@@ -14432,7 +13767,6 @@
                 <w14:ligatures w14:val="none"/>
               </w:rPr>
             </w:pPr>
-            <w:proofErr w:type="spellStart"/>
             <w:r>
               <w:rPr>
                 <w:rFonts w:ascii="Calibri" w:eastAsia="Times New Roman" w:hAnsi="Calibri" w:cs="Calibri"/>
@@ -14445,7 +13779,6 @@
               </w:rPr>
               <w:t>posicion_carga</w:t>
             </w:r>
-            <w:proofErr w:type="spellEnd"/>
           </w:p>
         </w:tc>
         <w:tc>
@@ -14618,7 +13951,6 @@
                 <w14:ligatures w14:val="none"/>
               </w:rPr>
             </w:pPr>
-            <w:proofErr w:type="spellStart"/>
             <w:r>
               <w:rPr>
                 <w:rFonts w:ascii="Calibri" w:eastAsia="Times New Roman" w:hAnsi="Calibri" w:cs="Calibri"/>
@@ -14632,7 +13964,6 @@
               <w:lastRenderedPageBreak/>
               <w:t>DetalleEncomienda</w:t>
             </w:r>
-            <w:proofErr w:type="spellEnd"/>
           </w:p>
         </w:tc>
         <w:tc>
@@ -14661,7 +13992,6 @@
                 <w14:ligatures w14:val="none"/>
               </w:rPr>
             </w:pPr>
-            <w:proofErr w:type="spellStart"/>
             <w:r>
               <w:rPr>
                 <w:rFonts w:ascii="Calibri" w:eastAsia="Times New Roman" w:hAnsi="Calibri" w:cs="Calibri"/>
@@ -14674,7 +14004,6 @@
               </w:rPr>
               <w:t>id_detalle</w:t>
             </w:r>
-            <w:proofErr w:type="spellEnd"/>
           </w:p>
         </w:tc>
         <w:tc>
@@ -14857,7 +14186,6 @@
                 <w14:ligatures w14:val="none"/>
               </w:rPr>
             </w:pPr>
-            <w:proofErr w:type="spellStart"/>
             <w:r>
               <w:rPr>
                 <w:rFonts w:ascii="Calibri" w:eastAsia="Times New Roman" w:hAnsi="Calibri" w:cs="Calibri"/>
@@ -14870,7 +14198,6 @@
               </w:rPr>
               <w:t>DetalleEncomienda</w:t>
             </w:r>
-            <w:proofErr w:type="spellEnd"/>
           </w:p>
         </w:tc>
         <w:tc>
@@ -14900,7 +14227,6 @@
                 <w14:ligatures w14:val="none"/>
               </w:rPr>
             </w:pPr>
-            <w:proofErr w:type="spellStart"/>
             <w:r>
               <w:rPr>
                 <w:rFonts w:ascii="Calibri" w:eastAsia="Times New Roman" w:hAnsi="Calibri" w:cs="Calibri"/>
@@ -14913,7 +14239,6 @@
               </w:rPr>
               <w:t>id_encomienda</w:t>
             </w:r>
-            <w:proofErr w:type="spellEnd"/>
           </w:p>
         </w:tc>
         <w:tc>
@@ -15099,7 +14424,6 @@
                 <w14:ligatures w14:val="none"/>
               </w:rPr>
             </w:pPr>
-            <w:proofErr w:type="spellStart"/>
             <w:r>
               <w:rPr>
                 <w:rFonts w:ascii="Calibri" w:eastAsia="Times New Roman" w:hAnsi="Calibri" w:cs="Calibri"/>
@@ -15112,7 +14436,6 @@
               </w:rPr>
               <w:t>DetalleEncomienda</w:t>
             </w:r>
-            <w:proofErr w:type="spellEnd"/>
           </w:p>
         </w:tc>
         <w:tc>
@@ -15141,7 +14464,6 @@
                 <w14:ligatures w14:val="none"/>
               </w:rPr>
             </w:pPr>
-            <w:proofErr w:type="spellStart"/>
             <w:r>
               <w:rPr>
                 <w:rFonts w:ascii="Calibri" w:eastAsia="Times New Roman" w:hAnsi="Calibri" w:cs="Calibri"/>
@@ -15154,7 +14476,6 @@
               </w:rPr>
               <w:t>peso_kg</w:t>
             </w:r>
-            <w:proofErr w:type="spellEnd"/>
           </w:p>
         </w:tc>
         <w:tc>
@@ -15183,31 +14504,17 @@
                 <w14:ligatures w14:val="none"/>
               </w:rPr>
             </w:pPr>
-            <w:proofErr w:type="gramStart"/>
-            <w:r>
-              <w:rPr>
-                <w:rFonts w:ascii="Calibri" w:eastAsia="Times New Roman" w:hAnsi="Calibri" w:cs="Calibri"/>
-                <w:color w:val="000000"/>
-                <w:kern w:val="0"/>
-                <w:sz w:val="22"/>
-                <w:szCs w:val="22"/>
-                <w:lang w:eastAsia="es-PE"/>
-                <w14:ligatures w14:val="none"/>
-              </w:rPr>
-              <w:t>DECIMAL(</w:t>
-            </w:r>
-            <w:proofErr w:type="gramEnd"/>
-            <w:r>
-              <w:rPr>
-                <w:rFonts w:ascii="Calibri" w:eastAsia="Times New Roman" w:hAnsi="Calibri" w:cs="Calibri"/>
-                <w:color w:val="000000"/>
-                <w:kern w:val="0"/>
-                <w:sz w:val="22"/>
-                <w:szCs w:val="22"/>
-                <w:lang w:eastAsia="es-PE"/>
-                <w14:ligatures w14:val="none"/>
-              </w:rPr>
-              <w:t>10,3)</w:t>
+            <w:r>
+              <w:rPr>
+                <w:rFonts w:ascii="Calibri" w:eastAsia="Times New Roman" w:hAnsi="Calibri" w:cs="Calibri"/>
+                <w:color w:val="000000"/>
+                <w:kern w:val="0"/>
+                <w:sz w:val="22"/>
+                <w:szCs w:val="22"/>
+                <w:lang w:eastAsia="es-PE"/>
+                <w14:ligatures w14:val="none"/>
+              </w:rPr>
+              <w:t>DECIMAL(10,3)</w:t>
             </w:r>
           </w:p>
         </w:tc>
@@ -15338,7 +14645,6 @@
                 <w14:ligatures w14:val="none"/>
               </w:rPr>
             </w:pPr>
-            <w:proofErr w:type="spellStart"/>
             <w:r>
               <w:rPr>
                 <w:rFonts w:ascii="Calibri" w:eastAsia="Times New Roman" w:hAnsi="Calibri" w:cs="Calibri"/>
@@ -15351,7 +14657,6 @@
               </w:rPr>
               <w:t>DetalleEncomienda</w:t>
             </w:r>
-            <w:proofErr w:type="spellEnd"/>
           </w:p>
         </w:tc>
         <w:tc>
@@ -15422,31 +14727,17 @@
                 <w14:ligatures w14:val="none"/>
               </w:rPr>
             </w:pPr>
-            <w:proofErr w:type="gramStart"/>
-            <w:r>
-              <w:rPr>
-                <w:rFonts w:ascii="Calibri" w:eastAsia="Times New Roman" w:hAnsi="Calibri" w:cs="Calibri"/>
-                <w:color w:val="000000"/>
-                <w:kern w:val="0"/>
-                <w:sz w:val="22"/>
-                <w:szCs w:val="22"/>
-                <w:lang w:eastAsia="es-PE"/>
-                <w14:ligatures w14:val="none"/>
-              </w:rPr>
-              <w:t>DECIMAL(</w:t>
-            </w:r>
-            <w:proofErr w:type="gramEnd"/>
-            <w:r>
-              <w:rPr>
-                <w:rFonts w:ascii="Calibri" w:eastAsia="Times New Roman" w:hAnsi="Calibri" w:cs="Calibri"/>
-                <w:color w:val="000000"/>
-                <w:kern w:val="0"/>
-                <w:sz w:val="22"/>
-                <w:szCs w:val="22"/>
-                <w:lang w:eastAsia="es-PE"/>
-                <w14:ligatures w14:val="none"/>
-              </w:rPr>
-              <w:t>8,5)</w:t>
+            <w:r>
+              <w:rPr>
+                <w:rFonts w:ascii="Calibri" w:eastAsia="Times New Roman" w:hAnsi="Calibri" w:cs="Calibri"/>
+                <w:color w:val="000000"/>
+                <w:kern w:val="0"/>
+                <w:sz w:val="22"/>
+                <w:szCs w:val="22"/>
+                <w:lang w:eastAsia="es-PE"/>
+                <w14:ligatures w14:val="none"/>
+              </w:rPr>
+              <w:t>DECIMAL(8,5)</w:t>
             </w:r>
           </w:p>
         </w:tc>
@@ -15579,7 +14870,6 @@
                 <w14:ligatures w14:val="none"/>
               </w:rPr>
             </w:pPr>
-            <w:proofErr w:type="spellStart"/>
             <w:r>
               <w:rPr>
                 <w:rFonts w:ascii="Calibri" w:eastAsia="Times New Roman" w:hAnsi="Calibri" w:cs="Calibri"/>
@@ -15592,7 +14882,6 @@
               </w:rPr>
               <w:t>DetalleEncomienda</w:t>
             </w:r>
-            <w:proofErr w:type="spellEnd"/>
           </w:p>
         </w:tc>
         <w:tc>
@@ -15621,7 +14910,6 @@
                 <w14:ligatures w14:val="none"/>
               </w:rPr>
             </w:pPr>
-            <w:proofErr w:type="spellStart"/>
             <w:r>
               <w:rPr>
                 <w:rFonts w:ascii="Calibri" w:eastAsia="Times New Roman" w:hAnsi="Calibri" w:cs="Calibri"/>
@@ -15634,7 +14922,6 @@
               </w:rPr>
               <w:t>codigo_barras_caja</w:t>
             </w:r>
-            <w:proofErr w:type="spellEnd"/>
           </w:p>
         </w:tc>
         <w:tc>
@@ -15663,31 +14950,17 @@
                 <w14:ligatures w14:val="none"/>
               </w:rPr>
             </w:pPr>
-            <w:proofErr w:type="gramStart"/>
-            <w:r>
-              <w:rPr>
-                <w:rFonts w:ascii="Calibri" w:eastAsia="Times New Roman" w:hAnsi="Calibri" w:cs="Calibri"/>
-                <w:color w:val="000000"/>
-                <w:kern w:val="0"/>
-                <w:sz w:val="22"/>
-                <w:szCs w:val="22"/>
-                <w:lang w:eastAsia="es-PE"/>
-                <w14:ligatures w14:val="none"/>
-              </w:rPr>
-              <w:t>VARCHAR(</w:t>
-            </w:r>
-            <w:proofErr w:type="gramEnd"/>
-            <w:r>
-              <w:rPr>
-                <w:rFonts w:ascii="Calibri" w:eastAsia="Times New Roman" w:hAnsi="Calibri" w:cs="Calibri"/>
-                <w:color w:val="000000"/>
-                <w:kern w:val="0"/>
-                <w:sz w:val="22"/>
-                <w:szCs w:val="22"/>
-                <w:lang w:eastAsia="es-PE"/>
-                <w14:ligatures w14:val="none"/>
-              </w:rPr>
-              <w:t>30)</w:t>
+            <w:r>
+              <w:rPr>
+                <w:rFonts w:ascii="Calibri" w:eastAsia="Times New Roman" w:hAnsi="Calibri" w:cs="Calibri"/>
+                <w:color w:val="000000"/>
+                <w:kern w:val="0"/>
+                <w:sz w:val="22"/>
+                <w:szCs w:val="22"/>
+                <w:lang w:eastAsia="es-PE"/>
+                <w14:ligatures w14:val="none"/>
+              </w:rPr>
+              <w:t>VARCHAR(30)</w:t>
             </w:r>
           </w:p>
         </w:tc>
@@ -15818,7 +15091,6 @@
                 <w14:ligatures w14:val="none"/>
               </w:rPr>
             </w:pPr>
-            <w:proofErr w:type="spellStart"/>
             <w:r>
               <w:rPr>
                 <w:rFonts w:ascii="Calibri" w:eastAsia="Times New Roman" w:hAnsi="Calibri" w:cs="Calibri"/>
@@ -15831,7 +15103,6 @@
               </w:rPr>
               <w:t>DetalleEncomienda</w:t>
             </w:r>
-            <w:proofErr w:type="spellEnd"/>
           </w:p>
         </w:tc>
         <w:tc>
@@ -15861,7 +15132,6 @@
                 <w14:ligatures w14:val="none"/>
               </w:rPr>
             </w:pPr>
-            <w:proofErr w:type="spellStart"/>
             <w:r>
               <w:rPr>
                 <w:rFonts w:ascii="Calibri" w:eastAsia="Times New Roman" w:hAnsi="Calibri" w:cs="Calibri"/>
@@ -15874,7 +15144,6 @@
               </w:rPr>
               <w:t>descripcion</w:t>
             </w:r>
-            <w:proofErr w:type="spellEnd"/>
           </w:p>
         </w:tc>
         <w:tc>
@@ -15904,31 +15173,17 @@
                 <w14:ligatures w14:val="none"/>
               </w:rPr>
             </w:pPr>
-            <w:proofErr w:type="gramStart"/>
-            <w:r>
-              <w:rPr>
-                <w:rFonts w:ascii="Calibri" w:eastAsia="Times New Roman" w:hAnsi="Calibri" w:cs="Calibri"/>
-                <w:color w:val="000000"/>
-                <w:kern w:val="0"/>
-                <w:sz w:val="22"/>
-                <w:szCs w:val="22"/>
-                <w:lang w:eastAsia="es-PE"/>
-                <w14:ligatures w14:val="none"/>
-              </w:rPr>
-              <w:t>VARCHAR(</w:t>
-            </w:r>
-            <w:proofErr w:type="gramEnd"/>
-            <w:r>
-              <w:rPr>
-                <w:rFonts w:ascii="Calibri" w:eastAsia="Times New Roman" w:hAnsi="Calibri" w:cs="Calibri"/>
-                <w:color w:val="000000"/>
-                <w:kern w:val="0"/>
-                <w:sz w:val="22"/>
-                <w:szCs w:val="22"/>
-                <w:lang w:eastAsia="es-PE"/>
-                <w14:ligatures w14:val="none"/>
-              </w:rPr>
-              <w:t>200)</w:t>
+            <w:r>
+              <w:rPr>
+                <w:rFonts w:ascii="Calibri" w:eastAsia="Times New Roman" w:hAnsi="Calibri" w:cs="Calibri"/>
+                <w:color w:val="000000"/>
+                <w:kern w:val="0"/>
+                <w:sz w:val="22"/>
+                <w:szCs w:val="22"/>
+                <w:lang w:eastAsia="es-PE"/>
+                <w14:ligatures w14:val="none"/>
+              </w:rPr>
+              <w:t>VARCHAR(200)</w:t>
             </w:r>
           </w:p>
         </w:tc>
@@ -16061,7 +15316,6 @@
                 <w14:ligatures w14:val="none"/>
               </w:rPr>
             </w:pPr>
-            <w:proofErr w:type="spellStart"/>
             <w:r>
               <w:rPr>
                 <w:rFonts w:ascii="Calibri" w:eastAsia="Times New Roman" w:hAnsi="Calibri" w:cs="Calibri"/>
@@ -16074,7 +15328,6 @@
               </w:rPr>
               <w:t>DireccionEstandar</w:t>
             </w:r>
-            <w:proofErr w:type="spellEnd"/>
           </w:p>
         </w:tc>
         <w:tc>
@@ -16103,7 +15356,6 @@
                 <w14:ligatures w14:val="none"/>
               </w:rPr>
             </w:pPr>
-            <w:proofErr w:type="spellStart"/>
             <w:r>
               <w:rPr>
                 <w:rFonts w:ascii="Calibri" w:eastAsia="Times New Roman" w:hAnsi="Calibri" w:cs="Calibri"/>
@@ -16116,7 +15368,6 @@
               </w:rPr>
               <w:t>id_direccion</w:t>
             </w:r>
-            <w:proofErr w:type="spellEnd"/>
           </w:p>
         </w:tc>
         <w:tc>
@@ -16299,7 +15550,6 @@
                 <w14:ligatures w14:val="none"/>
               </w:rPr>
             </w:pPr>
-            <w:proofErr w:type="spellStart"/>
             <w:r>
               <w:rPr>
                 <w:rFonts w:ascii="Calibri" w:eastAsia="Times New Roman" w:hAnsi="Calibri" w:cs="Calibri"/>
@@ -16312,7 +15562,6 @@
               </w:rPr>
               <w:t>DireccionEstandar</w:t>
             </w:r>
-            <w:proofErr w:type="spellEnd"/>
           </w:p>
         </w:tc>
         <w:tc>
@@ -16342,7 +15591,6 @@
                 <w14:ligatures w14:val="none"/>
               </w:rPr>
             </w:pPr>
-            <w:proofErr w:type="spellStart"/>
             <w:r>
               <w:rPr>
                 <w:rFonts w:ascii="Calibri" w:eastAsia="Times New Roman" w:hAnsi="Calibri" w:cs="Calibri"/>
@@ -16355,7 +15603,6 @@
               </w:rPr>
               <w:t>id_tipo_via</w:t>
             </w:r>
-            <w:proofErr w:type="spellEnd"/>
           </w:p>
         </w:tc>
         <w:tc>
@@ -16541,7 +15788,6 @@
                 <w14:ligatures w14:val="none"/>
               </w:rPr>
             </w:pPr>
-            <w:proofErr w:type="spellStart"/>
             <w:r>
               <w:rPr>
                 <w:rFonts w:ascii="Calibri" w:eastAsia="Times New Roman" w:hAnsi="Calibri" w:cs="Calibri"/>
@@ -16554,7 +15800,6 @@
               </w:rPr>
               <w:t>DireccionEstandar</w:t>
             </w:r>
-            <w:proofErr w:type="spellEnd"/>
           </w:p>
         </w:tc>
         <w:tc>
@@ -16583,7 +15828,6 @@
                 <w14:ligatures w14:val="none"/>
               </w:rPr>
             </w:pPr>
-            <w:proofErr w:type="spellStart"/>
             <w:r>
               <w:rPr>
                 <w:rFonts w:ascii="Calibri" w:eastAsia="Times New Roman" w:hAnsi="Calibri" w:cs="Calibri"/>
@@ -16596,7 +15840,6 @@
               </w:rPr>
               <w:t>nombre_via</w:t>
             </w:r>
-            <w:proofErr w:type="spellEnd"/>
           </w:p>
         </w:tc>
         <w:tc>
@@ -16625,31 +15868,17 @@
                 <w14:ligatures w14:val="none"/>
               </w:rPr>
             </w:pPr>
-            <w:proofErr w:type="gramStart"/>
-            <w:r>
-              <w:rPr>
-                <w:rFonts w:ascii="Calibri" w:eastAsia="Times New Roman" w:hAnsi="Calibri" w:cs="Calibri"/>
-                <w:color w:val="000000"/>
-                <w:kern w:val="0"/>
-                <w:sz w:val="22"/>
-                <w:szCs w:val="22"/>
-                <w:lang w:eastAsia="es-PE"/>
-                <w14:ligatures w14:val="none"/>
-              </w:rPr>
-              <w:t>VARCHAR(</w:t>
-            </w:r>
-            <w:proofErr w:type="gramEnd"/>
-            <w:r>
-              <w:rPr>
-                <w:rFonts w:ascii="Calibri" w:eastAsia="Times New Roman" w:hAnsi="Calibri" w:cs="Calibri"/>
-                <w:color w:val="000000"/>
-                <w:kern w:val="0"/>
-                <w:sz w:val="22"/>
-                <w:szCs w:val="22"/>
-                <w:lang w:eastAsia="es-PE"/>
-                <w14:ligatures w14:val="none"/>
-              </w:rPr>
-              <w:t>100)</w:t>
+            <w:r>
+              <w:rPr>
+                <w:rFonts w:ascii="Calibri" w:eastAsia="Times New Roman" w:hAnsi="Calibri" w:cs="Calibri"/>
+                <w:color w:val="000000"/>
+                <w:kern w:val="0"/>
+                <w:sz w:val="22"/>
+                <w:szCs w:val="22"/>
+                <w:lang w:eastAsia="es-PE"/>
+                <w14:ligatures w14:val="none"/>
+              </w:rPr>
+              <w:t>VARCHAR(100)</w:t>
             </w:r>
           </w:p>
         </w:tc>
@@ -16780,7 +16009,6 @@
                 <w14:ligatures w14:val="none"/>
               </w:rPr>
             </w:pPr>
-            <w:proofErr w:type="spellStart"/>
             <w:r>
               <w:rPr>
                 <w:rFonts w:ascii="Calibri" w:eastAsia="Times New Roman" w:hAnsi="Calibri" w:cs="Calibri"/>
@@ -16793,7 +16021,6 @@
               </w:rPr>
               <w:t>DireccionEstandar</w:t>
             </w:r>
-            <w:proofErr w:type="spellEnd"/>
           </w:p>
         </w:tc>
         <w:tc>
@@ -16864,31 +16091,17 @@
                 <w14:ligatures w14:val="none"/>
               </w:rPr>
             </w:pPr>
-            <w:proofErr w:type="gramStart"/>
-            <w:r>
-              <w:rPr>
-                <w:rFonts w:ascii="Calibri" w:eastAsia="Times New Roman" w:hAnsi="Calibri" w:cs="Calibri"/>
-                <w:color w:val="000000"/>
-                <w:kern w:val="0"/>
-                <w:sz w:val="22"/>
-                <w:szCs w:val="22"/>
-                <w:lang w:eastAsia="es-PE"/>
-                <w14:ligatures w14:val="none"/>
-              </w:rPr>
-              <w:t>VARCHAR(</w:t>
-            </w:r>
-            <w:proofErr w:type="gramEnd"/>
-            <w:r>
-              <w:rPr>
-                <w:rFonts w:ascii="Calibri" w:eastAsia="Times New Roman" w:hAnsi="Calibri" w:cs="Calibri"/>
-                <w:color w:val="000000"/>
-                <w:kern w:val="0"/>
-                <w:sz w:val="22"/>
-                <w:szCs w:val="22"/>
-                <w:lang w:eastAsia="es-PE"/>
-                <w14:ligatures w14:val="none"/>
-              </w:rPr>
-              <w:t>10)</w:t>
+            <w:r>
+              <w:rPr>
+                <w:rFonts w:ascii="Calibri" w:eastAsia="Times New Roman" w:hAnsi="Calibri" w:cs="Calibri"/>
+                <w:color w:val="000000"/>
+                <w:kern w:val="0"/>
+                <w:sz w:val="22"/>
+                <w:szCs w:val="22"/>
+                <w:lang w:eastAsia="es-PE"/>
+                <w14:ligatures w14:val="none"/>
+              </w:rPr>
+              <w:t>VARCHAR(10)</w:t>
             </w:r>
           </w:p>
         </w:tc>
@@ -17021,7 +16234,6 @@
                 <w14:ligatures w14:val="none"/>
               </w:rPr>
             </w:pPr>
-            <w:proofErr w:type="spellStart"/>
             <w:r>
               <w:rPr>
                 <w:rFonts w:ascii="Calibri" w:eastAsia="Times New Roman" w:hAnsi="Calibri" w:cs="Calibri"/>
@@ -17034,7 +16246,6 @@
               </w:rPr>
               <w:t>DireccionEstandar</w:t>
             </w:r>
-            <w:proofErr w:type="spellEnd"/>
           </w:p>
         </w:tc>
         <w:tc>
@@ -17103,31 +16314,17 @@
                 <w14:ligatures w14:val="none"/>
               </w:rPr>
             </w:pPr>
-            <w:proofErr w:type="gramStart"/>
-            <w:r>
-              <w:rPr>
-                <w:rFonts w:ascii="Calibri" w:eastAsia="Times New Roman" w:hAnsi="Calibri" w:cs="Calibri"/>
-                <w:color w:val="000000"/>
-                <w:kern w:val="0"/>
-                <w:sz w:val="22"/>
-                <w:szCs w:val="22"/>
-                <w:lang w:eastAsia="es-PE"/>
-                <w14:ligatures w14:val="none"/>
-              </w:rPr>
-              <w:t>VARCHAR(</w:t>
-            </w:r>
-            <w:proofErr w:type="gramEnd"/>
-            <w:r>
-              <w:rPr>
-                <w:rFonts w:ascii="Calibri" w:eastAsia="Times New Roman" w:hAnsi="Calibri" w:cs="Calibri"/>
-                <w:color w:val="000000"/>
-                <w:kern w:val="0"/>
-                <w:sz w:val="22"/>
-                <w:szCs w:val="22"/>
-                <w:lang w:eastAsia="es-PE"/>
-                <w14:ligatures w14:val="none"/>
-              </w:rPr>
-              <w:t>20)</w:t>
+            <w:r>
+              <w:rPr>
+                <w:rFonts w:ascii="Calibri" w:eastAsia="Times New Roman" w:hAnsi="Calibri" w:cs="Calibri"/>
+                <w:color w:val="000000"/>
+                <w:kern w:val="0"/>
+                <w:sz w:val="22"/>
+                <w:szCs w:val="22"/>
+                <w:lang w:eastAsia="es-PE"/>
+                <w14:ligatures w14:val="none"/>
+              </w:rPr>
+              <w:t>VARCHAR(20)</w:t>
             </w:r>
           </w:p>
         </w:tc>
@@ -17258,7 +16455,6 @@
                 <w14:ligatures w14:val="none"/>
               </w:rPr>
             </w:pPr>
-            <w:proofErr w:type="spellStart"/>
             <w:r>
               <w:rPr>
                 <w:rFonts w:ascii="Calibri" w:eastAsia="Times New Roman" w:hAnsi="Calibri" w:cs="Calibri"/>
@@ -17271,7 +16467,6 @@
               </w:rPr>
               <w:t>DireccionEstandar</w:t>
             </w:r>
-            <w:proofErr w:type="spellEnd"/>
           </w:p>
         </w:tc>
         <w:tc>
@@ -17342,31 +16537,17 @@
                 <w14:ligatures w14:val="none"/>
               </w:rPr>
             </w:pPr>
-            <w:proofErr w:type="gramStart"/>
-            <w:r>
-              <w:rPr>
-                <w:rFonts w:ascii="Calibri" w:eastAsia="Times New Roman" w:hAnsi="Calibri" w:cs="Calibri"/>
-                <w:color w:val="000000"/>
-                <w:kern w:val="0"/>
-                <w:sz w:val="22"/>
-                <w:szCs w:val="22"/>
-                <w:lang w:eastAsia="es-PE"/>
-                <w14:ligatures w14:val="none"/>
-              </w:rPr>
-              <w:t>VARCHAR(</w:t>
-            </w:r>
-            <w:proofErr w:type="gramEnd"/>
-            <w:r>
-              <w:rPr>
-                <w:rFonts w:ascii="Calibri" w:eastAsia="Times New Roman" w:hAnsi="Calibri" w:cs="Calibri"/>
-                <w:color w:val="000000"/>
-                <w:kern w:val="0"/>
-                <w:sz w:val="22"/>
-                <w:szCs w:val="22"/>
-                <w:lang w:eastAsia="es-PE"/>
-                <w14:ligatures w14:val="none"/>
-              </w:rPr>
-              <w:t>150)</w:t>
+            <w:r>
+              <w:rPr>
+                <w:rFonts w:ascii="Calibri" w:eastAsia="Times New Roman" w:hAnsi="Calibri" w:cs="Calibri"/>
+                <w:color w:val="000000"/>
+                <w:kern w:val="0"/>
+                <w:sz w:val="22"/>
+                <w:szCs w:val="22"/>
+                <w:lang w:eastAsia="es-PE"/>
+                <w14:ligatures w14:val="none"/>
+              </w:rPr>
+              <w:t>VARCHAR(150)</w:t>
             </w:r>
           </w:p>
         </w:tc>
@@ -17499,7 +16680,6 @@
                 <w14:ligatures w14:val="none"/>
               </w:rPr>
             </w:pPr>
-            <w:proofErr w:type="spellStart"/>
             <w:r>
               <w:rPr>
                 <w:rFonts w:ascii="Calibri" w:eastAsia="Times New Roman" w:hAnsi="Calibri" w:cs="Calibri"/>
@@ -17512,7 +16692,6 @@
               </w:rPr>
               <w:t>DireccionEstandar</w:t>
             </w:r>
-            <w:proofErr w:type="spellEnd"/>
           </w:p>
         </w:tc>
         <w:tc>
@@ -17541,7 +16720,6 @@
                 <w14:ligatures w14:val="none"/>
               </w:rPr>
             </w:pPr>
-            <w:proofErr w:type="spellStart"/>
             <w:r>
               <w:rPr>
                 <w:rFonts w:ascii="Calibri" w:eastAsia="Times New Roman" w:hAnsi="Calibri" w:cs="Calibri"/>
@@ -17554,7 +16732,6 @@
               </w:rPr>
               <w:t>id_distrito</w:t>
             </w:r>
-            <w:proofErr w:type="spellEnd"/>
           </w:p>
         </w:tc>
         <w:tc>
@@ -17778,7 +16955,6 @@
                 <w14:ligatures w14:val="none"/>
               </w:rPr>
             </w:pPr>
-            <w:proofErr w:type="spellStart"/>
             <w:r>
               <w:rPr>
                 <w:rFonts w:ascii="Calibri" w:eastAsia="Times New Roman" w:hAnsi="Calibri" w:cs="Calibri"/>
@@ -17791,7 +16967,6 @@
               </w:rPr>
               <w:t>id_distrito</w:t>
             </w:r>
-            <w:proofErr w:type="spellEnd"/>
           </w:p>
         </w:tc>
         <w:tc>
@@ -18017,7 +17192,6 @@
                 <w14:ligatures w14:val="none"/>
               </w:rPr>
             </w:pPr>
-            <w:proofErr w:type="spellStart"/>
             <w:r>
               <w:rPr>
                 <w:rFonts w:ascii="Calibri" w:eastAsia="Times New Roman" w:hAnsi="Calibri" w:cs="Calibri"/>
@@ -18030,7 +17204,6 @@
               </w:rPr>
               <w:t>id_provincia</w:t>
             </w:r>
-            <w:proofErr w:type="spellEnd"/>
           </w:p>
         </w:tc>
         <w:tc>
@@ -18295,31 +17468,17 @@
                 <w14:ligatures w14:val="none"/>
               </w:rPr>
             </w:pPr>
-            <w:proofErr w:type="gramStart"/>
-            <w:r>
-              <w:rPr>
-                <w:rFonts w:ascii="Calibri" w:eastAsia="Times New Roman" w:hAnsi="Calibri" w:cs="Calibri"/>
-                <w:color w:val="000000"/>
-                <w:kern w:val="0"/>
-                <w:sz w:val="22"/>
-                <w:szCs w:val="22"/>
-                <w:lang w:eastAsia="es-PE"/>
-                <w14:ligatures w14:val="none"/>
-              </w:rPr>
-              <w:t>VARCHAR(</w:t>
-            </w:r>
-            <w:proofErr w:type="gramEnd"/>
-            <w:r>
-              <w:rPr>
-                <w:rFonts w:ascii="Calibri" w:eastAsia="Times New Roman" w:hAnsi="Calibri" w:cs="Calibri"/>
-                <w:color w:val="000000"/>
-                <w:kern w:val="0"/>
-                <w:sz w:val="22"/>
-                <w:szCs w:val="22"/>
-                <w:lang w:eastAsia="es-PE"/>
-                <w14:ligatures w14:val="none"/>
-              </w:rPr>
-              <w:t>80)</w:t>
+            <w:r>
+              <w:rPr>
+                <w:rFonts w:ascii="Calibri" w:eastAsia="Times New Roman" w:hAnsi="Calibri" w:cs="Calibri"/>
+                <w:color w:val="000000"/>
+                <w:kern w:val="0"/>
+                <w:sz w:val="22"/>
+                <w:szCs w:val="22"/>
+                <w:lang w:eastAsia="es-PE"/>
+                <w14:ligatures w14:val="none"/>
+              </w:rPr>
+              <w:t>VARCHAR(80)</w:t>
             </w:r>
           </w:p>
         </w:tc>
@@ -18492,7 +17651,6 @@
                 <w14:ligatures w14:val="none"/>
               </w:rPr>
             </w:pPr>
-            <w:proofErr w:type="spellStart"/>
             <w:r>
               <w:rPr>
                 <w:rFonts w:ascii="Calibri" w:eastAsia="Times New Roman" w:hAnsi="Calibri" w:cs="Calibri"/>
@@ -18505,7 +17663,6 @@
               </w:rPr>
               <w:t>codigo_ubigeo</w:t>
             </w:r>
-            <w:proofErr w:type="spellEnd"/>
           </w:p>
         </w:tc>
         <w:tc>
@@ -18534,31 +17691,17 @@
                 <w14:ligatures w14:val="none"/>
               </w:rPr>
             </w:pPr>
-            <w:proofErr w:type="gramStart"/>
-            <w:r>
-              <w:rPr>
-                <w:rFonts w:ascii="Calibri" w:eastAsia="Times New Roman" w:hAnsi="Calibri" w:cs="Calibri"/>
-                <w:color w:val="000000"/>
-                <w:kern w:val="0"/>
-                <w:sz w:val="22"/>
-                <w:szCs w:val="22"/>
-                <w:lang w:eastAsia="es-PE"/>
-                <w14:ligatures w14:val="none"/>
-              </w:rPr>
-              <w:t>CHAR(</w:t>
-            </w:r>
-            <w:proofErr w:type="gramEnd"/>
-            <w:r>
-              <w:rPr>
-                <w:rFonts w:ascii="Calibri" w:eastAsia="Times New Roman" w:hAnsi="Calibri" w:cs="Calibri"/>
-                <w:color w:val="000000"/>
-                <w:kern w:val="0"/>
-                <w:sz w:val="22"/>
-                <w:szCs w:val="22"/>
-                <w:lang w:eastAsia="es-PE"/>
-                <w14:ligatures w14:val="none"/>
-              </w:rPr>
-              <w:t>6)</w:t>
+            <w:r>
+              <w:rPr>
+                <w:rFonts w:ascii="Calibri" w:eastAsia="Times New Roman" w:hAnsi="Calibri" w:cs="Calibri"/>
+                <w:color w:val="000000"/>
+                <w:kern w:val="0"/>
+                <w:sz w:val="22"/>
+                <w:szCs w:val="22"/>
+                <w:lang w:eastAsia="es-PE"/>
+                <w14:ligatures w14:val="none"/>
+              </w:rPr>
+              <w:t>CHAR(6)</w:t>
             </w:r>
           </w:p>
         </w:tc>
@@ -18730,7 +17873,6 @@
                 <w14:ligatures w14:val="none"/>
               </w:rPr>
             </w:pPr>
-            <w:proofErr w:type="spellStart"/>
             <w:r>
               <w:rPr>
                 <w:rFonts w:ascii="Calibri" w:eastAsia="Times New Roman" w:hAnsi="Calibri" w:cs="Calibri"/>
@@ -18743,7 +17885,6 @@
               </w:rPr>
               <w:t>id_empleado</w:t>
             </w:r>
-            <w:proofErr w:type="spellEnd"/>
           </w:p>
         </w:tc>
         <w:tc>
@@ -19009,31 +18150,17 @@
                 <w14:ligatures w14:val="none"/>
               </w:rPr>
             </w:pPr>
-            <w:proofErr w:type="gramStart"/>
-            <w:r>
-              <w:rPr>
-                <w:rFonts w:ascii="Calibri" w:eastAsia="Times New Roman" w:hAnsi="Calibri" w:cs="Calibri"/>
-                <w:color w:val="000000"/>
-                <w:kern w:val="0"/>
-                <w:sz w:val="22"/>
-                <w:szCs w:val="22"/>
-                <w:lang w:eastAsia="es-PE"/>
-                <w14:ligatures w14:val="none"/>
-              </w:rPr>
-              <w:t>VARCHAR(</w:t>
-            </w:r>
-            <w:proofErr w:type="gramEnd"/>
-            <w:r>
-              <w:rPr>
-                <w:rFonts w:ascii="Calibri" w:eastAsia="Times New Roman" w:hAnsi="Calibri" w:cs="Calibri"/>
-                <w:color w:val="000000"/>
-                <w:kern w:val="0"/>
-                <w:sz w:val="22"/>
-                <w:szCs w:val="22"/>
-                <w:lang w:eastAsia="es-PE"/>
-                <w14:ligatures w14:val="none"/>
-              </w:rPr>
-              <w:t>100)</w:t>
+            <w:r>
+              <w:rPr>
+                <w:rFonts w:ascii="Calibri" w:eastAsia="Times New Roman" w:hAnsi="Calibri" w:cs="Calibri"/>
+                <w:color w:val="000000"/>
+                <w:kern w:val="0"/>
+                <w:sz w:val="22"/>
+                <w:szCs w:val="22"/>
+                <w:lang w:eastAsia="es-PE"/>
+                <w14:ligatures w14:val="none"/>
+              </w:rPr>
+              <w:t>VARCHAR(100)</w:t>
             </w:r>
           </w:p>
         </w:tc>
@@ -19246,31 +18373,17 @@
                 <w14:ligatures w14:val="none"/>
               </w:rPr>
             </w:pPr>
-            <w:proofErr w:type="gramStart"/>
-            <w:r>
-              <w:rPr>
-                <w:rFonts w:ascii="Calibri" w:eastAsia="Times New Roman" w:hAnsi="Calibri" w:cs="Calibri"/>
-                <w:color w:val="000000"/>
-                <w:kern w:val="0"/>
-                <w:sz w:val="22"/>
-                <w:szCs w:val="22"/>
-                <w:lang w:eastAsia="es-PE"/>
-                <w14:ligatures w14:val="none"/>
-              </w:rPr>
-              <w:t>VARCHAR(</w:t>
-            </w:r>
-            <w:proofErr w:type="gramEnd"/>
-            <w:r>
-              <w:rPr>
-                <w:rFonts w:ascii="Calibri" w:eastAsia="Times New Roman" w:hAnsi="Calibri" w:cs="Calibri"/>
-                <w:color w:val="000000"/>
-                <w:kern w:val="0"/>
-                <w:sz w:val="22"/>
-                <w:szCs w:val="22"/>
-                <w:lang w:eastAsia="es-PE"/>
-                <w14:ligatures w14:val="none"/>
-              </w:rPr>
-              <w:t>100)</w:t>
+            <w:r>
+              <w:rPr>
+                <w:rFonts w:ascii="Calibri" w:eastAsia="Times New Roman" w:hAnsi="Calibri" w:cs="Calibri"/>
+                <w:color w:val="000000"/>
+                <w:kern w:val="0"/>
+                <w:sz w:val="22"/>
+                <w:szCs w:val="22"/>
+                <w:lang w:eastAsia="es-PE"/>
+                <w14:ligatures w14:val="none"/>
+              </w:rPr>
+              <w:t>VARCHAR(100)</w:t>
             </w:r>
           </w:p>
         </w:tc>
@@ -19443,7 +18556,6 @@
                 <w14:ligatures w14:val="none"/>
               </w:rPr>
             </w:pPr>
-            <w:proofErr w:type="spellStart"/>
             <w:r>
               <w:rPr>
                 <w:rFonts w:ascii="Calibri" w:eastAsia="Times New Roman" w:hAnsi="Calibri" w:cs="Calibri"/>
@@ -19456,7 +18568,6 @@
               </w:rPr>
               <w:t>id_cargo</w:t>
             </w:r>
-            <w:proofErr w:type="spellEnd"/>
           </w:p>
         </w:tc>
         <w:tc>
@@ -19680,7 +18791,6 @@
                 <w14:ligatures w14:val="none"/>
               </w:rPr>
             </w:pPr>
-            <w:proofErr w:type="spellStart"/>
             <w:r>
               <w:rPr>
                 <w:rFonts w:ascii="Calibri" w:eastAsia="Times New Roman" w:hAnsi="Calibri" w:cs="Calibri"/>
@@ -19693,7 +18803,6 @@
               </w:rPr>
               <w:t>id_agencia</w:t>
             </w:r>
-            <w:proofErr w:type="spellEnd"/>
           </w:p>
         </w:tc>
         <w:tc>
@@ -19919,7 +19028,6 @@
                 <w14:ligatures w14:val="none"/>
               </w:rPr>
             </w:pPr>
-            <w:proofErr w:type="spellStart"/>
             <w:r>
               <w:rPr>
                 <w:rFonts w:ascii="Calibri" w:eastAsia="Times New Roman" w:hAnsi="Calibri" w:cs="Calibri"/>
@@ -19932,7 +19040,6 @@
               </w:rPr>
               <w:t>num_documento</w:t>
             </w:r>
-            <w:proofErr w:type="spellEnd"/>
           </w:p>
         </w:tc>
         <w:tc>
@@ -19961,31 +19068,17 @@
                 <w14:ligatures w14:val="none"/>
               </w:rPr>
             </w:pPr>
-            <w:proofErr w:type="gramStart"/>
-            <w:r>
-              <w:rPr>
-                <w:rFonts w:ascii="Calibri" w:eastAsia="Times New Roman" w:hAnsi="Calibri" w:cs="Calibri"/>
-                <w:color w:val="000000"/>
-                <w:kern w:val="0"/>
-                <w:sz w:val="22"/>
-                <w:szCs w:val="22"/>
-                <w:lang w:eastAsia="es-PE"/>
-                <w14:ligatures w14:val="none"/>
-              </w:rPr>
-              <w:t>VARCHAR(</w:t>
-            </w:r>
-            <w:proofErr w:type="gramEnd"/>
-            <w:r>
-              <w:rPr>
-                <w:rFonts w:ascii="Calibri" w:eastAsia="Times New Roman" w:hAnsi="Calibri" w:cs="Calibri"/>
-                <w:color w:val="000000"/>
-                <w:kern w:val="0"/>
-                <w:sz w:val="22"/>
-                <w:szCs w:val="22"/>
-                <w:lang w:eastAsia="es-PE"/>
-                <w14:ligatures w14:val="none"/>
-              </w:rPr>
-              <w:t>15)</w:t>
+            <w:r>
+              <w:rPr>
+                <w:rFonts w:ascii="Calibri" w:eastAsia="Times New Roman" w:hAnsi="Calibri" w:cs="Calibri"/>
+                <w:color w:val="000000"/>
+                <w:kern w:val="0"/>
+                <w:sz w:val="22"/>
+                <w:szCs w:val="22"/>
+                <w:lang w:eastAsia="es-PE"/>
+                <w14:ligatures w14:val="none"/>
+              </w:rPr>
+              <w:t>VARCHAR(15)</w:t>
             </w:r>
           </w:p>
         </w:tc>
@@ -20198,31 +19291,17 @@
                 <w14:ligatures w14:val="none"/>
               </w:rPr>
             </w:pPr>
-            <w:proofErr w:type="gramStart"/>
-            <w:r>
-              <w:rPr>
-                <w:rFonts w:ascii="Calibri" w:eastAsia="Times New Roman" w:hAnsi="Calibri" w:cs="Calibri"/>
-                <w:color w:val="000000"/>
-                <w:kern w:val="0"/>
-                <w:sz w:val="22"/>
-                <w:szCs w:val="22"/>
-                <w:lang w:eastAsia="es-PE"/>
-                <w14:ligatures w14:val="none"/>
-              </w:rPr>
-              <w:t>DECIMAL(</w:t>
-            </w:r>
-            <w:proofErr w:type="gramEnd"/>
-            <w:r>
-              <w:rPr>
-                <w:rFonts w:ascii="Calibri" w:eastAsia="Times New Roman" w:hAnsi="Calibri" w:cs="Calibri"/>
-                <w:color w:val="000000"/>
-                <w:kern w:val="0"/>
-                <w:sz w:val="22"/>
-                <w:szCs w:val="22"/>
-                <w:lang w:eastAsia="es-PE"/>
-                <w14:ligatures w14:val="none"/>
-              </w:rPr>
-              <w:t>10,2)</w:t>
+            <w:r>
+              <w:rPr>
+                <w:rFonts w:ascii="Calibri" w:eastAsia="Times New Roman" w:hAnsi="Calibri" w:cs="Calibri"/>
+                <w:color w:val="000000"/>
+                <w:kern w:val="0"/>
+                <w:sz w:val="22"/>
+                <w:szCs w:val="22"/>
+                <w:lang w:eastAsia="es-PE"/>
+                <w14:ligatures w14:val="none"/>
+              </w:rPr>
+              <w:t>DECIMAL(10,2)</w:t>
             </w:r>
           </w:p>
         </w:tc>
@@ -20576,7 +19655,6 @@
                 <w14:ligatures w14:val="none"/>
               </w:rPr>
             </w:pPr>
-            <w:proofErr w:type="spellStart"/>
             <w:r>
               <w:rPr>
                 <w:rFonts w:ascii="Calibri" w:eastAsia="Times New Roman" w:hAnsi="Calibri" w:cs="Calibri"/>
@@ -20589,7 +19667,6 @@
               </w:rPr>
               <w:t>EmpleadoAgenciaHistorial</w:t>
             </w:r>
-            <w:proofErr w:type="spellEnd"/>
           </w:p>
         </w:tc>
         <w:tc>
@@ -20619,7 +19696,6 @@
                 <w14:ligatures w14:val="none"/>
               </w:rPr>
             </w:pPr>
-            <w:proofErr w:type="spellStart"/>
             <w:r>
               <w:rPr>
                 <w:rFonts w:ascii="Calibri" w:eastAsia="Times New Roman" w:hAnsi="Calibri" w:cs="Calibri"/>
@@ -20632,7 +19708,6 @@
               </w:rPr>
               <w:t>id_historial</w:t>
             </w:r>
-            <w:proofErr w:type="spellEnd"/>
           </w:p>
         </w:tc>
         <w:tc>
@@ -20818,7 +19893,6 @@
                 <w14:ligatures w14:val="none"/>
               </w:rPr>
             </w:pPr>
-            <w:proofErr w:type="spellStart"/>
             <w:r>
               <w:rPr>
                 <w:rFonts w:ascii="Calibri" w:eastAsia="Times New Roman" w:hAnsi="Calibri" w:cs="Calibri"/>
@@ -20831,7 +19905,6 @@
               </w:rPr>
               <w:t>EmpleadoAgenciaHistorial</w:t>
             </w:r>
-            <w:proofErr w:type="spellEnd"/>
           </w:p>
         </w:tc>
         <w:tc>
@@ -20860,7 +19933,6 @@
                 <w14:ligatures w14:val="none"/>
               </w:rPr>
             </w:pPr>
-            <w:proofErr w:type="spellStart"/>
             <w:r>
               <w:rPr>
                 <w:rFonts w:ascii="Calibri" w:eastAsia="Times New Roman" w:hAnsi="Calibri" w:cs="Calibri"/>
@@ -20873,7 +19945,6 @@
               </w:rPr>
               <w:t>id_empleado</w:t>
             </w:r>
-            <w:proofErr w:type="spellEnd"/>
           </w:p>
         </w:tc>
         <w:tc>
@@ -21056,7 +20127,6 @@
                 <w14:ligatures w14:val="none"/>
               </w:rPr>
             </w:pPr>
-            <w:proofErr w:type="spellStart"/>
             <w:r>
               <w:rPr>
                 <w:rFonts w:ascii="Calibri" w:eastAsia="Times New Roman" w:hAnsi="Calibri" w:cs="Calibri"/>
@@ -21069,7 +20139,6 @@
               </w:rPr>
               <w:t>EmpleadoAgenciaHistorial</w:t>
             </w:r>
-            <w:proofErr w:type="spellEnd"/>
           </w:p>
         </w:tc>
         <w:tc>
@@ -21099,7 +20168,6 @@
                 <w14:ligatures w14:val="none"/>
               </w:rPr>
             </w:pPr>
-            <w:proofErr w:type="spellStart"/>
             <w:r>
               <w:rPr>
                 <w:rFonts w:ascii="Calibri" w:eastAsia="Times New Roman" w:hAnsi="Calibri" w:cs="Calibri"/>
@@ -21112,7 +20180,6 @@
               </w:rPr>
               <w:t>id_agencia</w:t>
             </w:r>
-            <w:proofErr w:type="spellEnd"/>
           </w:p>
         </w:tc>
         <w:tc>
@@ -21298,7 +20365,6 @@
                 <w14:ligatures w14:val="none"/>
               </w:rPr>
             </w:pPr>
-            <w:proofErr w:type="spellStart"/>
             <w:r>
               <w:rPr>
                 <w:rFonts w:ascii="Calibri" w:eastAsia="Times New Roman" w:hAnsi="Calibri" w:cs="Calibri"/>
@@ -21311,7 +20377,6 @@
               </w:rPr>
               <w:t>EmpleadoAgenciaHistorial</w:t>
             </w:r>
-            <w:proofErr w:type="spellEnd"/>
           </w:p>
         </w:tc>
         <w:tc>
@@ -21340,7 +20405,6 @@
                 <w14:ligatures w14:val="none"/>
               </w:rPr>
             </w:pPr>
-            <w:proofErr w:type="spellStart"/>
             <w:r>
               <w:rPr>
                 <w:rFonts w:ascii="Calibri" w:eastAsia="Times New Roman" w:hAnsi="Calibri" w:cs="Calibri"/>
@@ -21353,7 +20417,6 @@
               </w:rPr>
               <w:t>fecha_inicio</w:t>
             </w:r>
-            <w:proofErr w:type="spellEnd"/>
           </w:p>
         </w:tc>
         <w:tc>
@@ -21523,7 +20586,6 @@
                 <w14:ligatures w14:val="none"/>
               </w:rPr>
             </w:pPr>
-            <w:proofErr w:type="spellStart"/>
             <w:r>
               <w:rPr>
                 <w:rFonts w:ascii="Calibri" w:eastAsia="Times New Roman" w:hAnsi="Calibri" w:cs="Calibri"/>
@@ -21536,7 +20598,6 @@
               </w:rPr>
               <w:t>EmpleadoAgenciaHistorial</w:t>
             </w:r>
-            <w:proofErr w:type="spellEnd"/>
           </w:p>
         </w:tc>
         <w:tc>
@@ -21566,7 +20627,6 @@
                 <w14:ligatures w14:val="none"/>
               </w:rPr>
             </w:pPr>
-            <w:proofErr w:type="spellStart"/>
             <w:r>
               <w:rPr>
                 <w:rFonts w:ascii="Calibri" w:eastAsia="Times New Roman" w:hAnsi="Calibri" w:cs="Calibri"/>
@@ -21579,7 +20639,6 @@
               </w:rPr>
               <w:t>fecha_fin</w:t>
             </w:r>
-            <w:proofErr w:type="spellEnd"/>
           </w:p>
         </w:tc>
         <w:tc>
@@ -21792,7 +20851,6 @@
                 <w14:ligatures w14:val="none"/>
               </w:rPr>
             </w:pPr>
-            <w:proofErr w:type="spellStart"/>
             <w:r>
               <w:rPr>
                 <w:rFonts w:ascii="Calibri" w:eastAsia="Times New Roman" w:hAnsi="Calibri" w:cs="Calibri"/>
@@ -21805,7 +20863,6 @@
               </w:rPr>
               <w:t>id_encomienda</w:t>
             </w:r>
-            <w:proofErr w:type="spellEnd"/>
           </w:p>
         </w:tc>
         <w:tc>
@@ -22029,7 +21086,6 @@
                 <w14:ligatures w14:val="none"/>
               </w:rPr>
             </w:pPr>
-            <w:proofErr w:type="spellStart"/>
             <w:r>
               <w:rPr>
                 <w:rFonts w:ascii="Calibri" w:eastAsia="Times New Roman" w:hAnsi="Calibri" w:cs="Calibri"/>
@@ -22042,7 +21098,6 @@
               </w:rPr>
               <w:t>codigo_rastreo</w:t>
             </w:r>
-            <w:proofErr w:type="spellEnd"/>
           </w:p>
         </w:tc>
         <w:tc>
@@ -22072,31 +21127,17 @@
                 <w14:ligatures w14:val="none"/>
               </w:rPr>
             </w:pPr>
-            <w:proofErr w:type="gramStart"/>
-            <w:r>
-              <w:rPr>
-                <w:rFonts w:ascii="Calibri" w:eastAsia="Times New Roman" w:hAnsi="Calibri" w:cs="Calibri"/>
-                <w:color w:val="000000"/>
-                <w:kern w:val="0"/>
-                <w:sz w:val="22"/>
-                <w:szCs w:val="22"/>
-                <w:lang w:eastAsia="es-PE"/>
-                <w14:ligatures w14:val="none"/>
-              </w:rPr>
-              <w:t>VARCHAR(</w:t>
-            </w:r>
-            <w:proofErr w:type="gramEnd"/>
-            <w:r>
-              <w:rPr>
-                <w:rFonts w:ascii="Calibri" w:eastAsia="Times New Roman" w:hAnsi="Calibri" w:cs="Calibri"/>
-                <w:color w:val="000000"/>
-                <w:kern w:val="0"/>
-                <w:sz w:val="22"/>
-                <w:szCs w:val="22"/>
-                <w:lang w:eastAsia="es-PE"/>
-                <w14:ligatures w14:val="none"/>
-              </w:rPr>
-              <w:t>20)</w:t>
+            <w:r>
+              <w:rPr>
+                <w:rFonts w:ascii="Calibri" w:eastAsia="Times New Roman" w:hAnsi="Calibri" w:cs="Calibri"/>
+                <w:color w:val="000000"/>
+                <w:kern w:val="0"/>
+                <w:sz w:val="22"/>
+                <w:szCs w:val="22"/>
+                <w:lang w:eastAsia="es-PE"/>
+                <w14:ligatures w14:val="none"/>
+              </w:rPr>
+              <w:t>VARCHAR(20)</w:t>
             </w:r>
           </w:p>
         </w:tc>
@@ -22269,7 +21310,6 @@
                 <w14:ligatures w14:val="none"/>
               </w:rPr>
             </w:pPr>
-            <w:proofErr w:type="spellStart"/>
             <w:r>
               <w:rPr>
                 <w:rFonts w:ascii="Calibri" w:eastAsia="Times New Roman" w:hAnsi="Calibri" w:cs="Calibri"/>
@@ -22282,7 +21322,6 @@
               </w:rPr>
               <w:t>id_cliente_remitente</w:t>
             </w:r>
-            <w:proofErr w:type="spellEnd"/>
           </w:p>
         </w:tc>
         <w:tc>
@@ -22506,7 +21545,6 @@
                 <w14:ligatures w14:val="none"/>
               </w:rPr>
             </w:pPr>
-            <w:proofErr w:type="spellStart"/>
             <w:r>
               <w:rPr>
                 <w:rFonts w:ascii="Calibri" w:eastAsia="Times New Roman" w:hAnsi="Calibri" w:cs="Calibri"/>
@@ -22519,7 +21557,6 @@
               </w:rPr>
               <w:t>id_cliente_destinatario</w:t>
             </w:r>
-            <w:proofErr w:type="spellEnd"/>
           </w:p>
         </w:tc>
         <w:tc>
@@ -22745,7 +21782,6 @@
                 <w14:ligatures w14:val="none"/>
               </w:rPr>
             </w:pPr>
-            <w:proofErr w:type="spellStart"/>
             <w:r>
               <w:rPr>
                 <w:rFonts w:ascii="Calibri" w:eastAsia="Times New Roman" w:hAnsi="Calibri" w:cs="Calibri"/>
@@ -22758,7 +21794,6 @@
               </w:rPr>
               <w:t>id_agencia_origen</w:t>
             </w:r>
-            <w:proofErr w:type="spellEnd"/>
           </w:p>
         </w:tc>
         <w:tc>
@@ -22982,7 +22017,6 @@
                 <w14:ligatures w14:val="none"/>
               </w:rPr>
             </w:pPr>
-            <w:proofErr w:type="spellStart"/>
             <w:r>
               <w:rPr>
                 <w:rFonts w:ascii="Calibri" w:eastAsia="Times New Roman" w:hAnsi="Calibri" w:cs="Calibri"/>
@@ -22995,7 +22029,6 @@
               </w:rPr>
               <w:t>id_agencia_destino</w:t>
             </w:r>
-            <w:proofErr w:type="spellEnd"/>
           </w:p>
         </w:tc>
         <w:tc>
@@ -23221,7 +22254,6 @@
                 <w14:ligatures w14:val="none"/>
               </w:rPr>
             </w:pPr>
-            <w:proofErr w:type="spellStart"/>
             <w:r>
               <w:rPr>
                 <w:rFonts w:ascii="Calibri" w:eastAsia="Times New Roman" w:hAnsi="Calibri" w:cs="Calibri"/>
@@ -23234,7 +22266,6 @@
               </w:rPr>
               <w:t>id_tipo_servicio</w:t>
             </w:r>
-            <w:proofErr w:type="spellEnd"/>
           </w:p>
         </w:tc>
         <w:tc>
@@ -23458,7 +22489,6 @@
                 <w14:ligatures w14:val="none"/>
               </w:rPr>
             </w:pPr>
-            <w:proofErr w:type="spellStart"/>
             <w:r>
               <w:rPr>
                 <w:rFonts w:ascii="Calibri" w:eastAsia="Times New Roman" w:hAnsi="Calibri" w:cs="Calibri"/>
@@ -23471,7 +22501,6 @@
               </w:rPr>
               <w:t>tarifa_total</w:t>
             </w:r>
-            <w:proofErr w:type="spellEnd"/>
           </w:p>
         </w:tc>
         <w:tc>
@@ -23501,31 +22530,17 @@
                 <w14:ligatures w14:val="none"/>
               </w:rPr>
             </w:pPr>
-            <w:proofErr w:type="gramStart"/>
-            <w:r>
-              <w:rPr>
-                <w:rFonts w:ascii="Calibri" w:eastAsia="Times New Roman" w:hAnsi="Calibri" w:cs="Calibri"/>
-                <w:color w:val="000000"/>
-                <w:kern w:val="0"/>
-                <w:sz w:val="22"/>
-                <w:szCs w:val="22"/>
-                <w:lang w:eastAsia="es-PE"/>
-                <w14:ligatures w14:val="none"/>
-              </w:rPr>
-              <w:t>DECIMAL(</w:t>
-            </w:r>
-            <w:proofErr w:type="gramEnd"/>
-            <w:r>
-              <w:rPr>
-                <w:rFonts w:ascii="Calibri" w:eastAsia="Times New Roman" w:hAnsi="Calibri" w:cs="Calibri"/>
-                <w:color w:val="000000"/>
-                <w:kern w:val="0"/>
-                <w:sz w:val="22"/>
-                <w:szCs w:val="22"/>
-                <w:lang w:eastAsia="es-PE"/>
-                <w14:ligatures w14:val="none"/>
-              </w:rPr>
-              <w:t>10,2)</w:t>
+            <w:r>
+              <w:rPr>
+                <w:rFonts w:ascii="Calibri" w:eastAsia="Times New Roman" w:hAnsi="Calibri" w:cs="Calibri"/>
+                <w:color w:val="000000"/>
+                <w:kern w:val="0"/>
+                <w:sz w:val="22"/>
+                <w:szCs w:val="22"/>
+                <w:lang w:eastAsia="es-PE"/>
+                <w14:ligatures w14:val="none"/>
+              </w:rPr>
+              <w:t>DECIMAL(10,2)</w:t>
             </w:r>
           </w:p>
         </w:tc>
@@ -23698,7 +22713,6 @@
                 <w14:ligatures w14:val="none"/>
               </w:rPr>
             </w:pPr>
-            <w:proofErr w:type="spellStart"/>
             <w:r>
               <w:rPr>
                 <w:rFonts w:ascii="Calibri" w:eastAsia="Times New Roman" w:hAnsi="Calibri" w:cs="Calibri"/>
@@ -23711,7 +22725,6 @@
               </w:rPr>
               <w:t>fecha_registro</w:t>
             </w:r>
-            <w:proofErr w:type="spellEnd"/>
           </w:p>
         </w:tc>
         <w:tc>
@@ -23922,7 +22935,6 @@
                 <w14:ligatures w14:val="none"/>
               </w:rPr>
             </w:pPr>
-            <w:proofErr w:type="spellStart"/>
             <w:r>
               <w:rPr>
                 <w:rFonts w:ascii="Calibri" w:eastAsia="Times New Roman" w:hAnsi="Calibri" w:cs="Calibri"/>
@@ -23935,7 +22947,6 @@
               </w:rPr>
               <w:t>id_estado</w:t>
             </w:r>
-            <w:proofErr w:type="spellEnd"/>
           </w:p>
         </w:tc>
         <w:tc>
@@ -24121,7 +23132,6 @@
                 <w14:ligatures w14:val="none"/>
               </w:rPr>
             </w:pPr>
-            <w:proofErr w:type="spellStart"/>
             <w:r>
               <w:rPr>
                 <w:rFonts w:ascii="Calibri" w:eastAsia="Times New Roman" w:hAnsi="Calibri" w:cs="Calibri"/>
@@ -24134,7 +23144,6 @@
               </w:rPr>
               <w:t>EntregaFinal</w:t>
             </w:r>
-            <w:proofErr w:type="spellEnd"/>
           </w:p>
         </w:tc>
         <w:tc>
@@ -24163,7 +23172,6 @@
                 <w14:ligatures w14:val="none"/>
               </w:rPr>
             </w:pPr>
-            <w:proofErr w:type="spellStart"/>
             <w:r>
               <w:rPr>
                 <w:rFonts w:ascii="Calibri" w:eastAsia="Times New Roman" w:hAnsi="Calibri" w:cs="Calibri"/>
@@ -24176,7 +23184,6 @@
               </w:rPr>
               <w:t>id_encomienda</w:t>
             </w:r>
-            <w:proofErr w:type="spellEnd"/>
           </w:p>
         </w:tc>
         <w:tc>
@@ -24371,7 +23378,6 @@
                 <w14:ligatures w14:val="none"/>
               </w:rPr>
             </w:pPr>
-            <w:proofErr w:type="spellStart"/>
             <w:r>
               <w:rPr>
                 <w:rFonts w:ascii="Calibri" w:eastAsia="Times New Roman" w:hAnsi="Calibri" w:cs="Calibri"/>
@@ -24384,7 +23390,6 @@
               </w:rPr>
               <w:t>EntregaFinal</w:t>
             </w:r>
-            <w:proofErr w:type="spellEnd"/>
           </w:p>
         </w:tc>
         <w:tc>
@@ -24414,7 +23419,6 @@
                 <w14:ligatures w14:val="none"/>
               </w:rPr>
             </w:pPr>
-            <w:proofErr w:type="spellStart"/>
             <w:r>
               <w:rPr>
                 <w:rFonts w:ascii="Calibri" w:eastAsia="Times New Roman" w:hAnsi="Calibri" w:cs="Calibri"/>
@@ -24427,7 +23431,6 @@
               </w:rPr>
               <w:t>dni_receptor</w:t>
             </w:r>
-            <w:proofErr w:type="spellEnd"/>
           </w:p>
         </w:tc>
         <w:tc>
@@ -24457,31 +23460,17 @@
                 <w14:ligatures w14:val="none"/>
               </w:rPr>
             </w:pPr>
-            <w:proofErr w:type="gramStart"/>
-            <w:r>
-              <w:rPr>
-                <w:rFonts w:ascii="Calibri" w:eastAsia="Times New Roman" w:hAnsi="Calibri" w:cs="Calibri"/>
-                <w:color w:val="000000"/>
-                <w:kern w:val="0"/>
-                <w:sz w:val="22"/>
-                <w:szCs w:val="22"/>
-                <w:lang w:eastAsia="es-PE"/>
-                <w14:ligatures w14:val="none"/>
-              </w:rPr>
-              <w:t>VARCHAR(</w:t>
-            </w:r>
-            <w:proofErr w:type="gramEnd"/>
-            <w:r>
-              <w:rPr>
-                <w:rFonts w:ascii="Calibri" w:eastAsia="Times New Roman" w:hAnsi="Calibri" w:cs="Calibri"/>
-                <w:color w:val="000000"/>
-                <w:kern w:val="0"/>
-                <w:sz w:val="22"/>
-                <w:szCs w:val="22"/>
-                <w:lang w:eastAsia="es-PE"/>
-                <w14:ligatures w14:val="none"/>
-              </w:rPr>
-              <w:t>15)</w:t>
+            <w:r>
+              <w:rPr>
+                <w:rFonts w:ascii="Calibri" w:eastAsia="Times New Roman" w:hAnsi="Calibri" w:cs="Calibri"/>
+                <w:color w:val="000000"/>
+                <w:kern w:val="0"/>
+                <w:sz w:val="22"/>
+                <w:szCs w:val="22"/>
+                <w:lang w:eastAsia="es-PE"/>
+                <w14:ligatures w14:val="none"/>
+              </w:rPr>
+              <w:t>VARCHAR(15)</w:t>
             </w:r>
           </w:p>
         </w:tc>
@@ -24614,7 +23603,6 @@
                 <w14:ligatures w14:val="none"/>
               </w:rPr>
             </w:pPr>
-            <w:proofErr w:type="spellStart"/>
             <w:r>
               <w:rPr>
                 <w:rFonts w:ascii="Calibri" w:eastAsia="Times New Roman" w:hAnsi="Calibri" w:cs="Calibri"/>
@@ -24627,7 +23615,6 @@
               </w:rPr>
               <w:t>EntregaFinal</w:t>
             </w:r>
-            <w:proofErr w:type="spellEnd"/>
           </w:p>
         </w:tc>
         <w:tc>
@@ -24656,7 +23643,6 @@
                 <w14:ligatures w14:val="none"/>
               </w:rPr>
             </w:pPr>
-            <w:proofErr w:type="spellStart"/>
             <w:r>
               <w:rPr>
                 <w:rFonts w:ascii="Calibri" w:eastAsia="Times New Roman" w:hAnsi="Calibri" w:cs="Calibri"/>
@@ -24669,7 +23655,6 @@
               </w:rPr>
               <w:t>nombre_receptor</w:t>
             </w:r>
-            <w:proofErr w:type="spellEnd"/>
           </w:p>
         </w:tc>
         <w:tc>
@@ -24698,31 +23683,17 @@
                 <w14:ligatures w14:val="none"/>
               </w:rPr>
             </w:pPr>
-            <w:proofErr w:type="gramStart"/>
-            <w:r>
-              <w:rPr>
-                <w:rFonts w:ascii="Calibri" w:eastAsia="Times New Roman" w:hAnsi="Calibri" w:cs="Calibri"/>
-                <w:color w:val="000000"/>
-                <w:kern w:val="0"/>
-                <w:sz w:val="22"/>
-                <w:szCs w:val="22"/>
-                <w:lang w:eastAsia="es-PE"/>
-                <w14:ligatures w14:val="none"/>
-              </w:rPr>
-              <w:t>VARCHAR(</w:t>
-            </w:r>
-            <w:proofErr w:type="gramEnd"/>
-            <w:r>
-              <w:rPr>
-                <w:rFonts w:ascii="Calibri" w:eastAsia="Times New Roman" w:hAnsi="Calibri" w:cs="Calibri"/>
-                <w:color w:val="000000"/>
-                <w:kern w:val="0"/>
-                <w:sz w:val="22"/>
-                <w:szCs w:val="22"/>
-                <w:lang w:eastAsia="es-PE"/>
-                <w14:ligatures w14:val="none"/>
-              </w:rPr>
-              <w:t>150)</w:t>
+            <w:r>
+              <w:rPr>
+                <w:rFonts w:ascii="Calibri" w:eastAsia="Times New Roman" w:hAnsi="Calibri" w:cs="Calibri"/>
+                <w:color w:val="000000"/>
+                <w:kern w:val="0"/>
+                <w:sz w:val="22"/>
+                <w:szCs w:val="22"/>
+                <w:lang w:eastAsia="es-PE"/>
+                <w14:ligatures w14:val="none"/>
+              </w:rPr>
+              <w:t>VARCHAR(150)</w:t>
             </w:r>
           </w:p>
         </w:tc>
@@ -24853,7 +23824,6 @@
                 <w14:ligatures w14:val="none"/>
               </w:rPr>
             </w:pPr>
-            <w:proofErr w:type="spellStart"/>
             <w:r>
               <w:rPr>
                 <w:rFonts w:ascii="Calibri" w:eastAsia="Times New Roman" w:hAnsi="Calibri" w:cs="Calibri"/>
@@ -24867,7 +23837,6 @@
               <w:lastRenderedPageBreak/>
               <w:t>EntregaFinal</w:t>
             </w:r>
-            <w:proofErr w:type="spellEnd"/>
           </w:p>
         </w:tc>
         <w:tc>
@@ -24897,7 +23866,6 @@
                 <w14:ligatures w14:val="none"/>
               </w:rPr>
             </w:pPr>
-            <w:proofErr w:type="spellStart"/>
             <w:r>
               <w:rPr>
                 <w:rFonts w:ascii="Calibri" w:eastAsia="Times New Roman" w:hAnsi="Calibri" w:cs="Calibri"/>
@@ -24910,7 +23878,6 @@
               </w:rPr>
               <w:t>fecha_entrega</w:t>
             </w:r>
-            <w:proofErr w:type="spellEnd"/>
           </w:p>
         </w:tc>
         <w:tc>
@@ -25083,7 +24050,6 @@
                 <w14:ligatures w14:val="none"/>
               </w:rPr>
             </w:pPr>
-            <w:proofErr w:type="spellStart"/>
             <w:r>
               <w:rPr>
                 <w:rFonts w:ascii="Calibri" w:eastAsia="Times New Roman" w:hAnsi="Calibri" w:cs="Calibri"/>
@@ -25096,7 +24062,6 @@
               </w:rPr>
               <w:t>EntregaFinal</w:t>
             </w:r>
-            <w:proofErr w:type="spellEnd"/>
           </w:p>
         </w:tc>
         <w:tc>
@@ -25125,7 +24090,6 @@
                 <w14:ligatures w14:val="none"/>
               </w:rPr>
             </w:pPr>
-            <w:proofErr w:type="spellStart"/>
             <w:r>
               <w:rPr>
                 <w:rFonts w:ascii="Calibri" w:eastAsia="Times New Roman" w:hAnsi="Calibri" w:cs="Calibri"/>
@@ -25138,7 +24102,6 @@
               </w:rPr>
               <w:t>observacion</w:t>
             </w:r>
-            <w:proofErr w:type="spellEnd"/>
           </w:p>
         </w:tc>
         <w:tc>
@@ -25167,31 +24130,17 @@
                 <w14:ligatures w14:val="none"/>
               </w:rPr>
             </w:pPr>
-            <w:proofErr w:type="gramStart"/>
-            <w:r>
-              <w:rPr>
-                <w:rFonts w:ascii="Calibri" w:eastAsia="Times New Roman" w:hAnsi="Calibri" w:cs="Calibri"/>
-                <w:color w:val="000000"/>
-                <w:kern w:val="0"/>
-                <w:sz w:val="22"/>
-                <w:szCs w:val="22"/>
-                <w:lang w:eastAsia="es-PE"/>
-                <w14:ligatures w14:val="none"/>
-              </w:rPr>
-              <w:t>VARCHAR(</w:t>
-            </w:r>
-            <w:proofErr w:type="gramEnd"/>
-            <w:r>
-              <w:rPr>
-                <w:rFonts w:ascii="Calibri" w:eastAsia="Times New Roman" w:hAnsi="Calibri" w:cs="Calibri"/>
-                <w:color w:val="000000"/>
-                <w:kern w:val="0"/>
-                <w:sz w:val="22"/>
-                <w:szCs w:val="22"/>
-                <w:lang w:eastAsia="es-PE"/>
-                <w14:ligatures w14:val="none"/>
-              </w:rPr>
-              <w:t>200)</w:t>
+            <w:r>
+              <w:rPr>
+                <w:rFonts w:ascii="Calibri" w:eastAsia="Times New Roman" w:hAnsi="Calibri" w:cs="Calibri"/>
+                <w:color w:val="000000"/>
+                <w:kern w:val="0"/>
+                <w:sz w:val="22"/>
+                <w:szCs w:val="22"/>
+                <w:lang w:eastAsia="es-PE"/>
+                <w14:ligatures w14:val="none"/>
+              </w:rPr>
+              <w:t>VARCHAR(200)</w:t>
             </w:r>
           </w:p>
         </w:tc>
@@ -25322,7 +24271,6 @@
                 <w14:ligatures w14:val="none"/>
               </w:rPr>
             </w:pPr>
-            <w:proofErr w:type="spellStart"/>
             <w:r>
               <w:rPr>
                 <w:rFonts w:ascii="Calibri" w:eastAsia="Times New Roman" w:hAnsi="Calibri" w:cs="Calibri"/>
@@ -25335,7 +24283,6 @@
               </w:rPr>
               <w:t>EstadoEncomienda</w:t>
             </w:r>
-            <w:proofErr w:type="spellEnd"/>
           </w:p>
         </w:tc>
         <w:tc>
@@ -25365,7 +24312,6 @@
                 <w14:ligatures w14:val="none"/>
               </w:rPr>
             </w:pPr>
-            <w:proofErr w:type="spellStart"/>
             <w:r>
               <w:rPr>
                 <w:rFonts w:ascii="Calibri" w:eastAsia="Times New Roman" w:hAnsi="Calibri" w:cs="Calibri"/>
@@ -25378,7 +24324,6 @@
               </w:rPr>
               <w:t>id_estado</w:t>
             </w:r>
-            <w:proofErr w:type="spellEnd"/>
           </w:p>
         </w:tc>
         <w:tc>
@@ -25564,7 +24509,6 @@
                 <w14:ligatures w14:val="none"/>
               </w:rPr>
             </w:pPr>
-            <w:proofErr w:type="spellStart"/>
             <w:r>
               <w:rPr>
                 <w:rFonts w:ascii="Calibri" w:eastAsia="Times New Roman" w:hAnsi="Calibri" w:cs="Calibri"/>
@@ -25577,7 +24521,6 @@
               </w:rPr>
               <w:t>EstadoEncomienda</w:t>
             </w:r>
-            <w:proofErr w:type="spellEnd"/>
           </w:p>
         </w:tc>
         <w:tc>
@@ -25606,7 +24549,6 @@
                 <w14:ligatures w14:val="none"/>
               </w:rPr>
             </w:pPr>
-            <w:proofErr w:type="spellStart"/>
             <w:r>
               <w:rPr>
                 <w:rFonts w:ascii="Calibri" w:eastAsia="Times New Roman" w:hAnsi="Calibri" w:cs="Calibri"/>
@@ -25619,7 +24561,6 @@
               </w:rPr>
               <w:t>descripcion</w:t>
             </w:r>
-            <w:proofErr w:type="spellEnd"/>
           </w:p>
         </w:tc>
         <w:tc>
@@ -25648,31 +24589,17 @@
                 <w14:ligatures w14:val="none"/>
               </w:rPr>
             </w:pPr>
-            <w:proofErr w:type="gramStart"/>
-            <w:r>
-              <w:rPr>
-                <w:rFonts w:ascii="Calibri" w:eastAsia="Times New Roman" w:hAnsi="Calibri" w:cs="Calibri"/>
-                <w:color w:val="000000"/>
-                <w:kern w:val="0"/>
-                <w:sz w:val="22"/>
-                <w:szCs w:val="22"/>
-                <w:lang w:eastAsia="es-PE"/>
-                <w14:ligatures w14:val="none"/>
-              </w:rPr>
-              <w:t>VARCHAR(</w:t>
-            </w:r>
-            <w:proofErr w:type="gramEnd"/>
-            <w:r>
-              <w:rPr>
-                <w:rFonts w:ascii="Calibri" w:eastAsia="Times New Roman" w:hAnsi="Calibri" w:cs="Calibri"/>
-                <w:color w:val="000000"/>
-                <w:kern w:val="0"/>
-                <w:sz w:val="22"/>
-                <w:szCs w:val="22"/>
-                <w:lang w:eastAsia="es-PE"/>
-                <w14:ligatures w14:val="none"/>
-              </w:rPr>
-              <w:t>50)</w:t>
+            <w:r>
+              <w:rPr>
+                <w:rFonts w:ascii="Calibri" w:eastAsia="Times New Roman" w:hAnsi="Calibri" w:cs="Calibri"/>
+                <w:color w:val="000000"/>
+                <w:kern w:val="0"/>
+                <w:sz w:val="22"/>
+                <w:szCs w:val="22"/>
+                <w:lang w:eastAsia="es-PE"/>
+                <w14:ligatures w14:val="none"/>
+              </w:rPr>
+              <w:t>VARCHAR(50)</w:t>
             </w:r>
           </w:p>
         </w:tc>
@@ -25803,7 +24730,6 @@
                 <w14:ligatures w14:val="none"/>
               </w:rPr>
             </w:pPr>
-            <w:proofErr w:type="spellStart"/>
             <w:r>
               <w:rPr>
                 <w:rFonts w:ascii="Calibri" w:eastAsia="Times New Roman" w:hAnsi="Calibri" w:cs="Calibri"/>
@@ -25816,7 +24742,6 @@
               </w:rPr>
               <w:t>EstadoEncomienda</w:t>
             </w:r>
-            <w:proofErr w:type="spellEnd"/>
           </w:p>
         </w:tc>
         <w:tc>
@@ -25846,7 +24771,6 @@
                 <w14:ligatures w14:val="none"/>
               </w:rPr>
             </w:pPr>
-            <w:proofErr w:type="spellStart"/>
             <w:r>
               <w:rPr>
                 <w:rFonts w:ascii="Calibri" w:eastAsia="Times New Roman" w:hAnsi="Calibri" w:cs="Calibri"/>
@@ -25859,7 +24783,6 @@
               </w:rPr>
               <w:t>color_hex</w:t>
             </w:r>
-            <w:proofErr w:type="spellEnd"/>
           </w:p>
         </w:tc>
         <w:tc>
@@ -25889,31 +24812,17 @@
                 <w14:ligatures w14:val="none"/>
               </w:rPr>
             </w:pPr>
-            <w:proofErr w:type="gramStart"/>
-            <w:r>
-              <w:rPr>
-                <w:rFonts w:ascii="Calibri" w:eastAsia="Times New Roman" w:hAnsi="Calibri" w:cs="Calibri"/>
-                <w:color w:val="000000"/>
-                <w:kern w:val="0"/>
-                <w:sz w:val="22"/>
-                <w:szCs w:val="22"/>
-                <w:lang w:eastAsia="es-PE"/>
-                <w14:ligatures w14:val="none"/>
-              </w:rPr>
-              <w:t>CHAR(</w:t>
-            </w:r>
-            <w:proofErr w:type="gramEnd"/>
-            <w:r>
-              <w:rPr>
-                <w:rFonts w:ascii="Calibri" w:eastAsia="Times New Roman" w:hAnsi="Calibri" w:cs="Calibri"/>
-                <w:color w:val="000000"/>
-                <w:kern w:val="0"/>
-                <w:sz w:val="22"/>
-                <w:szCs w:val="22"/>
-                <w:lang w:eastAsia="es-PE"/>
-                <w14:ligatures w14:val="none"/>
-              </w:rPr>
-              <w:t>7)</w:t>
+            <w:r>
+              <w:rPr>
+                <w:rFonts w:ascii="Calibri" w:eastAsia="Times New Roman" w:hAnsi="Calibri" w:cs="Calibri"/>
+                <w:color w:val="000000"/>
+                <w:kern w:val="0"/>
+                <w:sz w:val="22"/>
+                <w:szCs w:val="22"/>
+                <w:lang w:eastAsia="es-PE"/>
+                <w14:ligatures w14:val="none"/>
+              </w:rPr>
+              <w:t>CHAR(7)</w:t>
             </w:r>
           </w:p>
         </w:tc>
@@ -26086,7 +24995,6 @@
                 <w14:ligatures w14:val="none"/>
               </w:rPr>
             </w:pPr>
-            <w:proofErr w:type="spellStart"/>
             <w:r>
               <w:rPr>
                 <w:rFonts w:ascii="Calibri" w:eastAsia="Times New Roman" w:hAnsi="Calibri" w:cs="Calibri"/>
@@ -26099,7 +25007,6 @@
               </w:rPr>
               <w:t>id_hub</w:t>
             </w:r>
-            <w:proofErr w:type="spellEnd"/>
           </w:p>
         </w:tc>
         <w:tc>
@@ -26364,31 +25271,17 @@
                 <w14:ligatures w14:val="none"/>
               </w:rPr>
             </w:pPr>
-            <w:proofErr w:type="gramStart"/>
-            <w:r>
-              <w:rPr>
-                <w:rFonts w:ascii="Calibri" w:eastAsia="Times New Roman" w:hAnsi="Calibri" w:cs="Calibri"/>
-                <w:color w:val="000000"/>
-                <w:kern w:val="0"/>
-                <w:sz w:val="22"/>
-                <w:szCs w:val="22"/>
-                <w:lang w:eastAsia="es-PE"/>
-                <w14:ligatures w14:val="none"/>
-              </w:rPr>
-              <w:t>VARCHAR(</w:t>
-            </w:r>
-            <w:proofErr w:type="gramEnd"/>
-            <w:r>
-              <w:rPr>
-                <w:rFonts w:ascii="Calibri" w:eastAsia="Times New Roman" w:hAnsi="Calibri" w:cs="Calibri"/>
-                <w:color w:val="000000"/>
-                <w:kern w:val="0"/>
-                <w:sz w:val="22"/>
-                <w:szCs w:val="22"/>
-                <w:lang w:eastAsia="es-PE"/>
-                <w14:ligatures w14:val="none"/>
-              </w:rPr>
-              <w:t>100)</w:t>
+            <w:r>
+              <w:rPr>
+                <w:rFonts w:ascii="Calibri" w:eastAsia="Times New Roman" w:hAnsi="Calibri" w:cs="Calibri"/>
+                <w:color w:val="000000"/>
+                <w:kern w:val="0"/>
+                <w:sz w:val="22"/>
+                <w:szCs w:val="22"/>
+                <w:lang w:eastAsia="es-PE"/>
+                <w14:ligatures w14:val="none"/>
+              </w:rPr>
+              <w:t>VARCHAR(100)</w:t>
             </w:r>
           </w:p>
         </w:tc>
@@ -26561,7 +25454,6 @@
                 <w14:ligatures w14:val="none"/>
               </w:rPr>
             </w:pPr>
-            <w:proofErr w:type="spellStart"/>
             <w:r>
               <w:rPr>
                 <w:rFonts w:ascii="Calibri" w:eastAsia="Times New Roman" w:hAnsi="Calibri" w:cs="Calibri"/>
@@ -26574,7 +25466,6 @@
               </w:rPr>
               <w:t>codigo_hub</w:t>
             </w:r>
-            <w:proofErr w:type="spellEnd"/>
           </w:p>
         </w:tc>
         <w:tc>
@@ -26603,31 +25494,17 @@
                 <w14:ligatures w14:val="none"/>
               </w:rPr>
             </w:pPr>
-            <w:proofErr w:type="gramStart"/>
-            <w:r>
-              <w:rPr>
-                <w:rFonts w:ascii="Calibri" w:eastAsia="Times New Roman" w:hAnsi="Calibri" w:cs="Calibri"/>
-                <w:color w:val="000000"/>
-                <w:kern w:val="0"/>
-                <w:sz w:val="22"/>
-                <w:szCs w:val="22"/>
-                <w:lang w:eastAsia="es-PE"/>
-                <w14:ligatures w14:val="none"/>
-              </w:rPr>
-              <w:t>CHAR(</w:t>
-            </w:r>
-            <w:proofErr w:type="gramEnd"/>
-            <w:r>
-              <w:rPr>
-                <w:rFonts w:ascii="Calibri" w:eastAsia="Times New Roman" w:hAnsi="Calibri" w:cs="Calibri"/>
-                <w:color w:val="000000"/>
-                <w:kern w:val="0"/>
-                <w:sz w:val="22"/>
-                <w:szCs w:val="22"/>
-                <w:lang w:eastAsia="es-PE"/>
-                <w14:ligatures w14:val="none"/>
-              </w:rPr>
-              <w:t>4)</w:t>
+            <w:r>
+              <w:rPr>
+                <w:rFonts w:ascii="Calibri" w:eastAsia="Times New Roman" w:hAnsi="Calibri" w:cs="Calibri"/>
+                <w:color w:val="000000"/>
+                <w:kern w:val="0"/>
+                <w:sz w:val="22"/>
+                <w:szCs w:val="22"/>
+                <w:lang w:eastAsia="es-PE"/>
+                <w14:ligatures w14:val="none"/>
+              </w:rPr>
+              <w:t>CHAR(4)</w:t>
             </w:r>
           </w:p>
         </w:tc>
@@ -26799,7 +25676,6 @@
                 <w14:ligatures w14:val="none"/>
               </w:rPr>
             </w:pPr>
-            <w:proofErr w:type="spellStart"/>
             <w:r>
               <w:rPr>
                 <w:rFonts w:ascii="Calibri" w:eastAsia="Times New Roman" w:hAnsi="Calibri" w:cs="Calibri"/>
@@ -26812,7 +25688,6 @@
               </w:rPr>
               <w:t>id_direccion</w:t>
             </w:r>
-            <w:proofErr w:type="spellEnd"/>
           </w:p>
         </w:tc>
         <w:tc>
@@ -27038,7 +25913,6 @@
                 <w14:ligatures w14:val="none"/>
               </w:rPr>
             </w:pPr>
-            <w:proofErr w:type="spellStart"/>
             <w:r>
               <w:rPr>
                 <w:rFonts w:ascii="Calibri" w:eastAsia="Times New Roman" w:hAnsi="Calibri" w:cs="Calibri"/>
@@ -27051,7 +25925,6 @@
               </w:rPr>
               <w:t>es_hub_principal</w:t>
             </w:r>
-            <w:proofErr w:type="spellEnd"/>
           </w:p>
         </w:tc>
         <w:tc>
@@ -27262,7 +26135,6 @@
                 <w14:ligatures w14:val="none"/>
               </w:rPr>
             </w:pPr>
-            <w:proofErr w:type="spellStart"/>
             <w:r>
               <w:rPr>
                 <w:rFonts w:ascii="Calibri" w:eastAsia="Times New Roman" w:hAnsi="Calibri" w:cs="Calibri"/>
@@ -27275,7 +26147,6 @@
               </w:rPr>
               <w:t>id_incidencia</w:t>
             </w:r>
-            <w:proofErr w:type="spellEnd"/>
           </w:p>
         </w:tc>
         <w:tc>
@@ -27501,7 +26372,6 @@
                 <w14:ligatures w14:val="none"/>
               </w:rPr>
             </w:pPr>
-            <w:proofErr w:type="spellStart"/>
             <w:r>
               <w:rPr>
                 <w:rFonts w:ascii="Calibri" w:eastAsia="Times New Roman" w:hAnsi="Calibri" w:cs="Calibri"/>
@@ -27514,7 +26384,6 @@
               </w:rPr>
               <w:t>id_despacho</w:t>
             </w:r>
-            <w:proofErr w:type="spellEnd"/>
           </w:p>
         </w:tc>
         <w:tc>
@@ -27738,7 +26607,6 @@
                 <w14:ligatures w14:val="none"/>
               </w:rPr>
             </w:pPr>
-            <w:proofErr w:type="spellStart"/>
             <w:r>
               <w:rPr>
                 <w:rFonts w:ascii="Calibri" w:eastAsia="Times New Roman" w:hAnsi="Calibri" w:cs="Calibri"/>
@@ -27751,7 +26619,6 @@
               </w:rPr>
               <w:t>id_empleado</w:t>
             </w:r>
-            <w:proofErr w:type="spellEnd"/>
           </w:p>
         </w:tc>
         <w:tc>
@@ -27977,7 +26844,6 @@
                 <w14:ligatures w14:val="none"/>
               </w:rPr>
             </w:pPr>
-            <w:proofErr w:type="spellStart"/>
             <w:r>
               <w:rPr>
                 <w:rFonts w:ascii="Calibri" w:eastAsia="Times New Roman" w:hAnsi="Calibri" w:cs="Calibri"/>
@@ -27990,7 +26856,6 @@
               </w:rPr>
               <w:t>tipo_incidencia</w:t>
             </w:r>
-            <w:proofErr w:type="spellEnd"/>
           </w:p>
         </w:tc>
         <w:tc>
@@ -28019,31 +26884,17 @@
                 <w14:ligatures w14:val="none"/>
               </w:rPr>
             </w:pPr>
-            <w:proofErr w:type="gramStart"/>
-            <w:r>
-              <w:rPr>
-                <w:rFonts w:ascii="Calibri" w:eastAsia="Times New Roman" w:hAnsi="Calibri" w:cs="Calibri"/>
-                <w:color w:val="000000"/>
-                <w:kern w:val="0"/>
-                <w:sz w:val="22"/>
-                <w:szCs w:val="22"/>
-                <w:lang w:eastAsia="es-PE"/>
-                <w14:ligatures w14:val="none"/>
-              </w:rPr>
-              <w:t>VARCHAR(</w:t>
-            </w:r>
-            <w:proofErr w:type="gramEnd"/>
-            <w:r>
-              <w:rPr>
-                <w:rFonts w:ascii="Calibri" w:eastAsia="Times New Roman" w:hAnsi="Calibri" w:cs="Calibri"/>
-                <w:color w:val="000000"/>
-                <w:kern w:val="0"/>
-                <w:sz w:val="22"/>
-                <w:szCs w:val="22"/>
-                <w:lang w:eastAsia="es-PE"/>
-                <w14:ligatures w14:val="none"/>
-              </w:rPr>
-              <w:t>50)</w:t>
+            <w:r>
+              <w:rPr>
+                <w:rFonts w:ascii="Calibri" w:eastAsia="Times New Roman" w:hAnsi="Calibri" w:cs="Calibri"/>
+                <w:color w:val="000000"/>
+                <w:kern w:val="0"/>
+                <w:sz w:val="22"/>
+                <w:szCs w:val="22"/>
+                <w:lang w:eastAsia="es-PE"/>
+                <w14:ligatures w14:val="none"/>
+              </w:rPr>
+              <w:t>VARCHAR(50)</w:t>
             </w:r>
           </w:p>
         </w:tc>
@@ -28215,7 +27066,6 @@
                 <w14:ligatures w14:val="none"/>
               </w:rPr>
             </w:pPr>
-            <w:proofErr w:type="spellStart"/>
             <w:r>
               <w:rPr>
                 <w:rFonts w:ascii="Calibri" w:eastAsia="Times New Roman" w:hAnsi="Calibri" w:cs="Calibri"/>
@@ -28228,7 +27078,6 @@
               </w:rPr>
               <w:t>descripcion</w:t>
             </w:r>
-            <w:proofErr w:type="spellEnd"/>
           </w:p>
         </w:tc>
         <w:tc>
@@ -28258,31 +27107,17 @@
                 <w14:ligatures w14:val="none"/>
               </w:rPr>
             </w:pPr>
-            <w:proofErr w:type="gramStart"/>
-            <w:r>
-              <w:rPr>
-                <w:rFonts w:ascii="Calibri" w:eastAsia="Times New Roman" w:hAnsi="Calibri" w:cs="Calibri"/>
-                <w:color w:val="000000"/>
-                <w:kern w:val="0"/>
-                <w:sz w:val="22"/>
-                <w:szCs w:val="22"/>
-                <w:lang w:eastAsia="es-PE"/>
-                <w14:ligatures w14:val="none"/>
-              </w:rPr>
-              <w:t>VARCHAR(</w:t>
-            </w:r>
-            <w:proofErr w:type="gramEnd"/>
-            <w:r>
-              <w:rPr>
-                <w:rFonts w:ascii="Calibri" w:eastAsia="Times New Roman" w:hAnsi="Calibri" w:cs="Calibri"/>
-                <w:color w:val="000000"/>
-                <w:kern w:val="0"/>
-                <w:sz w:val="22"/>
-                <w:szCs w:val="22"/>
-                <w:lang w:eastAsia="es-PE"/>
-                <w14:ligatures w14:val="none"/>
-              </w:rPr>
-              <w:t>300)</w:t>
+            <w:r>
+              <w:rPr>
+                <w:rFonts w:ascii="Calibri" w:eastAsia="Times New Roman" w:hAnsi="Calibri" w:cs="Calibri"/>
+                <w:color w:val="000000"/>
+                <w:kern w:val="0"/>
+                <w:sz w:val="22"/>
+                <w:szCs w:val="22"/>
+                <w:lang w:eastAsia="es-PE"/>
+                <w14:ligatures w14:val="none"/>
+              </w:rPr>
+              <w:t>VARCHAR(300)</w:t>
             </w:r>
           </w:p>
         </w:tc>
@@ -28455,7 +27290,6 @@
                 <w14:ligatures w14:val="none"/>
               </w:rPr>
             </w:pPr>
-            <w:proofErr w:type="spellStart"/>
             <w:r>
               <w:rPr>
                 <w:rFonts w:ascii="Calibri" w:eastAsia="Times New Roman" w:hAnsi="Calibri" w:cs="Calibri"/>
@@ -28468,7 +27302,6 @@
               </w:rPr>
               <w:t>nivel_gravedad</w:t>
             </w:r>
-            <w:proofErr w:type="spellEnd"/>
           </w:p>
         </w:tc>
         <w:tc>
@@ -28497,31 +27330,17 @@
                 <w14:ligatures w14:val="none"/>
               </w:rPr>
             </w:pPr>
-            <w:proofErr w:type="gramStart"/>
-            <w:r>
-              <w:rPr>
-                <w:rFonts w:ascii="Calibri" w:eastAsia="Times New Roman" w:hAnsi="Calibri" w:cs="Calibri"/>
-                <w:color w:val="000000"/>
-                <w:kern w:val="0"/>
-                <w:sz w:val="22"/>
-                <w:szCs w:val="22"/>
-                <w:lang w:eastAsia="es-PE"/>
-                <w14:ligatures w14:val="none"/>
-              </w:rPr>
-              <w:t>VARCHAR(</w:t>
-            </w:r>
-            <w:proofErr w:type="gramEnd"/>
-            <w:r>
-              <w:rPr>
-                <w:rFonts w:ascii="Calibri" w:eastAsia="Times New Roman" w:hAnsi="Calibri" w:cs="Calibri"/>
-                <w:color w:val="000000"/>
-                <w:kern w:val="0"/>
-                <w:sz w:val="22"/>
-                <w:szCs w:val="22"/>
-                <w:lang w:eastAsia="es-PE"/>
-                <w14:ligatures w14:val="none"/>
-              </w:rPr>
-              <w:t>20)</w:t>
+            <w:r>
+              <w:rPr>
+                <w:rFonts w:ascii="Calibri" w:eastAsia="Times New Roman" w:hAnsi="Calibri" w:cs="Calibri"/>
+                <w:color w:val="000000"/>
+                <w:kern w:val="0"/>
+                <w:sz w:val="22"/>
+                <w:szCs w:val="22"/>
+                <w:lang w:eastAsia="es-PE"/>
+                <w14:ligatures w14:val="none"/>
+              </w:rPr>
+              <w:t>VARCHAR(20)</w:t>
             </w:r>
           </w:p>
         </w:tc>
@@ -28693,7 +27512,6 @@
                 <w14:ligatures w14:val="none"/>
               </w:rPr>
             </w:pPr>
-            <w:proofErr w:type="spellStart"/>
             <w:r>
               <w:rPr>
                 <w:rFonts w:ascii="Calibri" w:eastAsia="Times New Roman" w:hAnsi="Calibri" w:cs="Calibri"/>
@@ -28706,7 +27524,6 @@
               </w:rPr>
               <w:t>fecha_hora_reporte</w:t>
             </w:r>
-            <w:proofErr w:type="spellEnd"/>
           </w:p>
         </w:tc>
         <w:tc>
@@ -28879,7 +27696,6 @@
                 <w14:ligatures w14:val="none"/>
               </w:rPr>
             </w:pPr>
-            <w:proofErr w:type="spellStart"/>
             <w:r>
               <w:rPr>
                 <w:rFonts w:ascii="Calibri" w:eastAsia="Times New Roman" w:hAnsi="Calibri" w:cs="Calibri"/>
@@ -28892,7 +27708,6 @@
               </w:rPr>
               <w:t>MetodoPago</w:t>
             </w:r>
-            <w:proofErr w:type="spellEnd"/>
           </w:p>
         </w:tc>
         <w:tc>
@@ -28921,7 +27736,6 @@
                 <w14:ligatures w14:val="none"/>
               </w:rPr>
             </w:pPr>
-            <w:proofErr w:type="spellStart"/>
             <w:r>
               <w:rPr>
                 <w:rFonts w:ascii="Calibri" w:eastAsia="Times New Roman" w:hAnsi="Calibri" w:cs="Calibri"/>
@@ -28934,7 +27748,6 @@
               </w:rPr>
               <w:t>id_metodo_pago</w:t>
             </w:r>
-            <w:proofErr w:type="spellEnd"/>
           </w:p>
         </w:tc>
         <w:tc>
@@ -29117,7 +27930,6 @@
                 <w14:ligatures w14:val="none"/>
               </w:rPr>
             </w:pPr>
-            <w:proofErr w:type="spellStart"/>
             <w:r>
               <w:rPr>
                 <w:rFonts w:ascii="Calibri" w:eastAsia="Times New Roman" w:hAnsi="Calibri" w:cs="Calibri"/>
@@ -29130,7 +27942,6 @@
               </w:rPr>
               <w:t>MetodoPago</w:t>
             </w:r>
-            <w:proofErr w:type="spellEnd"/>
           </w:p>
         </w:tc>
         <w:tc>
@@ -29160,7 +27971,6 @@
                 <w14:ligatures w14:val="none"/>
               </w:rPr>
             </w:pPr>
-            <w:proofErr w:type="spellStart"/>
             <w:r>
               <w:rPr>
                 <w:rFonts w:ascii="Calibri" w:eastAsia="Times New Roman" w:hAnsi="Calibri" w:cs="Calibri"/>
@@ -29173,7 +27983,6 @@
               </w:rPr>
               <w:t>descripcion</w:t>
             </w:r>
-            <w:proofErr w:type="spellEnd"/>
           </w:p>
         </w:tc>
         <w:tc>
@@ -29203,31 +28012,17 @@
                 <w14:ligatures w14:val="none"/>
               </w:rPr>
             </w:pPr>
-            <w:proofErr w:type="gramStart"/>
-            <w:r>
-              <w:rPr>
-                <w:rFonts w:ascii="Calibri" w:eastAsia="Times New Roman" w:hAnsi="Calibri" w:cs="Calibri"/>
-                <w:color w:val="000000"/>
-                <w:kern w:val="0"/>
-                <w:sz w:val="22"/>
-                <w:szCs w:val="22"/>
-                <w:lang w:eastAsia="es-PE"/>
-                <w14:ligatures w14:val="none"/>
-              </w:rPr>
-              <w:t>VARCHAR(</w:t>
-            </w:r>
-            <w:proofErr w:type="gramEnd"/>
-            <w:r>
-              <w:rPr>
-                <w:rFonts w:ascii="Calibri" w:eastAsia="Times New Roman" w:hAnsi="Calibri" w:cs="Calibri"/>
-                <w:color w:val="000000"/>
-                <w:kern w:val="0"/>
-                <w:sz w:val="22"/>
-                <w:szCs w:val="22"/>
-                <w:lang w:eastAsia="es-PE"/>
-                <w14:ligatures w14:val="none"/>
-              </w:rPr>
-              <w:t>50)</w:t>
+            <w:r>
+              <w:rPr>
+                <w:rFonts w:ascii="Calibri" w:eastAsia="Times New Roman" w:hAnsi="Calibri" w:cs="Calibri"/>
+                <w:color w:val="000000"/>
+                <w:kern w:val="0"/>
+                <w:sz w:val="22"/>
+                <w:szCs w:val="22"/>
+                <w:lang w:eastAsia="es-PE"/>
+                <w14:ligatures w14:val="none"/>
+              </w:rPr>
+              <w:t>VARCHAR(50)</w:t>
             </w:r>
           </w:p>
         </w:tc>
@@ -29360,7 +28155,6 @@
                 <w14:ligatures w14:val="none"/>
               </w:rPr>
             </w:pPr>
-            <w:proofErr w:type="spellStart"/>
             <w:r>
               <w:rPr>
                 <w:rFonts w:ascii="Calibri" w:eastAsia="Times New Roman" w:hAnsi="Calibri" w:cs="Calibri"/>
@@ -29373,7 +28167,6 @@
               </w:rPr>
               <w:t>Parametro</w:t>
             </w:r>
-            <w:proofErr w:type="spellEnd"/>
           </w:p>
         </w:tc>
         <w:tc>
@@ -29402,7 +28195,6 @@
                 <w14:ligatures w14:val="none"/>
               </w:rPr>
             </w:pPr>
-            <w:proofErr w:type="spellStart"/>
             <w:r>
               <w:rPr>
                 <w:rFonts w:ascii="Calibri" w:eastAsia="Times New Roman" w:hAnsi="Calibri" w:cs="Calibri"/>
@@ -29415,7 +28207,6 @@
               </w:rPr>
               <w:t>id_parametro</w:t>
             </w:r>
-            <w:proofErr w:type="spellEnd"/>
           </w:p>
         </w:tc>
         <w:tc>
@@ -29598,7 +28389,6 @@
                 <w14:ligatures w14:val="none"/>
               </w:rPr>
             </w:pPr>
-            <w:proofErr w:type="spellStart"/>
             <w:r>
               <w:rPr>
                 <w:rFonts w:ascii="Calibri" w:eastAsia="Times New Roman" w:hAnsi="Calibri" w:cs="Calibri"/>
@@ -29611,7 +28401,6 @@
               </w:rPr>
               <w:t>Parametro</w:t>
             </w:r>
-            <w:proofErr w:type="spellEnd"/>
           </w:p>
         </w:tc>
         <w:tc>
@@ -29641,7 +28430,6 @@
                 <w14:ligatures w14:val="none"/>
               </w:rPr>
             </w:pPr>
-            <w:proofErr w:type="spellStart"/>
             <w:r>
               <w:rPr>
                 <w:rFonts w:ascii="Calibri" w:eastAsia="Times New Roman" w:hAnsi="Calibri" w:cs="Calibri"/>
@@ -29654,7 +28442,6 @@
               </w:rPr>
               <w:t>codigo</w:t>
             </w:r>
-            <w:proofErr w:type="spellEnd"/>
           </w:p>
         </w:tc>
         <w:tc>
@@ -29684,31 +28471,17 @@
                 <w14:ligatures w14:val="none"/>
               </w:rPr>
             </w:pPr>
-            <w:proofErr w:type="gramStart"/>
-            <w:r>
-              <w:rPr>
-                <w:rFonts w:ascii="Calibri" w:eastAsia="Times New Roman" w:hAnsi="Calibri" w:cs="Calibri"/>
-                <w:color w:val="000000"/>
-                <w:kern w:val="0"/>
-                <w:sz w:val="22"/>
-                <w:szCs w:val="22"/>
-                <w:lang w:eastAsia="es-PE"/>
-                <w14:ligatures w14:val="none"/>
-              </w:rPr>
-              <w:t>VARCHAR(</w:t>
-            </w:r>
-            <w:proofErr w:type="gramEnd"/>
-            <w:r>
-              <w:rPr>
-                <w:rFonts w:ascii="Calibri" w:eastAsia="Times New Roman" w:hAnsi="Calibri" w:cs="Calibri"/>
-                <w:color w:val="000000"/>
-                <w:kern w:val="0"/>
-                <w:sz w:val="22"/>
-                <w:szCs w:val="22"/>
-                <w:lang w:eastAsia="es-PE"/>
-                <w14:ligatures w14:val="none"/>
-              </w:rPr>
-              <w:t>30)</w:t>
+            <w:r>
+              <w:rPr>
+                <w:rFonts w:ascii="Calibri" w:eastAsia="Times New Roman" w:hAnsi="Calibri" w:cs="Calibri"/>
+                <w:color w:val="000000"/>
+                <w:kern w:val="0"/>
+                <w:sz w:val="22"/>
+                <w:szCs w:val="22"/>
+                <w:lang w:eastAsia="es-PE"/>
+                <w14:ligatures w14:val="none"/>
+              </w:rPr>
+              <w:t>VARCHAR(30)</w:t>
             </w:r>
           </w:p>
         </w:tc>
@@ -29841,7 +28614,6 @@
                 <w14:ligatures w14:val="none"/>
               </w:rPr>
             </w:pPr>
-            <w:proofErr w:type="spellStart"/>
             <w:r>
               <w:rPr>
                 <w:rFonts w:ascii="Calibri" w:eastAsia="Times New Roman" w:hAnsi="Calibri" w:cs="Calibri"/>
@@ -29854,7 +28626,6 @@
               </w:rPr>
               <w:t>Parametro</w:t>
             </w:r>
-            <w:proofErr w:type="spellEnd"/>
           </w:p>
         </w:tc>
         <w:tc>
@@ -29883,7 +28654,6 @@
                 <w14:ligatures w14:val="none"/>
               </w:rPr>
             </w:pPr>
-            <w:proofErr w:type="spellStart"/>
             <w:r>
               <w:rPr>
                 <w:rFonts w:ascii="Calibri" w:eastAsia="Times New Roman" w:hAnsi="Calibri" w:cs="Calibri"/>
@@ -29896,7 +28666,6 @@
               </w:rPr>
               <w:t>descripcion</w:t>
             </w:r>
-            <w:proofErr w:type="spellEnd"/>
           </w:p>
         </w:tc>
         <w:tc>
@@ -29925,31 +28694,17 @@
                 <w14:ligatures w14:val="none"/>
               </w:rPr>
             </w:pPr>
-            <w:proofErr w:type="gramStart"/>
-            <w:r>
-              <w:rPr>
-                <w:rFonts w:ascii="Calibri" w:eastAsia="Times New Roman" w:hAnsi="Calibri" w:cs="Calibri"/>
-                <w:color w:val="000000"/>
-                <w:kern w:val="0"/>
-                <w:sz w:val="22"/>
-                <w:szCs w:val="22"/>
-                <w:lang w:eastAsia="es-PE"/>
-                <w14:ligatures w14:val="none"/>
-              </w:rPr>
-              <w:t>VARCHAR(</w:t>
-            </w:r>
-            <w:proofErr w:type="gramEnd"/>
-            <w:r>
-              <w:rPr>
-                <w:rFonts w:ascii="Calibri" w:eastAsia="Times New Roman" w:hAnsi="Calibri" w:cs="Calibri"/>
-                <w:color w:val="000000"/>
-                <w:kern w:val="0"/>
-                <w:sz w:val="22"/>
-                <w:szCs w:val="22"/>
-                <w:lang w:eastAsia="es-PE"/>
-                <w14:ligatures w14:val="none"/>
-              </w:rPr>
-              <w:t>100)</w:t>
+            <w:r>
+              <w:rPr>
+                <w:rFonts w:ascii="Calibri" w:eastAsia="Times New Roman" w:hAnsi="Calibri" w:cs="Calibri"/>
+                <w:color w:val="000000"/>
+                <w:kern w:val="0"/>
+                <w:sz w:val="22"/>
+                <w:szCs w:val="22"/>
+                <w:lang w:eastAsia="es-PE"/>
+                <w14:ligatures w14:val="none"/>
+              </w:rPr>
+              <w:t>VARCHAR(100)</w:t>
             </w:r>
           </w:p>
         </w:tc>
@@ -30080,7 +28835,6 @@
                 <w14:ligatures w14:val="none"/>
               </w:rPr>
             </w:pPr>
-            <w:proofErr w:type="spellStart"/>
             <w:r>
               <w:rPr>
                 <w:rFonts w:ascii="Calibri" w:eastAsia="Times New Roman" w:hAnsi="Calibri" w:cs="Calibri"/>
@@ -30093,7 +28847,6 @@
               </w:rPr>
               <w:t>Parametro</w:t>
             </w:r>
-            <w:proofErr w:type="spellEnd"/>
           </w:p>
         </w:tc>
         <w:tc>
@@ -30164,31 +28917,17 @@
                 <w14:ligatures w14:val="none"/>
               </w:rPr>
             </w:pPr>
-            <w:proofErr w:type="gramStart"/>
-            <w:r>
-              <w:rPr>
-                <w:rFonts w:ascii="Calibri" w:eastAsia="Times New Roman" w:hAnsi="Calibri" w:cs="Calibri"/>
-                <w:color w:val="000000"/>
-                <w:kern w:val="0"/>
-                <w:sz w:val="22"/>
-                <w:szCs w:val="22"/>
-                <w:lang w:eastAsia="es-PE"/>
-                <w14:ligatures w14:val="none"/>
-              </w:rPr>
-              <w:t>VARCHAR(</w:t>
-            </w:r>
-            <w:proofErr w:type="gramEnd"/>
-            <w:r>
-              <w:rPr>
-                <w:rFonts w:ascii="Calibri" w:eastAsia="Times New Roman" w:hAnsi="Calibri" w:cs="Calibri"/>
-                <w:color w:val="000000"/>
-                <w:kern w:val="0"/>
-                <w:sz w:val="22"/>
-                <w:szCs w:val="22"/>
-                <w:lang w:eastAsia="es-PE"/>
-                <w14:ligatures w14:val="none"/>
-              </w:rPr>
-              <w:t>200)</w:t>
+            <w:r>
+              <w:rPr>
+                <w:rFonts w:ascii="Calibri" w:eastAsia="Times New Roman" w:hAnsi="Calibri" w:cs="Calibri"/>
+                <w:color w:val="000000"/>
+                <w:kern w:val="0"/>
+                <w:sz w:val="22"/>
+                <w:szCs w:val="22"/>
+                <w:lang w:eastAsia="es-PE"/>
+                <w14:ligatures w14:val="none"/>
+              </w:rPr>
+              <w:t>VARCHAR(200)</w:t>
             </w:r>
           </w:p>
         </w:tc>
@@ -30321,7 +29060,6 @@
                 <w14:ligatures w14:val="none"/>
               </w:rPr>
             </w:pPr>
-            <w:proofErr w:type="spellStart"/>
             <w:r>
               <w:rPr>
                 <w:rFonts w:ascii="Calibri" w:eastAsia="Times New Roman" w:hAnsi="Calibri" w:cs="Calibri"/>
@@ -30334,7 +29072,6 @@
               </w:rPr>
               <w:t>Parametro</w:t>
             </w:r>
-            <w:proofErr w:type="spellEnd"/>
           </w:p>
         </w:tc>
         <w:tc>
@@ -30363,7 +29100,6 @@
                 <w14:ligatures w14:val="none"/>
               </w:rPr>
             </w:pPr>
-            <w:proofErr w:type="spellStart"/>
             <w:r>
               <w:rPr>
                 <w:rFonts w:ascii="Calibri" w:eastAsia="Times New Roman" w:hAnsi="Calibri" w:cs="Calibri"/>
@@ -30376,7 +29112,6 @@
               </w:rPr>
               <w:t>fecha_vigencia</w:t>
             </w:r>
-            <w:proofErr w:type="spellEnd"/>
           </w:p>
         </w:tc>
         <w:tc>
@@ -30587,7 +29322,6 @@
                 <w14:ligatures w14:val="none"/>
               </w:rPr>
             </w:pPr>
-            <w:proofErr w:type="spellStart"/>
             <w:r>
               <w:rPr>
                 <w:rFonts w:ascii="Calibri" w:eastAsia="Times New Roman" w:hAnsi="Calibri" w:cs="Calibri"/>
@@ -30600,7 +29334,6 @@
               </w:rPr>
               <w:t>id_provincia</w:t>
             </w:r>
-            <w:proofErr w:type="spellEnd"/>
           </w:p>
         </w:tc>
         <w:tc>
@@ -30826,7 +29559,6 @@
                 <w14:ligatures w14:val="none"/>
               </w:rPr>
             </w:pPr>
-            <w:proofErr w:type="spellStart"/>
             <w:r>
               <w:rPr>
                 <w:rFonts w:ascii="Calibri" w:eastAsia="Times New Roman" w:hAnsi="Calibri" w:cs="Calibri"/>
@@ -30839,7 +29571,6 @@
               </w:rPr>
               <w:t>id_departamento</w:t>
             </w:r>
-            <w:proofErr w:type="spellEnd"/>
           </w:p>
         </w:tc>
         <w:tc>
@@ -31104,31 +29835,17 @@
                 <w14:ligatures w14:val="none"/>
               </w:rPr>
             </w:pPr>
-            <w:proofErr w:type="gramStart"/>
-            <w:r>
-              <w:rPr>
-                <w:rFonts w:ascii="Calibri" w:eastAsia="Times New Roman" w:hAnsi="Calibri" w:cs="Calibri"/>
-                <w:color w:val="000000"/>
-                <w:kern w:val="0"/>
-                <w:sz w:val="22"/>
-                <w:szCs w:val="22"/>
-                <w:lang w:eastAsia="es-PE"/>
-                <w14:ligatures w14:val="none"/>
-              </w:rPr>
-              <w:t>VARCHAR(</w:t>
-            </w:r>
-            <w:proofErr w:type="gramEnd"/>
-            <w:r>
-              <w:rPr>
-                <w:rFonts w:ascii="Calibri" w:eastAsia="Times New Roman" w:hAnsi="Calibri" w:cs="Calibri"/>
-                <w:color w:val="000000"/>
-                <w:kern w:val="0"/>
-                <w:sz w:val="22"/>
-                <w:szCs w:val="22"/>
-                <w:lang w:eastAsia="es-PE"/>
-                <w14:ligatures w14:val="none"/>
-              </w:rPr>
-              <w:t>80)</w:t>
+            <w:r>
+              <w:rPr>
+                <w:rFonts w:ascii="Calibri" w:eastAsia="Times New Roman" w:hAnsi="Calibri" w:cs="Calibri"/>
+                <w:color w:val="000000"/>
+                <w:kern w:val="0"/>
+                <w:sz w:val="22"/>
+                <w:szCs w:val="22"/>
+                <w:lang w:eastAsia="es-PE"/>
+                <w14:ligatures w14:val="none"/>
+              </w:rPr>
+              <w:t>VARCHAR(80)</w:t>
             </w:r>
           </w:p>
         </w:tc>
@@ -31301,7 +30018,6 @@
                 <w14:ligatures w14:val="none"/>
               </w:rPr>
             </w:pPr>
-            <w:proofErr w:type="spellStart"/>
             <w:r>
               <w:rPr>
                 <w:rFonts w:ascii="Calibri" w:eastAsia="Times New Roman" w:hAnsi="Calibri" w:cs="Calibri"/>
@@ -31314,7 +30030,6 @@
               </w:rPr>
               <w:t>codigo_ubigeo</w:t>
             </w:r>
-            <w:proofErr w:type="spellEnd"/>
           </w:p>
         </w:tc>
         <w:tc>
@@ -31343,31 +30058,17 @@
                 <w14:ligatures w14:val="none"/>
               </w:rPr>
             </w:pPr>
-            <w:proofErr w:type="gramStart"/>
-            <w:r>
-              <w:rPr>
-                <w:rFonts w:ascii="Calibri" w:eastAsia="Times New Roman" w:hAnsi="Calibri" w:cs="Calibri"/>
-                <w:color w:val="000000"/>
-                <w:kern w:val="0"/>
-                <w:sz w:val="22"/>
-                <w:szCs w:val="22"/>
-                <w:lang w:eastAsia="es-PE"/>
-                <w14:ligatures w14:val="none"/>
-              </w:rPr>
-              <w:t>CHAR(</w:t>
-            </w:r>
-            <w:proofErr w:type="gramEnd"/>
-            <w:r>
-              <w:rPr>
-                <w:rFonts w:ascii="Calibri" w:eastAsia="Times New Roman" w:hAnsi="Calibri" w:cs="Calibri"/>
-                <w:color w:val="000000"/>
-                <w:kern w:val="0"/>
-                <w:sz w:val="22"/>
-                <w:szCs w:val="22"/>
-                <w:lang w:eastAsia="es-PE"/>
-                <w14:ligatures w14:val="none"/>
-              </w:rPr>
-              <w:t>4)</w:t>
+            <w:r>
+              <w:rPr>
+                <w:rFonts w:ascii="Calibri" w:eastAsia="Times New Roman" w:hAnsi="Calibri" w:cs="Calibri"/>
+                <w:color w:val="000000"/>
+                <w:kern w:val="0"/>
+                <w:sz w:val="22"/>
+                <w:szCs w:val="22"/>
+                <w:lang w:eastAsia="es-PE"/>
+                <w14:ligatures w14:val="none"/>
+              </w:rPr>
+              <w:t>CHAR(4)</w:t>
             </w:r>
           </w:p>
         </w:tc>
@@ -31539,7 +30240,6 @@
                 <w14:ligatures w14:val="none"/>
               </w:rPr>
             </w:pPr>
-            <w:proofErr w:type="spellStart"/>
             <w:r>
               <w:rPr>
                 <w:rFonts w:ascii="Calibri" w:eastAsia="Times New Roman" w:hAnsi="Calibri" w:cs="Calibri"/>
@@ -31552,7 +30252,6 @@
               </w:rPr>
               <w:t>id_seguimiento</w:t>
             </w:r>
-            <w:proofErr w:type="spellEnd"/>
           </w:p>
         </w:tc>
         <w:tc>
@@ -31778,7 +30477,6 @@
                 <w14:ligatures w14:val="none"/>
               </w:rPr>
             </w:pPr>
-            <w:proofErr w:type="spellStart"/>
             <w:r>
               <w:rPr>
                 <w:rFonts w:ascii="Calibri" w:eastAsia="Times New Roman" w:hAnsi="Calibri" w:cs="Calibri"/>
@@ -31791,7 +30489,6 @@
               </w:rPr>
               <w:t>id_encomienda</w:t>
             </w:r>
-            <w:proofErr w:type="spellEnd"/>
           </w:p>
         </w:tc>
         <w:tc>
@@ -32015,7 +30712,6 @@
                 <w14:ligatures w14:val="none"/>
               </w:rPr>
             </w:pPr>
-            <w:proofErr w:type="spellStart"/>
             <w:r>
               <w:rPr>
                 <w:rFonts w:ascii="Calibri" w:eastAsia="Times New Roman" w:hAnsi="Calibri" w:cs="Calibri"/>
@@ -32028,7 +30724,6 @@
               </w:rPr>
               <w:t>id_agencia</w:t>
             </w:r>
-            <w:proofErr w:type="spellEnd"/>
           </w:p>
         </w:tc>
         <w:tc>
@@ -32254,7 +30949,6 @@
                 <w14:ligatures w14:val="none"/>
               </w:rPr>
             </w:pPr>
-            <w:proofErr w:type="spellStart"/>
             <w:r>
               <w:rPr>
                 <w:rFonts w:ascii="Calibri" w:eastAsia="Times New Roman" w:hAnsi="Calibri" w:cs="Calibri"/>
@@ -32267,7 +30961,6 @@
               </w:rPr>
               <w:t>id_estado</w:t>
             </w:r>
-            <w:proofErr w:type="spellEnd"/>
           </w:p>
         </w:tc>
         <w:tc>
@@ -32491,7 +31184,6 @@
                 <w14:ligatures w14:val="none"/>
               </w:rPr>
             </w:pPr>
-            <w:proofErr w:type="spellStart"/>
             <w:r>
               <w:rPr>
                 <w:rFonts w:ascii="Calibri" w:eastAsia="Times New Roman" w:hAnsi="Calibri" w:cs="Calibri"/>
@@ -32504,7 +31196,6 @@
               </w:rPr>
               <w:t>fecha_hora</w:t>
             </w:r>
-            <w:proofErr w:type="spellEnd"/>
           </w:p>
         </w:tc>
         <w:tc>
@@ -32717,7 +31408,6 @@
                 <w14:ligatures w14:val="none"/>
               </w:rPr>
             </w:pPr>
-            <w:proofErr w:type="spellStart"/>
             <w:r>
               <w:rPr>
                 <w:rFonts w:ascii="Calibri" w:eastAsia="Times New Roman" w:hAnsi="Calibri" w:cs="Calibri"/>
@@ -32730,7 +31420,6 @@
               </w:rPr>
               <w:t>observacion</w:t>
             </w:r>
-            <w:proofErr w:type="spellEnd"/>
           </w:p>
         </w:tc>
         <w:tc>
@@ -32759,31 +31448,17 @@
                 <w14:ligatures w14:val="none"/>
               </w:rPr>
             </w:pPr>
-            <w:proofErr w:type="gramStart"/>
-            <w:r>
-              <w:rPr>
-                <w:rFonts w:ascii="Calibri" w:eastAsia="Times New Roman" w:hAnsi="Calibri" w:cs="Calibri"/>
-                <w:color w:val="000000"/>
-                <w:kern w:val="0"/>
-                <w:sz w:val="22"/>
-                <w:szCs w:val="22"/>
-                <w:lang w:eastAsia="es-PE"/>
-                <w14:ligatures w14:val="none"/>
-              </w:rPr>
-              <w:t>VARCHAR(</w:t>
-            </w:r>
-            <w:proofErr w:type="gramEnd"/>
-            <w:r>
-              <w:rPr>
-                <w:rFonts w:ascii="Calibri" w:eastAsia="Times New Roman" w:hAnsi="Calibri" w:cs="Calibri"/>
-                <w:color w:val="000000"/>
-                <w:kern w:val="0"/>
-                <w:sz w:val="22"/>
-                <w:szCs w:val="22"/>
-                <w:lang w:eastAsia="es-PE"/>
-                <w14:ligatures w14:val="none"/>
-              </w:rPr>
-              <w:t>500)</w:t>
+            <w:r>
+              <w:rPr>
+                <w:rFonts w:ascii="Calibri" w:eastAsia="Times New Roman" w:hAnsi="Calibri" w:cs="Calibri"/>
+                <w:color w:val="000000"/>
+                <w:kern w:val="0"/>
+                <w:sz w:val="22"/>
+                <w:szCs w:val="22"/>
+                <w:lang w:eastAsia="es-PE"/>
+                <w14:ligatures w14:val="none"/>
+              </w:rPr>
+              <w:t>VARCHAR(500)</w:t>
             </w:r>
           </w:p>
         </w:tc>
@@ -32955,7 +31630,6 @@
                 <w14:ligatures w14:val="none"/>
               </w:rPr>
             </w:pPr>
-            <w:proofErr w:type="spellStart"/>
             <w:r>
               <w:rPr>
                 <w:rFonts w:ascii="Calibri" w:eastAsia="Times New Roman" w:hAnsi="Calibri" w:cs="Calibri"/>
@@ -32968,7 +31642,6 @@
               </w:rPr>
               <w:t>id_empleado</w:t>
             </w:r>
-            <w:proofErr w:type="spellEnd"/>
           </w:p>
         </w:tc>
         <w:tc>
@@ -33154,7 +31827,6 @@
                 <w14:ligatures w14:val="none"/>
               </w:rPr>
             </w:pPr>
-            <w:proofErr w:type="spellStart"/>
             <w:r>
               <w:rPr>
                 <w:rFonts w:ascii="Calibri" w:eastAsia="Times New Roman" w:hAnsi="Calibri" w:cs="Calibri"/>
@@ -33167,7 +31839,6 @@
               </w:rPr>
               <w:t>TarifarioZonal</w:t>
             </w:r>
-            <w:proofErr w:type="spellEnd"/>
           </w:p>
         </w:tc>
         <w:tc>
@@ -33196,7 +31867,6 @@
                 <w14:ligatures w14:val="none"/>
               </w:rPr>
             </w:pPr>
-            <w:proofErr w:type="spellStart"/>
             <w:r>
               <w:rPr>
                 <w:rFonts w:ascii="Calibri" w:eastAsia="Times New Roman" w:hAnsi="Calibri" w:cs="Calibri"/>
@@ -33209,7 +31879,6 @@
               </w:rPr>
               <w:t>id_hub_origen</w:t>
             </w:r>
-            <w:proofErr w:type="spellEnd"/>
           </w:p>
         </w:tc>
         <w:tc>
@@ -33404,7 +32073,6 @@
                 <w14:ligatures w14:val="none"/>
               </w:rPr>
             </w:pPr>
-            <w:proofErr w:type="spellStart"/>
             <w:r>
               <w:rPr>
                 <w:rFonts w:ascii="Calibri" w:eastAsia="Times New Roman" w:hAnsi="Calibri" w:cs="Calibri"/>
@@ -33417,7 +32085,6 @@
               </w:rPr>
               <w:t>TarifarioZonal</w:t>
             </w:r>
-            <w:proofErr w:type="spellEnd"/>
           </w:p>
         </w:tc>
         <w:tc>
@@ -33447,7 +32114,6 @@
                 <w14:ligatures w14:val="none"/>
               </w:rPr>
             </w:pPr>
-            <w:proofErr w:type="spellStart"/>
             <w:r>
               <w:rPr>
                 <w:rFonts w:ascii="Calibri" w:eastAsia="Times New Roman" w:hAnsi="Calibri" w:cs="Calibri"/>
@@ -33460,7 +32126,6 @@
               </w:rPr>
               <w:t>id_hub_destino</w:t>
             </w:r>
-            <w:proofErr w:type="spellEnd"/>
           </w:p>
         </w:tc>
         <w:tc>
@@ -33658,7 +32323,6 @@
                 <w14:ligatures w14:val="none"/>
               </w:rPr>
             </w:pPr>
-            <w:proofErr w:type="spellStart"/>
             <w:r>
               <w:rPr>
                 <w:rFonts w:ascii="Calibri" w:eastAsia="Times New Roman" w:hAnsi="Calibri" w:cs="Calibri"/>
@@ -33671,7 +32335,6 @@
               </w:rPr>
               <w:t>TarifarioZonal</w:t>
             </w:r>
-            <w:proofErr w:type="spellEnd"/>
           </w:p>
         </w:tc>
         <w:tc>
@@ -33700,7 +32363,6 @@
                 <w14:ligatures w14:val="none"/>
               </w:rPr>
             </w:pPr>
-            <w:proofErr w:type="spellStart"/>
             <w:r>
               <w:rPr>
                 <w:rFonts w:ascii="Calibri" w:eastAsia="Times New Roman" w:hAnsi="Calibri" w:cs="Calibri"/>
@@ -33713,7 +32375,6 @@
               </w:rPr>
               <w:t>id_tipo_servicio</w:t>
             </w:r>
-            <w:proofErr w:type="spellEnd"/>
           </w:p>
         </w:tc>
         <w:tc>
@@ -33908,7 +32569,6 @@
                 <w14:ligatures w14:val="none"/>
               </w:rPr>
             </w:pPr>
-            <w:proofErr w:type="spellStart"/>
             <w:r>
               <w:rPr>
                 <w:rFonts w:ascii="Calibri" w:eastAsia="Times New Roman" w:hAnsi="Calibri" w:cs="Calibri"/>
@@ -33921,7 +32581,6 @@
               </w:rPr>
               <w:t>TarifarioZonal</w:t>
             </w:r>
-            <w:proofErr w:type="spellEnd"/>
           </w:p>
         </w:tc>
         <w:tc>
@@ -33951,7 +32610,6 @@
                 <w14:ligatures w14:val="none"/>
               </w:rPr>
             </w:pPr>
-            <w:proofErr w:type="spellStart"/>
             <w:r>
               <w:rPr>
                 <w:rFonts w:ascii="Calibri" w:eastAsia="Times New Roman" w:hAnsi="Calibri" w:cs="Calibri"/>
@@ -33964,7 +32622,6 @@
               </w:rPr>
               <w:t>precio_base</w:t>
             </w:r>
-            <w:proofErr w:type="spellEnd"/>
           </w:p>
         </w:tc>
         <w:tc>
@@ -33994,31 +32651,17 @@
                 <w14:ligatures w14:val="none"/>
               </w:rPr>
             </w:pPr>
-            <w:proofErr w:type="gramStart"/>
-            <w:r>
-              <w:rPr>
-                <w:rFonts w:ascii="Calibri" w:eastAsia="Times New Roman" w:hAnsi="Calibri" w:cs="Calibri"/>
-                <w:color w:val="000000"/>
-                <w:kern w:val="0"/>
-                <w:sz w:val="22"/>
-                <w:szCs w:val="22"/>
-                <w:lang w:eastAsia="es-PE"/>
-                <w14:ligatures w14:val="none"/>
-              </w:rPr>
-              <w:t>DECIMAL(</w:t>
-            </w:r>
-            <w:proofErr w:type="gramEnd"/>
-            <w:r>
-              <w:rPr>
-                <w:rFonts w:ascii="Calibri" w:eastAsia="Times New Roman" w:hAnsi="Calibri" w:cs="Calibri"/>
-                <w:color w:val="000000"/>
-                <w:kern w:val="0"/>
-                <w:sz w:val="22"/>
-                <w:szCs w:val="22"/>
-                <w:lang w:eastAsia="es-PE"/>
-                <w14:ligatures w14:val="none"/>
-              </w:rPr>
-              <w:t>10,2)</w:t>
+            <w:r>
+              <w:rPr>
+                <w:rFonts w:ascii="Calibri" w:eastAsia="Times New Roman" w:hAnsi="Calibri" w:cs="Calibri"/>
+                <w:color w:val="000000"/>
+                <w:kern w:val="0"/>
+                <w:sz w:val="22"/>
+                <w:szCs w:val="22"/>
+                <w:lang w:eastAsia="es-PE"/>
+                <w14:ligatures w14:val="none"/>
+              </w:rPr>
+              <w:t>DECIMAL(10,2)</w:t>
             </w:r>
           </w:p>
         </w:tc>
@@ -34151,7 +32794,6 @@
                 <w14:ligatures w14:val="none"/>
               </w:rPr>
             </w:pPr>
-            <w:proofErr w:type="spellStart"/>
             <w:r>
               <w:rPr>
                 <w:rFonts w:ascii="Calibri" w:eastAsia="Times New Roman" w:hAnsi="Calibri" w:cs="Calibri"/>
@@ -34164,7 +32806,6 @@
               </w:rPr>
               <w:t>TipoAgencia</w:t>
             </w:r>
-            <w:proofErr w:type="spellEnd"/>
           </w:p>
         </w:tc>
         <w:tc>
@@ -34193,7 +32834,6 @@
                 <w14:ligatures w14:val="none"/>
               </w:rPr>
             </w:pPr>
-            <w:proofErr w:type="spellStart"/>
             <w:r>
               <w:rPr>
                 <w:rFonts w:ascii="Calibri" w:eastAsia="Times New Roman" w:hAnsi="Calibri" w:cs="Calibri"/>
@@ -34206,7 +32846,6 @@
               </w:rPr>
               <w:t>id_tipo_agencia</w:t>
             </w:r>
-            <w:proofErr w:type="spellEnd"/>
           </w:p>
         </w:tc>
         <w:tc>
@@ -34389,7 +33028,6 @@
                 <w14:ligatures w14:val="none"/>
               </w:rPr>
             </w:pPr>
-            <w:proofErr w:type="spellStart"/>
             <w:r>
               <w:rPr>
                 <w:rFonts w:ascii="Calibri" w:eastAsia="Times New Roman" w:hAnsi="Calibri" w:cs="Calibri"/>
@@ -34402,7 +33040,6 @@
               </w:rPr>
               <w:t>TipoAgencia</w:t>
             </w:r>
-            <w:proofErr w:type="spellEnd"/>
           </w:p>
         </w:tc>
         <w:tc>
@@ -34432,7 +33069,6 @@
                 <w14:ligatures w14:val="none"/>
               </w:rPr>
             </w:pPr>
-            <w:proofErr w:type="spellStart"/>
             <w:r>
               <w:rPr>
                 <w:rFonts w:ascii="Calibri" w:eastAsia="Times New Roman" w:hAnsi="Calibri" w:cs="Calibri"/>
@@ -34445,7 +33081,6 @@
               </w:rPr>
               <w:t>descripcion</w:t>
             </w:r>
-            <w:proofErr w:type="spellEnd"/>
           </w:p>
         </w:tc>
         <w:tc>
@@ -34475,31 +33110,17 @@
                 <w14:ligatures w14:val="none"/>
               </w:rPr>
             </w:pPr>
-            <w:proofErr w:type="gramStart"/>
-            <w:r>
-              <w:rPr>
-                <w:rFonts w:ascii="Calibri" w:eastAsia="Times New Roman" w:hAnsi="Calibri" w:cs="Calibri"/>
-                <w:color w:val="000000"/>
-                <w:kern w:val="0"/>
-                <w:sz w:val="22"/>
-                <w:szCs w:val="22"/>
-                <w:lang w:eastAsia="es-PE"/>
-                <w14:ligatures w14:val="none"/>
-              </w:rPr>
-              <w:t>VARCHAR(</w:t>
-            </w:r>
-            <w:proofErr w:type="gramEnd"/>
-            <w:r>
-              <w:rPr>
-                <w:rFonts w:ascii="Calibri" w:eastAsia="Times New Roman" w:hAnsi="Calibri" w:cs="Calibri"/>
-                <w:color w:val="000000"/>
-                <w:kern w:val="0"/>
-                <w:sz w:val="22"/>
-                <w:szCs w:val="22"/>
-                <w:lang w:eastAsia="es-PE"/>
-                <w14:ligatures w14:val="none"/>
-              </w:rPr>
-              <w:t>60)</w:t>
+            <w:r>
+              <w:rPr>
+                <w:rFonts w:ascii="Calibri" w:eastAsia="Times New Roman" w:hAnsi="Calibri" w:cs="Calibri"/>
+                <w:color w:val="000000"/>
+                <w:kern w:val="0"/>
+                <w:sz w:val="22"/>
+                <w:szCs w:val="22"/>
+                <w:lang w:eastAsia="es-PE"/>
+                <w14:ligatures w14:val="none"/>
+              </w:rPr>
+              <w:t>VARCHAR(60)</w:t>
             </w:r>
           </w:p>
         </w:tc>
@@ -34632,7 +33253,6 @@
                 <w14:ligatures w14:val="none"/>
               </w:rPr>
             </w:pPr>
-            <w:proofErr w:type="spellStart"/>
             <w:r>
               <w:rPr>
                 <w:rFonts w:ascii="Calibri" w:eastAsia="Times New Roman" w:hAnsi="Calibri" w:cs="Calibri"/>
@@ -34645,7 +33265,6 @@
               </w:rPr>
               <w:t>TipoServicio</w:t>
             </w:r>
-            <w:proofErr w:type="spellEnd"/>
           </w:p>
         </w:tc>
         <w:tc>
@@ -34674,7 +33293,6 @@
                 <w14:ligatures w14:val="none"/>
               </w:rPr>
             </w:pPr>
-            <w:proofErr w:type="spellStart"/>
             <w:r>
               <w:rPr>
                 <w:rFonts w:ascii="Calibri" w:eastAsia="Times New Roman" w:hAnsi="Calibri" w:cs="Calibri"/>
@@ -34687,7 +33305,6 @@
               </w:rPr>
               <w:t>id_tipo_servicio</w:t>
             </w:r>
-            <w:proofErr w:type="spellEnd"/>
           </w:p>
         </w:tc>
         <w:tc>
@@ -34870,7 +33487,6 @@
                 <w14:ligatures w14:val="none"/>
               </w:rPr>
             </w:pPr>
-            <w:proofErr w:type="spellStart"/>
             <w:r>
               <w:rPr>
                 <w:rFonts w:ascii="Calibri" w:eastAsia="Times New Roman" w:hAnsi="Calibri" w:cs="Calibri"/>
@@ -34883,7 +33499,6 @@
               </w:rPr>
               <w:t>TipoServicio</w:t>
             </w:r>
-            <w:proofErr w:type="spellEnd"/>
           </w:p>
         </w:tc>
         <w:tc>
@@ -34913,7 +33528,6 @@
                 <w14:ligatures w14:val="none"/>
               </w:rPr>
             </w:pPr>
-            <w:proofErr w:type="spellStart"/>
             <w:r>
               <w:rPr>
                 <w:rFonts w:ascii="Calibri" w:eastAsia="Times New Roman" w:hAnsi="Calibri" w:cs="Calibri"/>
@@ -34926,7 +33540,6 @@
               </w:rPr>
               <w:t>descripcion</w:t>
             </w:r>
-            <w:proofErr w:type="spellEnd"/>
           </w:p>
         </w:tc>
         <w:tc>
@@ -34956,31 +33569,17 @@
                 <w14:ligatures w14:val="none"/>
               </w:rPr>
             </w:pPr>
-            <w:proofErr w:type="gramStart"/>
-            <w:r>
-              <w:rPr>
-                <w:rFonts w:ascii="Calibri" w:eastAsia="Times New Roman" w:hAnsi="Calibri" w:cs="Calibri"/>
-                <w:color w:val="000000"/>
-                <w:kern w:val="0"/>
-                <w:sz w:val="22"/>
-                <w:szCs w:val="22"/>
-                <w:lang w:eastAsia="es-PE"/>
-                <w14:ligatures w14:val="none"/>
-              </w:rPr>
-              <w:t>VARCHAR(</w:t>
-            </w:r>
-            <w:proofErr w:type="gramEnd"/>
-            <w:r>
-              <w:rPr>
-                <w:rFonts w:ascii="Calibri" w:eastAsia="Times New Roman" w:hAnsi="Calibri" w:cs="Calibri"/>
-                <w:color w:val="000000"/>
-                <w:kern w:val="0"/>
-                <w:sz w:val="22"/>
-                <w:szCs w:val="22"/>
-                <w:lang w:eastAsia="es-PE"/>
-                <w14:ligatures w14:val="none"/>
-              </w:rPr>
-              <w:t>80)</w:t>
+            <w:r>
+              <w:rPr>
+                <w:rFonts w:ascii="Calibri" w:eastAsia="Times New Roman" w:hAnsi="Calibri" w:cs="Calibri"/>
+                <w:color w:val="000000"/>
+                <w:kern w:val="0"/>
+                <w:sz w:val="22"/>
+                <w:szCs w:val="22"/>
+                <w:lang w:eastAsia="es-PE"/>
+                <w14:ligatures w14:val="none"/>
+              </w:rPr>
+              <w:t>VARCHAR(80)</w:t>
             </w:r>
           </w:p>
         </w:tc>
@@ -35113,7 +33712,6 @@
                 <w14:ligatures w14:val="none"/>
               </w:rPr>
             </w:pPr>
-            <w:proofErr w:type="spellStart"/>
             <w:r>
               <w:rPr>
                 <w:rFonts w:ascii="Calibri" w:eastAsia="Times New Roman" w:hAnsi="Calibri" w:cs="Calibri"/>
@@ -35127,7 +33725,6 @@
               <w:lastRenderedPageBreak/>
               <w:t>TipoServicio</w:t>
             </w:r>
-            <w:proofErr w:type="spellEnd"/>
           </w:p>
         </w:tc>
         <w:tc>
@@ -35156,7 +33753,6 @@
                 <w14:ligatures w14:val="none"/>
               </w:rPr>
             </w:pPr>
-            <w:proofErr w:type="spellStart"/>
             <w:r>
               <w:rPr>
                 <w:rFonts w:ascii="Calibri" w:eastAsia="Times New Roman" w:hAnsi="Calibri" w:cs="Calibri"/>
@@ -35169,7 +33765,6 @@
               </w:rPr>
               <w:t>peso_max_kg</w:t>
             </w:r>
-            <w:proofErr w:type="spellEnd"/>
           </w:p>
         </w:tc>
         <w:tc>
@@ -35339,7 +33934,6 @@
                 <w14:ligatures w14:val="none"/>
               </w:rPr>
             </w:pPr>
-            <w:proofErr w:type="spellStart"/>
             <w:r>
               <w:rPr>
                 <w:rFonts w:ascii="Calibri" w:eastAsia="Times New Roman" w:hAnsi="Calibri" w:cs="Calibri"/>
@@ -35352,7 +33946,6 @@
               </w:rPr>
               <w:t>TipoServicio</w:t>
             </w:r>
-            <w:proofErr w:type="spellEnd"/>
           </w:p>
         </w:tc>
         <w:tc>
@@ -35423,31 +34016,17 @@
                 <w14:ligatures w14:val="none"/>
               </w:rPr>
             </w:pPr>
-            <w:proofErr w:type="gramStart"/>
-            <w:r>
-              <w:rPr>
-                <w:rFonts w:ascii="Calibri" w:eastAsia="Times New Roman" w:hAnsi="Calibri" w:cs="Calibri"/>
-                <w:color w:val="000000"/>
-                <w:kern w:val="0"/>
-                <w:sz w:val="22"/>
-                <w:szCs w:val="22"/>
-                <w:lang w:eastAsia="es-PE"/>
-                <w14:ligatures w14:val="none"/>
-              </w:rPr>
-              <w:t>DECIMAL(</w:t>
-            </w:r>
-            <w:proofErr w:type="gramEnd"/>
-            <w:r>
-              <w:rPr>
-                <w:rFonts w:ascii="Calibri" w:eastAsia="Times New Roman" w:hAnsi="Calibri" w:cs="Calibri"/>
-                <w:color w:val="000000"/>
-                <w:kern w:val="0"/>
-                <w:sz w:val="22"/>
-                <w:szCs w:val="22"/>
-                <w:lang w:eastAsia="es-PE"/>
-                <w14:ligatures w14:val="none"/>
-              </w:rPr>
-              <w:t>8,4)</w:t>
+            <w:r>
+              <w:rPr>
+                <w:rFonts w:ascii="Calibri" w:eastAsia="Times New Roman" w:hAnsi="Calibri" w:cs="Calibri"/>
+                <w:color w:val="000000"/>
+                <w:kern w:val="0"/>
+                <w:sz w:val="22"/>
+                <w:szCs w:val="22"/>
+                <w:lang w:eastAsia="es-PE"/>
+                <w14:ligatures w14:val="none"/>
+              </w:rPr>
+              <w:t>DECIMAL(8,4)</w:t>
             </w:r>
           </w:p>
         </w:tc>
@@ -35580,7 +34159,6 @@
                 <w14:ligatures w14:val="none"/>
               </w:rPr>
             </w:pPr>
-            <w:proofErr w:type="spellStart"/>
             <w:r>
               <w:rPr>
                 <w:rFonts w:ascii="Calibri" w:eastAsia="Times New Roman" w:hAnsi="Calibri" w:cs="Calibri"/>
@@ -35593,7 +34171,6 @@
               </w:rPr>
               <w:t>TipoServicio</w:t>
             </w:r>
-            <w:proofErr w:type="spellEnd"/>
           </w:p>
         </w:tc>
         <w:tc>
@@ -35622,7 +34199,6 @@
                 <w14:ligatures w14:val="none"/>
               </w:rPr>
             </w:pPr>
-            <w:proofErr w:type="spellStart"/>
             <w:r>
               <w:rPr>
                 <w:rFonts w:ascii="Calibri" w:eastAsia="Times New Roman" w:hAnsi="Calibri" w:cs="Calibri"/>
@@ -35635,7 +34211,6 @@
               </w:rPr>
               <w:t>dias_entrega_max</w:t>
             </w:r>
-            <w:proofErr w:type="spellEnd"/>
           </w:p>
         </w:tc>
         <w:tc>
@@ -35805,7 +34380,6 @@
                 <w14:ligatures w14:val="none"/>
               </w:rPr>
             </w:pPr>
-            <w:proofErr w:type="spellStart"/>
             <w:r>
               <w:rPr>
                 <w:rFonts w:ascii="Calibri" w:eastAsia="Times New Roman" w:hAnsi="Calibri" w:cs="Calibri"/>
@@ -35818,7 +34392,6 @@
               </w:rPr>
               <w:t>TipoVehiculo</w:t>
             </w:r>
-            <w:proofErr w:type="spellEnd"/>
           </w:p>
         </w:tc>
         <w:tc>
@@ -35848,7 +34421,6 @@
                 <w14:ligatures w14:val="none"/>
               </w:rPr>
             </w:pPr>
-            <w:proofErr w:type="spellStart"/>
             <w:r>
               <w:rPr>
                 <w:rFonts w:ascii="Calibri" w:eastAsia="Times New Roman" w:hAnsi="Calibri" w:cs="Calibri"/>
@@ -35861,7 +34433,6 @@
               </w:rPr>
               <w:t>id_tipo_vehiculo</w:t>
             </w:r>
-            <w:proofErr w:type="spellEnd"/>
           </w:p>
         </w:tc>
         <w:tc>
@@ -36047,7 +34618,6 @@
                 <w14:ligatures w14:val="none"/>
               </w:rPr>
             </w:pPr>
-            <w:proofErr w:type="spellStart"/>
             <w:r>
               <w:rPr>
                 <w:rFonts w:ascii="Calibri" w:eastAsia="Times New Roman" w:hAnsi="Calibri" w:cs="Calibri"/>
@@ -36060,7 +34630,6 @@
               </w:rPr>
               <w:t>TipoVehiculo</w:t>
             </w:r>
-            <w:proofErr w:type="spellEnd"/>
           </w:p>
         </w:tc>
         <w:tc>
@@ -36089,7 +34658,6 @@
                 <w14:ligatures w14:val="none"/>
               </w:rPr>
             </w:pPr>
-            <w:proofErr w:type="spellStart"/>
             <w:r>
               <w:rPr>
                 <w:rFonts w:ascii="Calibri" w:eastAsia="Times New Roman" w:hAnsi="Calibri" w:cs="Calibri"/>
@@ -36102,7 +34670,6 @@
               </w:rPr>
               <w:t>descripcion</w:t>
             </w:r>
-            <w:proofErr w:type="spellEnd"/>
           </w:p>
         </w:tc>
         <w:tc>
@@ -36131,31 +34698,17 @@
                 <w14:ligatures w14:val="none"/>
               </w:rPr>
             </w:pPr>
-            <w:proofErr w:type="gramStart"/>
-            <w:r>
-              <w:rPr>
-                <w:rFonts w:ascii="Calibri" w:eastAsia="Times New Roman" w:hAnsi="Calibri" w:cs="Calibri"/>
-                <w:color w:val="000000"/>
-                <w:kern w:val="0"/>
-                <w:sz w:val="22"/>
-                <w:szCs w:val="22"/>
-                <w:lang w:eastAsia="es-PE"/>
-                <w14:ligatures w14:val="none"/>
-              </w:rPr>
-              <w:t>VARCHAR(</w:t>
-            </w:r>
-            <w:proofErr w:type="gramEnd"/>
-            <w:r>
-              <w:rPr>
-                <w:rFonts w:ascii="Calibri" w:eastAsia="Times New Roman" w:hAnsi="Calibri" w:cs="Calibri"/>
-                <w:color w:val="000000"/>
-                <w:kern w:val="0"/>
-                <w:sz w:val="22"/>
-                <w:szCs w:val="22"/>
-                <w:lang w:eastAsia="es-PE"/>
-                <w14:ligatures w14:val="none"/>
-              </w:rPr>
-              <w:t>60)</w:t>
+            <w:r>
+              <w:rPr>
+                <w:rFonts w:ascii="Calibri" w:eastAsia="Times New Roman" w:hAnsi="Calibri" w:cs="Calibri"/>
+                <w:color w:val="000000"/>
+                <w:kern w:val="0"/>
+                <w:sz w:val="22"/>
+                <w:szCs w:val="22"/>
+                <w:lang w:eastAsia="es-PE"/>
+                <w14:ligatures w14:val="none"/>
+              </w:rPr>
+              <w:t>VARCHAR(60)</w:t>
             </w:r>
           </w:p>
         </w:tc>
@@ -36286,7 +34839,6 @@
                 <w14:ligatures w14:val="none"/>
               </w:rPr>
             </w:pPr>
-            <w:proofErr w:type="spellStart"/>
             <w:r>
               <w:rPr>
                 <w:rFonts w:ascii="Calibri" w:eastAsia="Times New Roman" w:hAnsi="Calibri" w:cs="Calibri"/>
@@ -36299,7 +34851,6 @@
               </w:rPr>
               <w:t>TipoVehiculo</w:t>
             </w:r>
-            <w:proofErr w:type="spellEnd"/>
           </w:p>
         </w:tc>
         <w:tc>
@@ -36370,31 +34921,17 @@
                 <w14:ligatures w14:val="none"/>
               </w:rPr>
             </w:pPr>
-            <w:proofErr w:type="gramStart"/>
-            <w:r>
-              <w:rPr>
-                <w:rFonts w:ascii="Calibri" w:eastAsia="Times New Roman" w:hAnsi="Calibri" w:cs="Calibri"/>
-                <w:color w:val="000000"/>
-                <w:kern w:val="0"/>
-                <w:sz w:val="22"/>
-                <w:szCs w:val="22"/>
-                <w:lang w:eastAsia="es-PE"/>
-                <w14:ligatures w14:val="none"/>
-              </w:rPr>
-              <w:t>VARCHAR(</w:t>
-            </w:r>
-            <w:proofErr w:type="gramEnd"/>
-            <w:r>
-              <w:rPr>
-                <w:rFonts w:ascii="Calibri" w:eastAsia="Times New Roman" w:hAnsi="Calibri" w:cs="Calibri"/>
-                <w:color w:val="000000"/>
-                <w:kern w:val="0"/>
-                <w:sz w:val="22"/>
-                <w:szCs w:val="22"/>
-                <w:lang w:eastAsia="es-PE"/>
-                <w14:ligatures w14:val="none"/>
-              </w:rPr>
-              <w:t>20)</w:t>
+            <w:r>
+              <w:rPr>
+                <w:rFonts w:ascii="Calibri" w:eastAsia="Times New Roman" w:hAnsi="Calibri" w:cs="Calibri"/>
+                <w:color w:val="000000"/>
+                <w:kern w:val="0"/>
+                <w:sz w:val="22"/>
+                <w:szCs w:val="22"/>
+                <w:lang w:eastAsia="es-PE"/>
+                <w14:ligatures w14:val="none"/>
+              </w:rPr>
+              <w:t>VARCHAR(20)</w:t>
             </w:r>
           </w:p>
         </w:tc>
@@ -36527,7 +35064,6 @@
                 <w14:ligatures w14:val="none"/>
               </w:rPr>
             </w:pPr>
-            <w:proofErr w:type="spellStart"/>
             <w:r>
               <w:rPr>
                 <w:rFonts w:ascii="Calibri" w:eastAsia="Times New Roman" w:hAnsi="Calibri" w:cs="Calibri"/>
@@ -36540,7 +35076,6 @@
               </w:rPr>
               <w:t>TipoVia</w:t>
             </w:r>
-            <w:proofErr w:type="spellEnd"/>
           </w:p>
         </w:tc>
         <w:tc>
@@ -36569,7 +35104,6 @@
                 <w14:ligatures w14:val="none"/>
               </w:rPr>
             </w:pPr>
-            <w:proofErr w:type="spellStart"/>
             <w:r>
               <w:rPr>
                 <w:rFonts w:ascii="Calibri" w:eastAsia="Times New Roman" w:hAnsi="Calibri" w:cs="Calibri"/>
@@ -36582,7 +35116,6 @@
               </w:rPr>
               <w:t>id_tipo_via</w:t>
             </w:r>
-            <w:proofErr w:type="spellEnd"/>
           </w:p>
         </w:tc>
         <w:tc>
@@ -36765,7 +35298,6 @@
                 <w14:ligatures w14:val="none"/>
               </w:rPr>
             </w:pPr>
-            <w:proofErr w:type="spellStart"/>
             <w:r>
               <w:rPr>
                 <w:rFonts w:ascii="Calibri" w:eastAsia="Times New Roman" w:hAnsi="Calibri" w:cs="Calibri"/>
@@ -36778,7 +35310,6 @@
               </w:rPr>
               <w:t>TipoVia</w:t>
             </w:r>
-            <w:proofErr w:type="spellEnd"/>
           </w:p>
         </w:tc>
         <w:tc>
@@ -36808,7 +35339,6 @@
                 <w14:ligatures w14:val="none"/>
               </w:rPr>
             </w:pPr>
-            <w:proofErr w:type="spellStart"/>
             <w:r>
               <w:rPr>
                 <w:rFonts w:ascii="Calibri" w:eastAsia="Times New Roman" w:hAnsi="Calibri" w:cs="Calibri"/>
@@ -36821,7 +35351,6 @@
               </w:rPr>
               <w:t>descripcion</w:t>
             </w:r>
-            <w:proofErr w:type="spellEnd"/>
           </w:p>
         </w:tc>
         <w:tc>
@@ -36851,31 +35380,17 @@
                 <w14:ligatures w14:val="none"/>
               </w:rPr>
             </w:pPr>
-            <w:proofErr w:type="gramStart"/>
-            <w:r>
-              <w:rPr>
-                <w:rFonts w:ascii="Calibri" w:eastAsia="Times New Roman" w:hAnsi="Calibri" w:cs="Calibri"/>
-                <w:color w:val="000000"/>
-                <w:kern w:val="0"/>
-                <w:sz w:val="22"/>
-                <w:szCs w:val="22"/>
-                <w:lang w:eastAsia="es-PE"/>
-                <w14:ligatures w14:val="none"/>
-              </w:rPr>
-              <w:t>VARCHAR(</w:t>
-            </w:r>
-            <w:proofErr w:type="gramEnd"/>
-            <w:r>
-              <w:rPr>
-                <w:rFonts w:ascii="Calibri" w:eastAsia="Times New Roman" w:hAnsi="Calibri" w:cs="Calibri"/>
-                <w:color w:val="000000"/>
-                <w:kern w:val="0"/>
-                <w:sz w:val="22"/>
-                <w:szCs w:val="22"/>
-                <w:lang w:eastAsia="es-PE"/>
-                <w14:ligatures w14:val="none"/>
-              </w:rPr>
-              <w:t>60)</w:t>
+            <w:r>
+              <w:rPr>
+                <w:rFonts w:ascii="Calibri" w:eastAsia="Times New Roman" w:hAnsi="Calibri" w:cs="Calibri"/>
+                <w:color w:val="000000"/>
+                <w:kern w:val="0"/>
+                <w:sz w:val="22"/>
+                <w:szCs w:val="22"/>
+                <w:lang w:eastAsia="es-PE"/>
+                <w14:ligatures w14:val="none"/>
+              </w:rPr>
+              <w:t>VARCHAR(60)</w:t>
             </w:r>
           </w:p>
         </w:tc>
@@ -37008,7 +35523,6 @@
                 <w14:ligatures w14:val="none"/>
               </w:rPr>
             </w:pPr>
-            <w:proofErr w:type="spellStart"/>
             <w:r>
               <w:rPr>
                 <w:rFonts w:ascii="Calibri" w:eastAsia="Times New Roman" w:hAnsi="Calibri" w:cs="Calibri"/>
@@ -37021,7 +35535,6 @@
               </w:rPr>
               <w:t>Vehiculo</w:t>
             </w:r>
-            <w:proofErr w:type="spellEnd"/>
           </w:p>
         </w:tc>
         <w:tc>
@@ -37050,7 +35563,6 @@
                 <w14:ligatures w14:val="none"/>
               </w:rPr>
             </w:pPr>
-            <w:proofErr w:type="spellStart"/>
             <w:r>
               <w:rPr>
                 <w:rFonts w:ascii="Calibri" w:eastAsia="Times New Roman" w:hAnsi="Calibri" w:cs="Calibri"/>
@@ -37063,7 +35575,6 @@
               </w:rPr>
               <w:t>id_vehiculo</w:t>
             </w:r>
-            <w:proofErr w:type="spellEnd"/>
           </w:p>
         </w:tc>
         <w:tc>
@@ -37246,7 +35757,6 @@
                 <w14:ligatures w14:val="none"/>
               </w:rPr>
             </w:pPr>
-            <w:proofErr w:type="spellStart"/>
             <w:r>
               <w:rPr>
                 <w:rFonts w:ascii="Calibri" w:eastAsia="Times New Roman" w:hAnsi="Calibri" w:cs="Calibri"/>
@@ -37259,7 +35769,6 @@
               </w:rPr>
               <w:t>Vehiculo</w:t>
             </w:r>
-            <w:proofErr w:type="spellEnd"/>
           </w:p>
         </w:tc>
         <w:tc>
@@ -37330,31 +35839,17 @@
                 <w14:ligatures w14:val="none"/>
               </w:rPr>
             </w:pPr>
-            <w:proofErr w:type="gramStart"/>
-            <w:r>
-              <w:rPr>
-                <w:rFonts w:ascii="Calibri" w:eastAsia="Times New Roman" w:hAnsi="Calibri" w:cs="Calibri"/>
-                <w:color w:val="000000"/>
-                <w:kern w:val="0"/>
-                <w:sz w:val="22"/>
-                <w:szCs w:val="22"/>
-                <w:lang w:eastAsia="es-PE"/>
-                <w14:ligatures w14:val="none"/>
-              </w:rPr>
-              <w:t>VARCHAR(</w:t>
-            </w:r>
-            <w:proofErr w:type="gramEnd"/>
-            <w:r>
-              <w:rPr>
-                <w:rFonts w:ascii="Calibri" w:eastAsia="Times New Roman" w:hAnsi="Calibri" w:cs="Calibri"/>
-                <w:color w:val="000000"/>
-                <w:kern w:val="0"/>
-                <w:sz w:val="22"/>
-                <w:szCs w:val="22"/>
-                <w:lang w:eastAsia="es-PE"/>
-                <w14:ligatures w14:val="none"/>
-              </w:rPr>
-              <w:t>10)</w:t>
+            <w:r>
+              <w:rPr>
+                <w:rFonts w:ascii="Calibri" w:eastAsia="Times New Roman" w:hAnsi="Calibri" w:cs="Calibri"/>
+                <w:color w:val="000000"/>
+                <w:kern w:val="0"/>
+                <w:sz w:val="22"/>
+                <w:szCs w:val="22"/>
+                <w:lang w:eastAsia="es-PE"/>
+                <w14:ligatures w14:val="none"/>
+              </w:rPr>
+              <w:t>VARCHAR(10)</w:t>
             </w:r>
           </w:p>
         </w:tc>
@@ -37487,7 +35982,6 @@
                 <w14:ligatures w14:val="none"/>
               </w:rPr>
             </w:pPr>
-            <w:proofErr w:type="spellStart"/>
             <w:r>
               <w:rPr>
                 <w:rFonts w:ascii="Calibri" w:eastAsia="Times New Roman" w:hAnsi="Calibri" w:cs="Calibri"/>
@@ -37500,7 +35994,6 @@
               </w:rPr>
               <w:t>Vehiculo</w:t>
             </w:r>
-            <w:proofErr w:type="spellEnd"/>
           </w:p>
         </w:tc>
         <w:tc>
@@ -37529,7 +36022,6 @@
                 <w14:ligatures w14:val="none"/>
               </w:rPr>
             </w:pPr>
-            <w:proofErr w:type="spellStart"/>
             <w:r>
               <w:rPr>
                 <w:rFonts w:ascii="Calibri" w:eastAsia="Times New Roman" w:hAnsi="Calibri" w:cs="Calibri"/>
@@ -37542,7 +36034,6 @@
               </w:rPr>
               <w:t>id_tipo_vehiculo</w:t>
             </w:r>
-            <w:proofErr w:type="spellEnd"/>
           </w:p>
         </w:tc>
         <w:tc>
@@ -37725,7 +36216,6 @@
                 <w14:ligatures w14:val="none"/>
               </w:rPr>
             </w:pPr>
-            <w:proofErr w:type="spellStart"/>
             <w:r>
               <w:rPr>
                 <w:rFonts w:ascii="Calibri" w:eastAsia="Times New Roman" w:hAnsi="Calibri" w:cs="Calibri"/>
@@ -37738,7 +36228,6 @@
               </w:rPr>
               <w:t>Vehiculo</w:t>
             </w:r>
-            <w:proofErr w:type="spellEnd"/>
           </w:p>
         </w:tc>
         <w:tc>
@@ -37768,7 +36257,6 @@
                 <w14:ligatures w14:val="none"/>
               </w:rPr>
             </w:pPr>
-            <w:proofErr w:type="spellStart"/>
             <w:r>
               <w:rPr>
                 <w:rFonts w:ascii="Calibri" w:eastAsia="Times New Roman" w:hAnsi="Calibri" w:cs="Calibri"/>
@@ -37781,7 +36269,6 @@
               </w:rPr>
               <w:t>capacidad_kg</w:t>
             </w:r>
-            <w:proofErr w:type="spellEnd"/>
           </w:p>
         </w:tc>
         <w:tc>
@@ -37811,31 +36298,17 @@
                 <w14:ligatures w14:val="none"/>
               </w:rPr>
             </w:pPr>
-            <w:proofErr w:type="gramStart"/>
-            <w:r>
-              <w:rPr>
-                <w:rFonts w:ascii="Calibri" w:eastAsia="Times New Roman" w:hAnsi="Calibri" w:cs="Calibri"/>
-                <w:color w:val="000000"/>
-                <w:kern w:val="0"/>
-                <w:sz w:val="22"/>
-                <w:szCs w:val="22"/>
-                <w:lang w:eastAsia="es-PE"/>
-                <w14:ligatures w14:val="none"/>
-              </w:rPr>
-              <w:t>DECIMAL(</w:t>
-            </w:r>
-            <w:proofErr w:type="gramEnd"/>
-            <w:r>
-              <w:rPr>
-                <w:rFonts w:ascii="Calibri" w:eastAsia="Times New Roman" w:hAnsi="Calibri" w:cs="Calibri"/>
-                <w:color w:val="000000"/>
-                <w:kern w:val="0"/>
-                <w:sz w:val="22"/>
-                <w:szCs w:val="22"/>
-                <w:lang w:eastAsia="es-PE"/>
-                <w14:ligatures w14:val="none"/>
-              </w:rPr>
-              <w:t>10,2)</w:t>
+            <w:r>
+              <w:rPr>
+                <w:rFonts w:ascii="Calibri" w:eastAsia="Times New Roman" w:hAnsi="Calibri" w:cs="Calibri"/>
+                <w:color w:val="000000"/>
+                <w:kern w:val="0"/>
+                <w:sz w:val="22"/>
+                <w:szCs w:val="22"/>
+                <w:lang w:eastAsia="es-PE"/>
+                <w14:ligatures w14:val="none"/>
+              </w:rPr>
+              <w:t>DECIMAL(10,2)</w:t>
             </w:r>
           </w:p>
         </w:tc>
@@ -37968,7 +36441,6 @@
                 <w14:ligatures w14:val="none"/>
               </w:rPr>
             </w:pPr>
-            <w:proofErr w:type="spellStart"/>
             <w:r>
               <w:rPr>
                 <w:rFonts w:ascii="Calibri" w:eastAsia="Times New Roman" w:hAnsi="Calibri" w:cs="Calibri"/>
@@ -37981,7 +36453,6 @@
               </w:rPr>
               <w:t>Vehiculo</w:t>
             </w:r>
-            <w:proofErr w:type="spellEnd"/>
           </w:p>
         </w:tc>
         <w:tc>
@@ -38010,7 +36481,6 @@
                 <w14:ligatures w14:val="none"/>
               </w:rPr>
             </w:pPr>
-            <w:proofErr w:type="spellStart"/>
             <w:r>
               <w:rPr>
                 <w:rFonts w:ascii="Calibri" w:eastAsia="Times New Roman" w:hAnsi="Calibri" w:cs="Calibri"/>
@@ -38023,7 +36493,6 @@
               </w:rPr>
               <w:t>id_hub</w:t>
             </w:r>
-            <w:proofErr w:type="spellEnd"/>
           </w:p>
         </w:tc>
         <w:tc>
@@ -38206,7 +36675,6 @@
                 <w14:ligatures w14:val="none"/>
               </w:rPr>
             </w:pPr>
-            <w:proofErr w:type="spellStart"/>
             <w:r>
               <w:rPr>
                 <w:rFonts w:ascii="Calibri" w:eastAsia="Times New Roman" w:hAnsi="Calibri" w:cs="Calibri"/>
@@ -38219,7 +36687,6 @@
               </w:rPr>
               <w:t>Vehiculo</w:t>
             </w:r>
-            <w:proofErr w:type="spellEnd"/>
           </w:p>
         </w:tc>
         <w:tc>
@@ -38249,7 +36716,6 @@
                 <w14:ligatures w14:val="none"/>
               </w:rPr>
             </w:pPr>
-            <w:proofErr w:type="spellStart"/>
             <w:r>
               <w:rPr>
                 <w:rFonts w:ascii="Calibri" w:eastAsia="Times New Roman" w:hAnsi="Calibri" w:cs="Calibri"/>
@@ -38262,7 +36728,6 @@
               </w:rPr>
               <w:t>fecha_soat</w:t>
             </w:r>
-            <w:proofErr w:type="spellEnd"/>
           </w:p>
         </w:tc>
         <w:tc>
@@ -38435,7 +36900,6 @@
                 <w14:ligatures w14:val="none"/>
               </w:rPr>
             </w:pPr>
-            <w:proofErr w:type="spellStart"/>
             <w:r>
               <w:rPr>
                 <w:rFonts w:ascii="Calibri" w:eastAsia="Times New Roman" w:hAnsi="Calibri" w:cs="Calibri"/>
@@ -38448,7 +36912,6 @@
               </w:rPr>
               <w:t>Vehiculo</w:t>
             </w:r>
-            <w:proofErr w:type="spellEnd"/>
           </w:p>
         </w:tc>
         <w:tc>
@@ -38477,7 +36940,6 @@
                 <w14:ligatures w14:val="none"/>
               </w:rPr>
             </w:pPr>
-            <w:proofErr w:type="spellStart"/>
             <w:r>
               <w:rPr>
                 <w:rFonts w:ascii="Calibri" w:eastAsia="Times New Roman" w:hAnsi="Calibri" w:cs="Calibri"/>
@@ -38490,7 +36952,6 @@
               </w:rPr>
               <w:t>fecha_ultimo_mtto</w:t>
             </w:r>
-            <w:proofErr w:type="spellEnd"/>
           </w:p>
         </w:tc>
         <w:tc>
@@ -38660,7 +37121,6 @@
                 <w14:ligatures w14:val="none"/>
               </w:rPr>
             </w:pPr>
-            <w:proofErr w:type="spellStart"/>
             <w:r>
               <w:rPr>
                 <w:rFonts w:ascii="Calibri" w:eastAsia="Times New Roman" w:hAnsi="Calibri" w:cs="Calibri"/>
@@ -38673,7 +37133,6 @@
               </w:rPr>
               <w:t>Vehiculo</w:t>
             </w:r>
-            <w:proofErr w:type="spellEnd"/>
           </w:p>
         </w:tc>
         <w:tc>
@@ -38703,7 +37162,6 @@
                 <w14:ligatures w14:val="none"/>
               </w:rPr>
             </w:pPr>
-            <w:proofErr w:type="spellStart"/>
             <w:r>
               <w:rPr>
                 <w:rFonts w:ascii="Calibri" w:eastAsia="Times New Roman" w:hAnsi="Calibri" w:cs="Calibri"/>
@@ -38716,7 +37174,6 @@
               </w:rPr>
               <w:t>km_actual</w:t>
             </w:r>
-            <w:proofErr w:type="spellEnd"/>
           </w:p>
         </w:tc>
         <w:tc>
@@ -38746,31 +37203,17 @@
                 <w14:ligatures w14:val="none"/>
               </w:rPr>
             </w:pPr>
-            <w:proofErr w:type="gramStart"/>
-            <w:r>
-              <w:rPr>
-                <w:rFonts w:ascii="Calibri" w:eastAsia="Times New Roman" w:hAnsi="Calibri" w:cs="Calibri"/>
-                <w:color w:val="000000"/>
-                <w:kern w:val="0"/>
-                <w:sz w:val="22"/>
-                <w:szCs w:val="22"/>
-                <w:lang w:eastAsia="es-PE"/>
-                <w14:ligatures w14:val="none"/>
-              </w:rPr>
-              <w:t>DECIMAL(</w:t>
-            </w:r>
-            <w:proofErr w:type="gramEnd"/>
-            <w:r>
-              <w:rPr>
-                <w:rFonts w:ascii="Calibri" w:eastAsia="Times New Roman" w:hAnsi="Calibri" w:cs="Calibri"/>
-                <w:color w:val="000000"/>
-                <w:kern w:val="0"/>
-                <w:sz w:val="22"/>
-                <w:szCs w:val="22"/>
-                <w:lang w:eastAsia="es-PE"/>
-                <w14:ligatures w14:val="none"/>
-              </w:rPr>
-              <w:t>10,2)</w:t>
+            <w:r>
+              <w:rPr>
+                <w:rFonts w:ascii="Calibri" w:eastAsia="Times New Roman" w:hAnsi="Calibri" w:cs="Calibri"/>
+                <w:color w:val="000000"/>
+                <w:kern w:val="0"/>
+                <w:sz w:val="22"/>
+                <w:szCs w:val="22"/>
+                <w:lang w:eastAsia="es-PE"/>
+                <w14:ligatures w14:val="none"/>
+              </w:rPr>
+              <w:t>DECIMAL(10,2)</w:t>
             </w:r>
           </w:p>
         </w:tc>
@@ -38903,7 +37346,6 @@
                 <w14:ligatures w14:val="none"/>
               </w:rPr>
             </w:pPr>
-            <w:proofErr w:type="spellStart"/>
             <w:r>
               <w:rPr>
                 <w:rFonts w:ascii="Calibri" w:eastAsia="Times New Roman" w:hAnsi="Calibri" w:cs="Calibri"/>
@@ -38916,7 +37358,6 @@
               </w:rPr>
               <w:t>Vehiculo</w:t>
             </w:r>
-            <w:proofErr w:type="spellEnd"/>
           </w:p>
         </w:tc>
         <w:tc>
@@ -39166,21 +37607,7 @@
         <w:rPr>
           <w:rFonts w:ascii="Times New Roman" w:hAnsi="Times New Roman" w:cs="Times New Roman"/>
         </w:rPr>
-        <w:t xml:space="preserve">Para garantizar la integridad transaccional, modularizar el código y prevenir ataques de inyección SQL, el sistema </w:t>
-      </w:r>
-      <w:proofErr w:type="spellStart"/>
-      <w:r>
-        <w:rPr>
-          <w:rFonts w:ascii="Times New Roman" w:hAnsi="Times New Roman" w:cs="Times New Roman"/>
-        </w:rPr>
-        <w:t>OmniRuta</w:t>
-      </w:r>
-      <w:proofErr w:type="spellEnd"/>
-      <w:r>
-        <w:rPr>
-          <w:rFonts w:ascii="Times New Roman" w:hAnsi="Times New Roman" w:cs="Times New Roman"/>
-        </w:rPr>
-        <w:t xml:space="preserve"> encapsula sus principales procesos a través de los siguientes cinco Procedimientos Almacenados:</w:t>
+        <w:t>Para garantizar la integridad transaccional, modularizar el código y prevenir ataques de inyección SQL, el sistema OmniRuta encapsula sus principales procesos a través de los siguientes cinco Procedimientos Almacenados:</w:t>
       </w:r>
     </w:p>
     <w:p>
@@ -39226,16 +37653,8 @@
         <w:rPr>
           <w:rFonts w:ascii="Times New Roman" w:hAnsi="Times New Roman" w:cs="Times New Roman"/>
         </w:rPr>
-        <w:t xml:space="preserve"> </w:t>
+        <w:t xml:space="preserve"> usp_RegistrarIncidencia</w:t>
       </w:r>
-      <w:proofErr w:type="spellStart"/>
-      <w:r>
-        <w:rPr>
-          <w:rFonts w:ascii="Times New Roman" w:hAnsi="Times New Roman" w:cs="Times New Roman"/>
-        </w:rPr>
-        <w:t>usp_RegistrarIncidencia</w:t>
-      </w:r>
-      <w:proofErr w:type="spellEnd"/>
     </w:p>
     <w:p>
       <w:pPr>
@@ -39261,21 +37680,7 @@
         <w:rPr>
           <w:rFonts w:ascii="Times New Roman" w:hAnsi="Times New Roman" w:cs="Times New Roman"/>
         </w:rPr>
-        <w:t xml:space="preserve"> Registra un nuevo evento anómalo u observación durante el trayecto de un camión, capturando automáticamente la marca de tiempo exacta del servidor mediante </w:t>
-      </w:r>
-      <w:proofErr w:type="gramStart"/>
-      <w:r>
-        <w:rPr>
-          <w:rFonts w:ascii="Times New Roman" w:hAnsi="Times New Roman" w:cs="Times New Roman"/>
-        </w:rPr>
-        <w:t>GETDATE(</w:t>
-      </w:r>
-      <w:proofErr w:type="gramEnd"/>
-      <w:r>
-        <w:rPr>
-          <w:rFonts w:ascii="Times New Roman" w:hAnsi="Times New Roman" w:cs="Times New Roman"/>
-        </w:rPr>
-        <w:t xml:space="preserve">). </w:t>
+        <w:t xml:space="preserve"> Registra un nuevo evento anómalo u observación durante el trayecto de un camión, capturando automáticamente la marca de tiempo exacta del servidor mediante GETDATE(). </w:t>
       </w:r>
     </w:p>
     <w:p>
@@ -39386,7 +37791,6 @@
         </w:rPr>
         <w:t xml:space="preserve"> </w:t>
       </w:r>
-      <w:proofErr w:type="spellStart"/>
       <w:r>
         <w:rPr>
           <w:rFonts w:ascii="Courier New" w:eastAsia="Times New Roman" w:hAnsi="Courier New" w:cs="Courier New"/>
@@ -39399,7 +37803,6 @@
         </w:rPr>
         <w:t>usp_RegistrarIncidencia</w:t>
       </w:r>
-      <w:proofErr w:type="spellEnd"/>
       <w:r>
         <w:rPr>
           <w:rFonts w:ascii="Courier New" w:eastAsia="Times New Roman" w:hAnsi="Courier New" w:cs="Courier New"/>
@@ -40113,16 +38516,8 @@
         <w:rPr>
           <w:rFonts w:ascii="Times New Roman" w:hAnsi="Times New Roman" w:cs="Times New Roman"/>
         </w:rPr>
-        <w:t xml:space="preserve"> </w:t>
+        <w:t xml:space="preserve"> usp_TopRutasRentables</w:t>
       </w:r>
-      <w:proofErr w:type="spellStart"/>
-      <w:r>
-        <w:rPr>
-          <w:rFonts w:ascii="Times New Roman" w:hAnsi="Times New Roman" w:cs="Times New Roman"/>
-        </w:rPr>
-        <w:t>usp_TopRutasRentables</w:t>
-      </w:r>
-      <w:proofErr w:type="spellEnd"/>
     </w:p>
     <w:p>
       <w:pPr>
@@ -40229,14 +38624,12 @@
         </w:rPr>
         <w:t xml:space="preserve"> </w:t>
       </w:r>
-      <w:proofErr w:type="spellStart"/>
       <w:r>
         <w:rPr>
           <w:color w:val="333333"/>
         </w:rPr>
         <w:t>usp_TopRutasRentables</w:t>
       </w:r>
-      <w:proofErr w:type="spellEnd"/>
       <w:r>
         <w:rPr>
           <w:color w:val="BBBBBB"/>
@@ -40336,16 +38729,8 @@
         <w:rPr>
           <w:rFonts w:ascii="Times New Roman" w:hAnsi="Times New Roman" w:cs="Times New Roman"/>
         </w:rPr>
-        <w:t xml:space="preserve"> </w:t>
+        <w:t xml:space="preserve"> usp_RendimientoFlota</w:t>
       </w:r>
-      <w:proofErr w:type="spellStart"/>
-      <w:r>
-        <w:rPr>
-          <w:rFonts w:ascii="Times New Roman" w:hAnsi="Times New Roman" w:cs="Times New Roman"/>
-        </w:rPr>
-        <w:t>usp_RendimientoFlota</w:t>
-      </w:r>
-      <w:proofErr w:type="spellEnd"/>
     </w:p>
     <w:p>
       <w:pPr>
@@ -40452,14 +38837,12 @@
         </w:rPr>
         <w:t xml:space="preserve"> </w:t>
       </w:r>
-      <w:proofErr w:type="spellStart"/>
       <w:r>
         <w:rPr>
           <w:color w:val="333333"/>
         </w:rPr>
         <w:t>usp_RendimientoFlota</w:t>
       </w:r>
-      <w:proofErr w:type="spellEnd"/>
       <w:r>
         <w:rPr>
           <w:color w:val="BBBBBB"/>
@@ -40558,16 +38941,8 @@
         <w:rPr>
           <w:rFonts w:ascii="Times New Roman" w:hAnsi="Times New Roman" w:cs="Times New Roman"/>
         </w:rPr>
-        <w:t xml:space="preserve"> </w:t>
+        <w:t xml:space="preserve"> usp_AlertasCuellosBotella</w:t>
       </w:r>
-      <w:proofErr w:type="spellStart"/>
-      <w:r>
-        <w:rPr>
-          <w:rFonts w:ascii="Times New Roman" w:hAnsi="Times New Roman" w:cs="Times New Roman"/>
-        </w:rPr>
-        <w:t>usp_AlertasCuellosBotella</w:t>
-      </w:r>
-      <w:proofErr w:type="spellEnd"/>
     </w:p>
     <w:p>
       <w:pPr>
@@ -40676,14 +39051,12 @@
         </w:rPr>
         <w:t xml:space="preserve"> </w:t>
       </w:r>
-      <w:proofErr w:type="spellStart"/>
       <w:r>
         <w:rPr>
           <w:color w:val="333333"/>
         </w:rPr>
         <w:t>usp_AlertasCuellosBotella</w:t>
       </w:r>
-      <w:proofErr w:type="spellEnd"/>
       <w:r>
         <w:rPr>
           <w:color w:val="BBBBBB"/>
@@ -40827,16 +39200,8 @@
         <w:rPr>
           <w:rFonts w:ascii="Times New Roman" w:hAnsi="Times New Roman" w:cs="Times New Roman"/>
         </w:rPr>
-        <w:t xml:space="preserve"> </w:t>
+        <w:t xml:space="preserve"> usp_BajaLogicaVehiculo</w:t>
       </w:r>
-      <w:proofErr w:type="spellStart"/>
-      <w:r>
-        <w:rPr>
-          <w:rFonts w:ascii="Times New Roman" w:hAnsi="Times New Roman" w:cs="Times New Roman"/>
-        </w:rPr>
-        <w:t>usp_BajaLogicaVehiculo</w:t>
-      </w:r>
-      <w:proofErr w:type="spellEnd"/>
     </w:p>
     <w:p>
       <w:pPr>
@@ -40866,34 +39231,14 @@
         </w:rPr>
         <w:t xml:space="preserve"> Aplica un </w:t>
       </w:r>
-      <w:proofErr w:type="spellStart"/>
       <w:r>
         <w:rPr>
           <w:rFonts w:ascii="Times New Roman" w:hAnsi="Times New Roman" w:cs="Times New Roman"/>
           <w:i/>
           <w:iCs/>
         </w:rPr>
-        <w:t>Soft</w:t>
+        <w:t>Soft Delete</w:t>
       </w:r>
-      <w:proofErr w:type="spellEnd"/>
-      <w:r>
-        <w:rPr>
-          <w:rFonts w:ascii="Times New Roman" w:hAnsi="Times New Roman" w:cs="Times New Roman"/>
-          <w:i/>
-          <w:iCs/>
-        </w:rPr>
-        <w:t xml:space="preserve"> </w:t>
-      </w:r>
-      <w:proofErr w:type="spellStart"/>
-      <w:r>
-        <w:rPr>
-          <w:rFonts w:ascii="Times New Roman" w:hAnsi="Times New Roman" w:cs="Times New Roman"/>
-          <w:i/>
-          <w:iCs/>
-        </w:rPr>
-        <w:t>Delete</w:t>
-      </w:r>
-      <w:proofErr w:type="spellEnd"/>
       <w:r>
         <w:rPr>
           <w:rFonts w:ascii="Times New Roman" w:hAnsi="Times New Roman" w:cs="Times New Roman"/>
@@ -40980,14 +39325,12 @@
         </w:rPr>
         <w:t xml:space="preserve"> </w:t>
       </w:r>
-      <w:proofErr w:type="spellStart"/>
       <w:r>
         <w:rPr>
           <w:color w:val="333333"/>
         </w:rPr>
         <w:t>usp_BajaLogicaVehiculo</w:t>
       </w:r>
-      <w:proofErr w:type="spellEnd"/>
       <w:r>
         <w:rPr>
           <w:color w:val="BBBBBB"/>
@@ -41111,35 +39454,7 @@
         <w:rPr>
           <w:rFonts w:ascii="Times New Roman" w:hAnsi="Times New Roman" w:cs="Times New Roman"/>
         </w:rPr>
-        <w:t xml:space="preserve"> Se implementó el índice </w:t>
-      </w:r>
-      <w:proofErr w:type="spellStart"/>
-      <w:r>
-        <w:rPr>
-          <w:rFonts w:ascii="Times New Roman" w:hAnsi="Times New Roman" w:cs="Times New Roman"/>
-        </w:rPr>
-        <w:t>IX_Encomienda_CodigoRastreo</w:t>
-      </w:r>
-      <w:proofErr w:type="spellEnd"/>
-      <w:r>
-        <w:rPr>
-          <w:rFonts w:ascii="Times New Roman" w:hAnsi="Times New Roman" w:cs="Times New Roman"/>
-        </w:rPr>
-        <w:t xml:space="preserve"> sobre la columna </w:t>
-      </w:r>
-      <w:proofErr w:type="spellStart"/>
-      <w:r>
-        <w:rPr>
-          <w:rFonts w:ascii="Times New Roman" w:hAnsi="Times New Roman" w:cs="Times New Roman"/>
-        </w:rPr>
-        <w:t>codigo_rastreo</w:t>
-      </w:r>
-      <w:proofErr w:type="spellEnd"/>
-      <w:r>
-        <w:rPr>
-          <w:rFonts w:ascii="Times New Roman" w:hAnsi="Times New Roman" w:cs="Times New Roman"/>
-        </w:rPr>
-        <w:t xml:space="preserve"> de la tabla Encomienda. Este índice tipo NONCLUSTERED acelera exponencialmente las búsquedas públicas de paquetes. </w:t>
+        <w:t xml:space="preserve"> Se implementó el índice IX_Encomienda_CodigoRastreo sobre la columna codigo_rastreo de la tabla Encomienda. Este índice tipo NONCLUSTERED acelera exponencialmente las búsquedas públicas de paquetes. </w:t>
       </w:r>
     </w:p>
     <w:p>
@@ -41160,59 +39475,13 @@
           <w:b/>
           <w:bCs/>
         </w:rPr>
-        <w:t xml:space="preserve">Índice 2 (Filtros de </w:t>
-      </w:r>
-      <w:proofErr w:type="spellStart"/>
-      <w:r>
-        <w:rPr>
-          <w:rFonts w:ascii="Times New Roman" w:hAnsi="Times New Roman" w:cs="Times New Roman"/>
-          <w:b/>
-          <w:bCs/>
-        </w:rPr>
-        <w:t>Dashboard</w:t>
-      </w:r>
-      <w:proofErr w:type="spellEnd"/>
-      <w:r>
-        <w:rPr>
-          <w:rFonts w:ascii="Times New Roman" w:hAnsi="Times New Roman" w:cs="Times New Roman"/>
-          <w:b/>
-          <w:bCs/>
-        </w:rPr>
-        <w:t>):</w:t>
+        <w:t>Índice 2 (Filtros de Dashboard):</w:t>
       </w:r>
       <w:r>
         <w:rPr>
           <w:rFonts w:ascii="Times New Roman" w:hAnsi="Times New Roman" w:cs="Times New Roman"/>
         </w:rPr>
-        <w:t xml:space="preserve"> Se implementó el índice </w:t>
-      </w:r>
-      <w:proofErr w:type="spellStart"/>
-      <w:r>
-        <w:rPr>
-          <w:rFonts w:ascii="Times New Roman" w:hAnsi="Times New Roman" w:cs="Times New Roman"/>
-        </w:rPr>
-        <w:t>IX_Despacho_FechaSalida</w:t>
-      </w:r>
-      <w:proofErr w:type="spellEnd"/>
-      <w:r>
-        <w:rPr>
-          <w:rFonts w:ascii="Times New Roman" w:hAnsi="Times New Roman" w:cs="Times New Roman"/>
-        </w:rPr>
-        <w:t xml:space="preserve"> sobre el campo </w:t>
-      </w:r>
-      <w:proofErr w:type="spellStart"/>
-      <w:r>
-        <w:rPr>
-          <w:rFonts w:ascii="Times New Roman" w:hAnsi="Times New Roman" w:cs="Times New Roman"/>
-        </w:rPr>
-        <w:t>fecha_hora_salida</w:t>
-      </w:r>
-      <w:proofErr w:type="spellEnd"/>
-      <w:r>
-        <w:rPr>
-          <w:rFonts w:ascii="Times New Roman" w:hAnsi="Times New Roman" w:cs="Times New Roman"/>
-        </w:rPr>
-        <w:t xml:space="preserve"> en la tabla Despacho. Esto optimiza los cálculos en los tableros de Looker Studio al filtrar las métricas por fecha. </w:t>
+        <w:t xml:space="preserve"> Se implementó el índice IX_Despacho_FechaSalida sobre el campo fecha_hora_salida en la tabla Despacho. Esto optimiza los cálculos en los tableros de Looker Studio al filtrar las métricas por fecha. </w:t>
       </w:r>
     </w:p>
     <w:p>
@@ -41278,21 +39547,7 @@
         <w:rPr>
           <w:rFonts w:ascii="Times New Roman" w:hAnsi="Times New Roman" w:cs="Times New Roman"/>
         </w:rPr>
-        <w:t xml:space="preserve"> La vista </w:t>
-      </w:r>
-      <w:proofErr w:type="spellStart"/>
-      <w:r>
-        <w:rPr>
-          <w:rFonts w:ascii="Times New Roman" w:hAnsi="Times New Roman" w:cs="Times New Roman"/>
-        </w:rPr>
-        <w:t>v_DirectorioFlotaActiva</w:t>
-      </w:r>
-      <w:proofErr w:type="spellEnd"/>
-      <w:r>
-        <w:rPr>
-          <w:rFonts w:ascii="Times New Roman" w:hAnsi="Times New Roman" w:cs="Times New Roman"/>
-        </w:rPr>
-        <w:t xml:space="preserve"> extrae únicamente el catálogo de vehículos que se encuentran habilitados (activo = 1), cruzando su placa y capacidad con el tipo de vehículo. </w:t>
+        <w:t xml:space="preserve"> La vista v_DirectorioFlotaActiva extrae únicamente el catálogo de vehículos que se encuentran habilitados (activo = 1), cruzando su placa y capacidad con el tipo de vehículo. </w:t>
       </w:r>
     </w:p>
     <w:p>
@@ -41319,21 +39574,7 @@
         <w:rPr>
           <w:rFonts w:ascii="Times New Roman" w:hAnsi="Times New Roman" w:cs="Times New Roman"/>
         </w:rPr>
-        <w:t xml:space="preserve"> La vista compleja </w:t>
-      </w:r>
-      <w:proofErr w:type="spellStart"/>
-      <w:r>
-        <w:rPr>
-          <w:rFonts w:ascii="Times New Roman" w:hAnsi="Times New Roman" w:cs="Times New Roman"/>
-        </w:rPr>
-        <w:t>v_DashboardMapaIncidencias</w:t>
-      </w:r>
-      <w:proofErr w:type="spellEnd"/>
-      <w:r>
-        <w:rPr>
-          <w:rFonts w:ascii="Times New Roman" w:hAnsi="Times New Roman" w:cs="Times New Roman"/>
-        </w:rPr>
-        <w:t xml:space="preserve"> realiza múltiples cruces (JOINs) para mapear cada falla operativa con su </w:t>
+        <w:t xml:space="preserve"> La vista compleja v_DashboardMapaIncidencias realiza múltiples cruces (JOINs) para mapear cada falla operativa con su </w:t>
       </w:r>
       <w:r>
         <w:rPr>
@@ -41361,87 +39602,13 @@
           <w:b/>
           <w:bCs/>
         </w:rPr>
-        <w:t xml:space="preserve">Consolidado de </w:t>
-      </w:r>
-      <w:proofErr w:type="spellStart"/>
-      <w:r>
-        <w:rPr>
-          <w:rFonts w:ascii="Times New Roman" w:hAnsi="Times New Roman" w:cs="Times New Roman"/>
-          <w:b/>
-          <w:bCs/>
-        </w:rPr>
-        <w:t>KPIs</w:t>
-      </w:r>
-      <w:proofErr w:type="spellEnd"/>
-      <w:r>
-        <w:rPr>
-          <w:rFonts w:ascii="Times New Roman" w:hAnsi="Times New Roman" w:cs="Times New Roman"/>
-          <w:b/>
-          <w:bCs/>
-        </w:rPr>
-        <w:t xml:space="preserve"> Gerenciales:</w:t>
+        <w:t>Consolidado de KPIs Gerenciales:</w:t>
       </w:r>
       <w:r>
         <w:rPr>
           <w:rFonts w:ascii="Times New Roman" w:hAnsi="Times New Roman" w:cs="Times New Roman"/>
         </w:rPr>
-        <w:t xml:space="preserve"> La vista maestra </w:t>
-      </w:r>
-      <w:proofErr w:type="spellStart"/>
-      <w:r>
-        <w:rPr>
-          <w:rFonts w:ascii="Times New Roman" w:hAnsi="Times New Roman" w:cs="Times New Roman"/>
-        </w:rPr>
-        <w:t>vw_DashboardLogistico</w:t>
-      </w:r>
-      <w:proofErr w:type="spellEnd"/>
-      <w:r>
-        <w:rPr>
-          <w:rFonts w:ascii="Times New Roman" w:hAnsi="Times New Roman" w:cs="Times New Roman"/>
-        </w:rPr>
-        <w:t xml:space="preserve"> centraliza la facturación (</w:t>
-      </w:r>
-      <w:proofErr w:type="spellStart"/>
-      <w:r>
-        <w:rPr>
-          <w:rFonts w:ascii="Times New Roman" w:hAnsi="Times New Roman" w:cs="Times New Roman"/>
-        </w:rPr>
-        <w:t>Tarifa_Total</w:t>
-      </w:r>
-      <w:proofErr w:type="spellEnd"/>
-      <w:r>
-        <w:rPr>
-          <w:rFonts w:ascii="Times New Roman" w:hAnsi="Times New Roman" w:cs="Times New Roman"/>
-        </w:rPr>
-        <w:t>), la eficiencia temporal (</w:t>
-      </w:r>
-      <w:proofErr w:type="spellStart"/>
-      <w:r>
-        <w:rPr>
-          <w:rFonts w:ascii="Times New Roman" w:hAnsi="Times New Roman" w:cs="Times New Roman"/>
-        </w:rPr>
-        <w:t>Cumplimiento_Tiempo</w:t>
-      </w:r>
-      <w:proofErr w:type="spellEnd"/>
-      <w:r>
-        <w:rPr>
-          <w:rFonts w:ascii="Times New Roman" w:hAnsi="Times New Roman" w:cs="Times New Roman"/>
-        </w:rPr>
-        <w:t>) y el nivel de saturación operativa (</w:t>
-      </w:r>
-      <w:proofErr w:type="spellStart"/>
-      <w:r>
-        <w:rPr>
-          <w:rFonts w:ascii="Times New Roman" w:hAnsi="Times New Roman" w:cs="Times New Roman"/>
-        </w:rPr>
-        <w:t>Peso_Total_Cargado</w:t>
-      </w:r>
-      <w:proofErr w:type="spellEnd"/>
-      <w:r>
-        <w:rPr>
-          <w:rFonts w:ascii="Times New Roman" w:hAnsi="Times New Roman" w:cs="Times New Roman"/>
-        </w:rPr>
-        <w:t>) para alimentar las tarjetas de indicadores principales.</w:t>
+        <w:t xml:space="preserve"> La vista maestra vw_DashboardLogistico centraliza la facturación (Tarifa_Total), la eficiencia temporal (Cumplimiento_Tiempo) y el nivel de saturación operativa (Peso_Total_Cargado) para alimentar las tarjetas de indicadores principales.</w:t>
       </w:r>
     </w:p>
     <w:p>
@@ -41509,35 +39676,7 @@
         <w:rPr>
           <w:rFonts w:ascii="Times New Roman" w:hAnsi="Times New Roman" w:cs="Times New Roman"/>
         </w:rPr>
-        <w:t xml:space="preserve">Para replicar el entorno de producción del sistema </w:t>
-      </w:r>
-      <w:proofErr w:type="spellStart"/>
-      <w:r>
-        <w:rPr>
-          <w:rFonts w:ascii="Times New Roman" w:hAnsi="Times New Roman" w:cs="Times New Roman"/>
-        </w:rPr>
-        <w:t>OmniRuta</w:t>
-      </w:r>
-      <w:proofErr w:type="spellEnd"/>
-      <w:r>
-        <w:rPr>
-          <w:rFonts w:ascii="Times New Roman" w:hAnsi="Times New Roman" w:cs="Times New Roman"/>
-        </w:rPr>
-        <w:t xml:space="preserve"> y conectar la base de datos con la herramienta de Business </w:t>
-      </w:r>
-      <w:proofErr w:type="spellStart"/>
-      <w:r>
-        <w:rPr>
-          <w:rFonts w:ascii="Times New Roman" w:hAnsi="Times New Roman" w:cs="Times New Roman"/>
-        </w:rPr>
-        <w:t>Intelligence</w:t>
-      </w:r>
-      <w:proofErr w:type="spellEnd"/>
-      <w:r>
-        <w:rPr>
-          <w:rFonts w:ascii="Times New Roman" w:hAnsi="Times New Roman" w:cs="Times New Roman"/>
-        </w:rPr>
-        <w:t xml:space="preserve"> (</w:t>
+        <w:t>Para replicar el entorno de producción del sistema OmniRuta y conectar la base de datos con la herramienta de Business Intelligence (</w:t>
       </w:r>
       <w:r>
         <w:rPr>
@@ -41567,25 +39706,7 @@
           <w:b/>
           <w:bCs/>
         </w:rPr>
-        <w:t xml:space="preserve">Fase 1: Preparación del </w:t>
-      </w:r>
-      <w:proofErr w:type="spellStart"/>
-      <w:r>
-        <w:rPr>
-          <w:rFonts w:ascii="Times New Roman" w:hAnsi="Times New Roman" w:cs="Times New Roman"/>
-          <w:b/>
-          <w:bCs/>
-        </w:rPr>
-        <w:t>Backend</w:t>
-      </w:r>
-      <w:proofErr w:type="spellEnd"/>
-      <w:r>
-        <w:rPr>
-          <w:rFonts w:ascii="Times New Roman" w:hAnsi="Times New Roman" w:cs="Times New Roman"/>
-          <w:b/>
-          <w:bCs/>
-        </w:rPr>
-        <w:t xml:space="preserve"> (SQL Server)</w:t>
+        <w:t>Fase 1: Preparación del Backend (SQL Server)</w:t>
       </w:r>
     </w:p>
     <w:p>
@@ -41612,49 +39733,7 @@
         <w:rPr>
           <w:rFonts w:ascii="Times New Roman" w:hAnsi="Times New Roman" w:cs="Times New Roman"/>
         </w:rPr>
-        <w:t xml:space="preserve"> Ejecutar el bloque de código que contiene el CREATE DATABASE con la definición de los </w:t>
-      </w:r>
-      <w:proofErr w:type="spellStart"/>
-      <w:r>
-        <w:rPr>
-          <w:rFonts w:ascii="Times New Roman" w:hAnsi="Times New Roman" w:cs="Times New Roman"/>
-        </w:rPr>
-        <w:t>Filegroups</w:t>
-      </w:r>
-      <w:proofErr w:type="spellEnd"/>
-      <w:r>
-        <w:rPr>
-          <w:rFonts w:ascii="Times New Roman" w:hAnsi="Times New Roman" w:cs="Times New Roman"/>
-        </w:rPr>
-        <w:t xml:space="preserve"> (PRIMARY, </w:t>
-      </w:r>
-      <w:proofErr w:type="spellStart"/>
-      <w:r>
-        <w:rPr>
-          <w:rFonts w:ascii="Times New Roman" w:hAnsi="Times New Roman" w:cs="Times New Roman"/>
-        </w:rPr>
-        <w:t>FG_Transaccional</w:t>
-      </w:r>
-      <w:proofErr w:type="spellEnd"/>
-      <w:r>
-        <w:rPr>
-          <w:rFonts w:ascii="Times New Roman" w:hAnsi="Times New Roman" w:cs="Times New Roman"/>
-        </w:rPr>
-        <w:t xml:space="preserve">, </w:t>
-      </w:r>
-      <w:proofErr w:type="spellStart"/>
-      <w:r>
-        <w:rPr>
-          <w:rFonts w:ascii="Times New Roman" w:hAnsi="Times New Roman" w:cs="Times New Roman"/>
-        </w:rPr>
-        <w:t>FG_Historico</w:t>
-      </w:r>
-      <w:proofErr w:type="spellEnd"/>
-      <w:r>
-        <w:rPr>
-          <w:rFonts w:ascii="Times New Roman" w:hAnsi="Times New Roman" w:cs="Times New Roman"/>
-        </w:rPr>
-        <w:t>) para establecer los espacios de almacenamiento.</w:t>
+        <w:t xml:space="preserve"> Ejecutar el bloque de código que contiene el CREATE DATABASE con la definición de los Filegroups (PRIMARY, FG_Transaccional, FG_Historico) para establecer los espacios de almacenamiento.</w:t>
       </w:r>
     </w:p>
     <w:p>
@@ -41708,21 +39787,7 @@
         <w:rPr>
           <w:rFonts w:ascii="Times New Roman" w:hAnsi="Times New Roman" w:cs="Times New Roman"/>
         </w:rPr>
-        <w:t xml:space="preserve"> Ejecutar el script que contiene los 5 Procedimientos Almacenados (</w:t>
-      </w:r>
-      <w:proofErr w:type="spellStart"/>
-      <w:r>
-        <w:rPr>
-          <w:rFonts w:ascii="Times New Roman" w:hAnsi="Times New Roman" w:cs="Times New Roman"/>
-        </w:rPr>
-        <w:t>usp</w:t>
-      </w:r>
-      <w:proofErr w:type="spellEnd"/>
-      <w:r>
-        <w:rPr>
-          <w:rFonts w:ascii="Times New Roman" w:hAnsi="Times New Roman" w:cs="Times New Roman"/>
-        </w:rPr>
-        <w:t>_), los índices NONCLUSTERED y las 3 vistas analíticas (v_).</w:t>
+        <w:t xml:space="preserve"> Ejecutar el script que contiene los 5 Procedimientos Almacenados (usp_), los índices NONCLUSTERED y las 3 vistas analíticas (v_).</w:t>
       </w:r>
     </w:p>
     <w:p>
@@ -41768,25 +39833,7 @@
           <w:b/>
           <w:bCs/>
         </w:rPr>
-        <w:t xml:space="preserve">Fase 2: Conexión al </w:t>
-      </w:r>
-      <w:proofErr w:type="spellStart"/>
-      <w:r>
-        <w:rPr>
-          <w:rFonts w:ascii="Times New Roman" w:hAnsi="Times New Roman" w:cs="Times New Roman"/>
-          <w:b/>
-          <w:bCs/>
-        </w:rPr>
-        <w:t>Frontend</w:t>
-      </w:r>
-      <w:proofErr w:type="spellEnd"/>
-      <w:r>
-        <w:rPr>
-          <w:rFonts w:ascii="Times New Roman" w:hAnsi="Times New Roman" w:cs="Times New Roman"/>
-          <w:b/>
-          <w:bCs/>
-        </w:rPr>
-        <w:t xml:space="preserve"> (Looker Studio)</w:t>
+        <w:t>Fase 2: Conexión al Frontend (Looker Studio)</w:t>
       </w:r>
     </w:p>
     <w:p>
@@ -41857,21 +39904,7 @@
         <w:rPr>
           <w:rFonts w:ascii="Times New Roman" w:hAnsi="Times New Roman" w:cs="Times New Roman"/>
         </w:rPr>
-        <w:t xml:space="preserve">Autenticar las credenciales del servidor y seleccionar la base de datos </w:t>
-      </w:r>
-      <w:proofErr w:type="spellStart"/>
-      <w:r>
-        <w:rPr>
-          <w:rFonts w:ascii="Times New Roman" w:hAnsi="Times New Roman" w:cs="Times New Roman"/>
-        </w:rPr>
-        <w:t>OmniRuta</w:t>
-      </w:r>
-      <w:proofErr w:type="spellEnd"/>
-      <w:r>
-        <w:rPr>
-          <w:rFonts w:ascii="Times New Roman" w:hAnsi="Times New Roman" w:cs="Times New Roman"/>
-        </w:rPr>
-        <w:t>.</w:t>
+        <w:t>Autenticar las credenciales del servidor y seleccionar la base de datos OmniRuta.</w:t>
       </w:r>
     </w:p>
     <w:p>
@@ -41890,35 +39923,7 @@
         <w:rPr>
           <w:rFonts w:ascii="Times New Roman" w:hAnsi="Times New Roman" w:cs="Times New Roman"/>
         </w:rPr>
-        <w:t xml:space="preserve">Importar de manera independiente las vistas </w:t>
-      </w:r>
-      <w:proofErr w:type="spellStart"/>
-      <w:r>
-        <w:rPr>
-          <w:rFonts w:ascii="Times New Roman" w:hAnsi="Times New Roman" w:cs="Times New Roman"/>
-        </w:rPr>
-        <w:t>vw_DashboardLogistico</w:t>
-      </w:r>
-      <w:proofErr w:type="spellEnd"/>
-      <w:r>
-        <w:rPr>
-          <w:rFonts w:ascii="Times New Roman" w:hAnsi="Times New Roman" w:cs="Times New Roman"/>
-        </w:rPr>
-        <w:t xml:space="preserve"> y </w:t>
-      </w:r>
-      <w:proofErr w:type="spellStart"/>
-      <w:r>
-        <w:rPr>
-          <w:rFonts w:ascii="Times New Roman" w:hAnsi="Times New Roman" w:cs="Times New Roman"/>
-        </w:rPr>
-        <w:t>v_DashboardMapaIncidencias</w:t>
-      </w:r>
-      <w:proofErr w:type="spellEnd"/>
-      <w:r>
-        <w:rPr>
-          <w:rFonts w:ascii="Times New Roman" w:hAnsi="Times New Roman" w:cs="Times New Roman"/>
-        </w:rPr>
-        <w:t xml:space="preserve"> para separar las consultas transaccionales de las de geolocalización.</w:t>
+        <w:t>Importar de manera independiente las vistas vw_DashboardLogistico y v_DashboardMapaIncidencias para separar las consultas transaccionales de las de geolocalización.</w:t>
       </w:r>
     </w:p>
     <w:p>
@@ -41941,33 +39946,7 @@
           <w:b/>
           <w:bCs/>
         </w:rPr>
-        <w:t xml:space="preserve"> </w:t>
-      </w:r>
-      <w:r>
-        <w:rPr>
-          <w:rFonts w:ascii="Times New Roman" w:hAnsi="Times New Roman" w:cs="Times New Roman"/>
-          <w:b/>
-          <w:bCs/>
-        </w:rPr>
-        <w:t xml:space="preserve">Descripción del </w:t>
-      </w:r>
-      <w:proofErr w:type="spellStart"/>
-      <w:r>
-        <w:rPr>
-          <w:rFonts w:ascii="Times New Roman" w:hAnsi="Times New Roman" w:cs="Times New Roman"/>
-          <w:b/>
-          <w:bCs/>
-        </w:rPr>
-        <w:t>Dashboard</w:t>
-      </w:r>
-      <w:proofErr w:type="spellEnd"/>
-      <w:r>
-        <w:rPr>
-          <w:rFonts w:ascii="Times New Roman" w:hAnsi="Times New Roman" w:cs="Times New Roman"/>
-          <w:b/>
-          <w:bCs/>
-        </w:rPr>
-        <w:t xml:space="preserve"> Gerencial</w:t>
+        <w:t xml:space="preserve"> Descripción del Dashboard Gerencial</w:t>
       </w:r>
     </w:p>
     <w:p>
@@ -41996,10 +39975,10 @@
       <w:r>
         <w:lastRenderedPageBreak/>
         <w:drawing>
-          <wp:inline distT="0" distB="0" distL="0" distR="0" wp14:anchorId="4D525131" wp14:editId="1D533C58">
+          <wp:inline distT="0" distB="0" distL="0" distR="0" wp14:anchorId="5B93FD4D" wp14:editId="165D5750">
             <wp:extent cx="5943600" cy="4458970"/>
             <wp:effectExtent l="0" t="0" r="0" b="0"/>
-            <wp:docPr id="1541666018" name="Imagen 1"/>
+            <wp:docPr id="815945535" name="Imagen 1"/>
             <wp:cNvGraphicFramePr>
               <a:graphicFrameLocks xmlns:a="http://schemas.openxmlformats.org/drawingml/2006/main" noChangeAspect="1"/>
             </wp:cNvGraphicFramePr>
@@ -42007,7 +39986,7 @@
               <a:graphicData uri="http://schemas.openxmlformats.org/drawingml/2006/picture">
                 <pic:pic xmlns:pic="http://schemas.openxmlformats.org/drawingml/2006/picture">
                   <pic:nvPicPr>
-                    <pic:cNvPr id="1541666018" name=""/>
+                    <pic:cNvPr id="815945535" name=""/>
                     <pic:cNvPicPr/>
                   </pic:nvPicPr>
                   <pic:blipFill>
@@ -42043,34 +40022,16 @@
       <w:r>
         <w:t xml:space="preserve">Ilustración </w:t>
       </w:r>
+      <w:fldSimple w:instr=" SEQ Ilustración \* ARABIC ">
+        <w:r>
+          <w:rPr>
+            <w:noProof/>
+          </w:rPr>
+          <w:t>4</w:t>
+        </w:r>
+      </w:fldSimple>
       <w:r>
-        <w:fldChar w:fldCharType="begin"/>
-      </w:r>
-      <w:r>
-        <w:instrText xml:space="preserve"> SEQ Ilustración \* ARABIC </w:instrText>
-      </w:r>
-      <w:r>
-        <w:fldChar w:fldCharType="separate"/>
-      </w:r>
-      <w:r>
-        <w:rPr>
-          <w:noProof/>
-        </w:rPr>
-        <w:t>4</w:t>
-      </w:r>
-      <w:r>
-        <w:fldChar w:fldCharType="end"/>
-      </w:r>
-      <w:r>
-        <w:t xml:space="preserve"> </w:t>
-      </w:r>
-      <w:proofErr w:type="spellStart"/>
-      <w:r>
-        <w:t>Dashboard</w:t>
-      </w:r>
-      <w:proofErr w:type="spellEnd"/>
-      <w:r>
-        <w:t xml:space="preserve"> General</w:t>
+        <w:t xml:space="preserve"> Dashboard General</w:t>
       </w:r>
     </w:p>
     <w:p>
@@ -42093,25 +40054,7 @@
           <w:b/>
           <w:bCs/>
         </w:rPr>
-        <w:t xml:space="preserve"> Tarjetas de Indicadores Clave (</w:t>
-      </w:r>
-      <w:proofErr w:type="spellStart"/>
-      <w:r>
-        <w:rPr>
-          <w:rFonts w:ascii="Times New Roman" w:hAnsi="Times New Roman" w:cs="Times New Roman"/>
-          <w:b/>
-          <w:bCs/>
-        </w:rPr>
-        <w:t>KPIs</w:t>
-      </w:r>
-      <w:proofErr w:type="spellEnd"/>
-      <w:r>
-        <w:rPr>
-          <w:rFonts w:ascii="Times New Roman" w:hAnsi="Times New Roman" w:cs="Times New Roman"/>
-          <w:b/>
-          <w:bCs/>
-        </w:rPr>
-        <w:t>)</w:t>
+        <w:t xml:space="preserve"> Tarjetas de Indicadores Clave (KPIs)</w:t>
       </w:r>
     </w:p>
     <w:p>
@@ -42127,21 +40070,7 @@
         <w:rPr>
           <w:rFonts w:ascii="Times New Roman" w:hAnsi="Times New Roman" w:cs="Times New Roman"/>
         </w:rPr>
-        <w:t xml:space="preserve">Ubicadas en la franja superior para lectura inmediata, alimentadas principalmente por la vista </w:t>
-      </w:r>
-      <w:proofErr w:type="spellStart"/>
-      <w:r>
-        <w:rPr>
-          <w:rFonts w:ascii="Times New Roman" w:hAnsi="Times New Roman" w:cs="Times New Roman"/>
-        </w:rPr>
-        <w:t>vw_DashboardLogistico</w:t>
-      </w:r>
-      <w:proofErr w:type="spellEnd"/>
-      <w:r>
-        <w:rPr>
-          <w:rFonts w:ascii="Times New Roman" w:hAnsi="Times New Roman" w:cs="Times New Roman"/>
-        </w:rPr>
-        <w:t>:</w:t>
+        <w:t>Ubicadas en la franja superior para lectura inmediata, alimentadas principalmente por la vista vw_DashboardLogistico:</w:t>
       </w:r>
     </w:p>
     <w:p>
@@ -42298,21 +40227,7 @@
         <w:rPr>
           <w:rFonts w:ascii="Times New Roman" w:hAnsi="Times New Roman" w:cs="Times New Roman"/>
         </w:rPr>
-        <w:t xml:space="preserve"> Analiza la curva de actividad logística a lo largo del día, permitiendo identificar los picos de salida de camiones para optimizar los turnos del personal en los </w:t>
-      </w:r>
-      <w:proofErr w:type="spellStart"/>
-      <w:r>
-        <w:rPr>
-          <w:rFonts w:ascii="Times New Roman" w:hAnsi="Times New Roman" w:cs="Times New Roman"/>
-        </w:rPr>
-        <w:t>Hubs</w:t>
-      </w:r>
-      <w:proofErr w:type="spellEnd"/>
-      <w:r>
-        <w:rPr>
-          <w:rFonts w:ascii="Times New Roman" w:hAnsi="Times New Roman" w:cs="Times New Roman"/>
-        </w:rPr>
-        <w:t>.</w:t>
+        <w:t xml:space="preserve"> Analiza la curva de actividad logística a lo largo del día, permitiendo identificar los picos de salida de camiones para optimizar los turnos del personal en los Hubs.</w:t>
       </w:r>
     </w:p>
     <w:p>
@@ -42353,6 +40268,7 @@
       <w:r>
         <w:rPr>
           <w:rFonts w:ascii="Times New Roman" w:hAnsi="Times New Roman" w:cs="Times New Roman"/>
+          <w:noProof/>
         </w:rPr>
         <w:lastRenderedPageBreak/>
         <w:drawing>
@@ -42403,24 +40319,14 @@
       <w:r>
         <w:t xml:space="preserve">Ilustración </w:t>
       </w:r>
-      <w:r>
-        <w:fldChar w:fldCharType="begin"/>
-      </w:r>
-      <w:r>
-        <w:instrText xml:space="preserve"> SEQ Ilustración \* ARABIC </w:instrText>
-      </w:r>
-      <w:r>
-        <w:fldChar w:fldCharType="separate"/>
-      </w:r>
-      <w:r>
-        <w:rPr>
-          <w:noProof/>
-        </w:rPr>
-        <w:t>5</w:t>
-      </w:r>
-      <w:r>
-        <w:fldChar w:fldCharType="end"/>
-      </w:r>
+      <w:fldSimple w:instr=" SEQ Ilustración \* ARABIC ">
+        <w:r>
+          <w:rPr>
+            <w:noProof/>
+          </w:rPr>
+          <w:t>5</w:t>
+        </w:r>
+      </w:fldSimple>
       <w:r>
         <w:t xml:space="preserve"> Gráficos Analíticos</w:t>
       </w:r>
@@ -42470,21 +40376,7 @@
         <w:rPr>
           <w:rFonts w:ascii="Times New Roman" w:hAnsi="Times New Roman" w:cs="Times New Roman"/>
         </w:rPr>
-        <w:t xml:space="preserve"> Utiliza la vista </w:t>
-      </w:r>
-      <w:proofErr w:type="spellStart"/>
-      <w:r>
-        <w:rPr>
-          <w:rFonts w:ascii="Times New Roman" w:hAnsi="Times New Roman" w:cs="Times New Roman"/>
-        </w:rPr>
-        <w:t>v_DashboardMapaIncidencias</w:t>
-      </w:r>
-      <w:proofErr w:type="spellEnd"/>
-      <w:r>
-        <w:rPr>
-          <w:rFonts w:ascii="Times New Roman" w:hAnsi="Times New Roman" w:cs="Times New Roman"/>
-        </w:rPr>
-        <w:t xml:space="preserve"> para proyectar en un mapa de burbujas la ubicación exacta de las anomalías (Clima, Bloqueos, Mecánica).</w:t>
+        <w:t xml:space="preserve"> Utiliza la vista v_DashboardMapaIncidencias para proyectar en un mapa de burbujas la ubicación exacta de las anomalías (Clima, Bloqueos, Mecánica).</w:t>
       </w:r>
     </w:p>
     <w:p>
@@ -42513,21 +40405,7 @@
         <w:rPr>
           <w:rFonts w:ascii="Times New Roman" w:hAnsi="Times New Roman" w:cs="Times New Roman"/>
         </w:rPr>
-        <w:t xml:space="preserve"> El modelo de datos garantiza la integridad de todas las incidencias; sin embargo, la renderización visual en el mapa depende del motor de geocodificación de la API de Google </w:t>
-      </w:r>
-      <w:proofErr w:type="spellStart"/>
-      <w:r>
-        <w:rPr>
-          <w:rFonts w:ascii="Times New Roman" w:hAnsi="Times New Roman" w:cs="Times New Roman"/>
-        </w:rPr>
-        <w:t>Maps</w:t>
-      </w:r>
-      <w:proofErr w:type="spellEnd"/>
-      <w:r>
-        <w:rPr>
-          <w:rFonts w:ascii="Times New Roman" w:hAnsi="Times New Roman" w:cs="Times New Roman"/>
-        </w:rPr>
-        <w:t xml:space="preserve">, el cual </w:t>
+        <w:t xml:space="preserve"> El modelo de datos garantiza la integridad de todas las incidencias; sin embargo, la renderización visual en el mapa depende del motor de geocodificación de la API de Google Maps, el cual </w:t>
       </w:r>
       <w:r>
         <w:rPr>
@@ -42544,14 +40422,11 @@
         <w:ind w:left="1776"/>
       </w:pPr>
       <w:r>
-        <w:rPr>
-          <w:rFonts w:ascii="Times New Roman" w:hAnsi="Times New Roman" w:cs="Times New Roman"/>
-        </w:rPr>
         <w:drawing>
-          <wp:inline distT="0" distB="0" distL="0" distR="0" wp14:anchorId="0082CA71" wp14:editId="349CFD09">
-            <wp:extent cx="3627434" cy="4359018"/>
-            <wp:effectExtent l="0" t="0" r="0" b="3810"/>
-            <wp:docPr id="1606518242" name="Imagen 1"/>
+          <wp:inline distT="0" distB="0" distL="0" distR="0" wp14:anchorId="315E6B44" wp14:editId="0E45E174">
+            <wp:extent cx="3680779" cy="4541914"/>
+            <wp:effectExtent l="0" t="0" r="0" b="0"/>
+            <wp:docPr id="898813848" name="Imagen 1"/>
             <wp:cNvGraphicFramePr>
               <a:graphicFrameLocks xmlns:a="http://schemas.openxmlformats.org/drawingml/2006/main" noChangeAspect="1"/>
             </wp:cNvGraphicFramePr>
@@ -42559,7 +40434,7 @@
               <a:graphicData uri="http://schemas.openxmlformats.org/drawingml/2006/picture">
                 <pic:pic xmlns:pic="http://schemas.openxmlformats.org/drawingml/2006/picture">
                   <pic:nvPicPr>
-                    <pic:cNvPr id="1606518242" name=""/>
+                    <pic:cNvPr id="898813848" name=""/>
                     <pic:cNvPicPr/>
                   </pic:nvPicPr>
                   <pic:blipFill>
@@ -42571,7 +40446,7 @@
                   <pic:spPr>
                     <a:xfrm>
                       <a:off x="0" y="0"/>
-                      <a:ext cx="3627434" cy="4359018"/>
+                      <a:ext cx="3680779" cy="4541914"/>
                     </a:xfrm>
                     <a:prstGeom prst="rect">
                       <a:avLst/>
@@ -42595,24 +40470,14 @@
       <w:r>
         <w:t xml:space="preserve">Ilustración </w:t>
       </w:r>
-      <w:r>
-        <w:fldChar w:fldCharType="begin"/>
-      </w:r>
-      <w:r>
-        <w:instrText xml:space="preserve"> SEQ Ilustración \* ARABIC </w:instrText>
-      </w:r>
-      <w:r>
-        <w:fldChar w:fldCharType="separate"/>
-      </w:r>
-      <w:r>
-        <w:rPr>
-          <w:noProof/>
-        </w:rPr>
-        <w:t>6</w:t>
-      </w:r>
-      <w:r>
-        <w:fldChar w:fldCharType="end"/>
-      </w:r>
+      <w:fldSimple w:instr=" SEQ Ilustración \* ARABIC ">
+        <w:r>
+          <w:rPr>
+            <w:noProof/>
+          </w:rPr>
+          <w:t>6</w:t>
+        </w:r>
+      </w:fldSimple>
       <w:r>
         <w:t xml:space="preserve"> Mapa Geográfico de Incidencias</w:t>
       </w:r>
@@ -42648,21 +40513,7 @@
         <w:rPr>
           <w:rFonts w:ascii="Times New Roman" w:hAnsi="Times New Roman" w:cs="Times New Roman"/>
         </w:rPr>
-        <w:t xml:space="preserve">El </w:t>
-      </w:r>
-      <w:proofErr w:type="spellStart"/>
-      <w:r>
-        <w:rPr>
-          <w:rFonts w:ascii="Times New Roman" w:hAnsi="Times New Roman" w:cs="Times New Roman"/>
-        </w:rPr>
-        <w:t>dashboard</w:t>
-      </w:r>
-      <w:proofErr w:type="spellEnd"/>
-      <w:r>
-        <w:rPr>
-          <w:rFonts w:ascii="Times New Roman" w:hAnsi="Times New Roman" w:cs="Times New Roman"/>
-        </w:rPr>
-        <w:t xml:space="preserve"> no es estático; cuenta con un panel de control interactivo en la cabecera oscura que permite a la gerencia segmentar la información en tiempo real a través de 3 filtros principales:</w:t>
+        <w:t>El dashboard no es estático; cuenta con un panel de control interactivo en la cabecera oscura que permite a la gerencia segmentar la información en tiempo real a través de 3 filtros principales:</w:t>
       </w:r>
     </w:p>
     <w:p>
@@ -42674,7 +40525,9 @@
       <w:r>
         <w:rPr>
           <w:rFonts w:ascii="Times New Roman" w:hAnsi="Times New Roman" w:cs="Times New Roman"/>
+          <w:noProof/>
         </w:rPr>
+        <w:lastRenderedPageBreak/>
         <w:drawing>
           <wp:inline distT="0" distB="0" distL="0" distR="0" wp14:anchorId="2A5D6A9C" wp14:editId="5CCFBAC9">
             <wp:extent cx="3711262" cy="320068"/>
@@ -42723,24 +40576,14 @@
       <w:r>
         <w:t xml:space="preserve">Ilustración </w:t>
       </w:r>
-      <w:r>
-        <w:fldChar w:fldCharType="begin"/>
-      </w:r>
-      <w:r>
-        <w:instrText xml:space="preserve"> SEQ Ilustración \* ARABIC </w:instrText>
-      </w:r>
-      <w:r>
-        <w:fldChar w:fldCharType="separate"/>
-      </w:r>
-      <w:r>
-        <w:rPr>
-          <w:noProof/>
-        </w:rPr>
-        <w:t>7</w:t>
-      </w:r>
-      <w:r>
-        <w:fldChar w:fldCharType="end"/>
-      </w:r>
+      <w:fldSimple w:instr=" SEQ Ilustración \* ARABIC ">
+        <w:r>
+          <w:rPr>
+            <w:noProof/>
+          </w:rPr>
+          <w:t>7</w:t>
+        </w:r>
+      </w:fldSimple>
       <w:r>
         <w:t xml:space="preserve"> Filtros de Navegación</w:t>
       </w:r>
@@ -42765,7 +40608,6 @@
           <w:b/>
           <w:bCs/>
         </w:rPr>
-        <w:lastRenderedPageBreak/>
         <w:t>Selecciona un Periodo (Filtro de Fecha):</w:t>
       </w:r>
       <w:r>
@@ -42789,23 +40631,13 @@
           <w:rFonts w:ascii="Times New Roman" w:hAnsi="Times New Roman" w:cs="Times New Roman"/>
         </w:rPr>
       </w:pPr>
-      <w:proofErr w:type="spellStart"/>
       <w:r>
         <w:rPr>
           <w:rFonts w:ascii="Times New Roman" w:hAnsi="Times New Roman" w:cs="Times New Roman"/>
           <w:b/>
           <w:bCs/>
         </w:rPr>
-        <w:t>Segmentador</w:t>
-      </w:r>
-      <w:proofErr w:type="spellEnd"/>
-      <w:r>
-        <w:rPr>
-          <w:rFonts w:ascii="Times New Roman" w:hAnsi="Times New Roman" w:cs="Times New Roman"/>
-          <w:b/>
-          <w:bCs/>
-        </w:rPr>
-        <w:t xml:space="preserve"> por Hub (Origen / Destino):</w:t>
+        <w:t>Segmentador por Hub (Origen / Destino):</w:t>
       </w:r>
       <w:r>
         <w:rPr>
@@ -42834,25 +40666,7 @@
           <w:b/>
           <w:bCs/>
         </w:rPr>
-        <w:t>Interacción Cruzada (Cross-</w:t>
-      </w:r>
-      <w:proofErr w:type="spellStart"/>
-      <w:r>
-        <w:rPr>
-          <w:rFonts w:ascii="Times New Roman" w:hAnsi="Times New Roman" w:cs="Times New Roman"/>
-          <w:b/>
-          <w:bCs/>
-        </w:rPr>
-        <w:t>Filtering</w:t>
-      </w:r>
-      <w:proofErr w:type="spellEnd"/>
-      <w:r>
-        <w:rPr>
-          <w:rFonts w:ascii="Times New Roman" w:hAnsi="Times New Roman" w:cs="Times New Roman"/>
-          <w:b/>
-          <w:bCs/>
-        </w:rPr>
-        <w:t>):</w:t>
+        <w:t>Interacción Cruzada (Cross-Filtering):</w:t>
       </w:r>
       <w:r>
         <w:rPr>
@@ -46953,6 +44767,7 @@
   <w:style w:type="character" w:default="1" w:styleId="Fuentedeprrafopredeter">
     <w:name w:val="Default Paragraph Font"/>
     <w:uiPriority w:val="1"/>
+    <w:semiHidden/>
     <w:unhideWhenUsed/>
   </w:style>
   <w:style w:type="table" w:default="1" w:styleId="Tablanormal">
